--- a/docs/asset-management/Recording Scripts/Professor_Pixel_Recording_Script.docx
+++ b/docs/asset-management/Recording Scripts/Professor_Pixel_Recording_Script.docx
@@ -2,154 +2,175 @@
 <file path=word/document.xml><?xml version="1.0" encoding="utf-8"?>
 <w:document xmlns:wpc="http://schemas.microsoft.com/office/word/2010/wordprocessingCanvas" xmlns:mo="http://schemas.microsoft.com/office/mac/office/2008/main" xmlns:mc="http://schemas.openxmlformats.org/markup-compatibility/2006" xmlns:mv="urn:schemas-microsoft-com:mac:vml" xmlns:o="urn:schemas-microsoft-com:office:office" xmlns:r="http://schemas.openxmlformats.org/officeDocument/2006/relationships" xmlns:m="http://schemas.openxmlformats.org/officeDocument/2006/math" xmlns:v="urn:schemas-microsoft-com:vml" xmlns:wp14="http://schemas.microsoft.com/office/word/2010/wordprocessingDrawing" xmlns:wp="http://schemas.openxmlformats.org/drawingml/2006/wordprocessingDrawing" xmlns:w10="urn:schemas-microsoft-com:office:word" xmlns:w="http://schemas.openxmlformats.org/wordprocessingml/2006/main" xmlns:w14="http://schemas.microsoft.com/office/word/2010/wordml" xmlns:wpg="http://schemas.microsoft.com/office/word/2010/wordprocessingGroup" xmlns:wpi="http://schemas.microsoft.com/office/word/2010/wordprocessingInk" xmlns:wne="http://schemas.microsoft.com/office/word/2006/wordml" xmlns:wps="http://schemas.microsoft.com/office/word/2010/wordprocessingShape" mc:Ignorable="w14 wp14">
   <w:body>
-    <w:tbl>
-      <w:tblPr>
-        <w:tblW w:type="auto" w:w="0"/>
+    <w:p>
+      <w:pPr>
+        <w:pStyle w:val="Title"/>
         <w:jc w:val="center"/>
-        <w:tblLayout w:type="fixed"/>
-        <w:tblLook w:firstColumn="1" w:firstRow="1" w:lastColumn="0" w:lastRow="0" w:noHBand="0" w:noVBand="1" w:val="04A0"/>
-      </w:tblPr>
-      <w:tblGrid>
-        <w:gridCol w:w="10080"/>
-      </w:tblGrid>
-      <w:tr>
-        <w:tc>
-          <w:tcPr>
-            <w:tcW w:type="dxa" w:w="10224"/>
-            <w:shd w:fill="0B2348"/>
-            <w:vAlign w:val="center"/>
-          </w:tcPr>
-          <w:p>
-            <w:pPr>
-              <w:jc w:val="left"/>
-            </w:pPr>
-            <w:r>
-              <w:rPr>
-                <w:rFonts w:ascii="Aptos Display" w:hAnsi="Aptos Display"/>
-                <w:b/>
-                <w:color w:val="FFFFFF"/>
-                <w:sz w:val="48"/>
-              </w:rPr>
-              <w:t>Professor Pixel Recording Script</w:t>
-            </w:r>
-          </w:p>
-          <w:p>
-            <w:r>
-              <w:rPr>
-                <w:rFonts w:ascii="Aptos" w:hAnsi="Aptos"/>
-                <w:color w:val="D9EAF7"/>
-                <w:sz w:val="20"/>
-              </w:rPr>
-              <w:t>PromptCraft · Current active recording lines · PROMPTCRAFT_V429</w:t>
-            </w:r>
-          </w:p>
-        </w:tc>
-      </w:tr>
-    </w:tbl>
+      </w:pPr>
+      <w:r>
+        <w:rPr>
+          <w:color w:val="000000"/>
+        </w:rPr>
+        <w:t>Professor Pixel Recording Guide</w:t>
+      </w:r>
+    </w:p>
     <w:p>
       <w:r>
         <w:rPr>
           <w:b/>
-          <w:sz w:val="22"/>
         </w:rPr>
-        <w:t>Thank you for helping record Professor Pixel.</w:t>
+        <w:t xml:space="preserve">Purpose. </w:t>
+      </w:r>
+      <w:r>
+        <w:t>Use this guide to decide whether a recording session is ready. The voice tracker and current application source control the approved line list; this document does not copy dialogue that may become stale.</w:t>
+      </w:r>
+    </w:p>
+    <w:p>
+      <w:pPr>
+        <w:pStyle w:val="Heading1"/>
+      </w:pPr>
+      <w:r>
+        <w:t>Current production status</w:t>
       </w:r>
     </w:p>
     <w:tbl>
       <w:tblPr>
+        <w:tblStyle w:val="TableGrid"/>
         <w:tblW w:type="auto" w:w="0"/>
         <w:jc w:val="center"/>
         <w:tblLook w:firstColumn="1" w:firstRow="1" w:lastColumn="0" w:lastRow="0" w:noHBand="0" w:noVBand="1" w:val="04A0"/>
       </w:tblPr>
       <w:tblGrid>
-        <w:gridCol w:w="10224"/>
+        <w:gridCol w:w="4939"/>
+        <w:gridCol w:w="4939"/>
       </w:tblGrid>
       <w:tr>
+        <w:trPr>
+          <w:tblHeader w:val="true"/>
+        </w:trPr>
         <w:tc>
           <w:tcPr>
-            <w:tcW w:type="dxa" w:w="10224"/>
-            <w:shd w:fill="EAF4FB"/>
-            <w:tcBorders>
-              <w:top w:val="single" w:sz="8" w:color="C8D5E3"/>
-              <w:start w:val="single" w:sz="8" w:color="C8D5E3"/>
-              <w:bottom w:val="single" w:sz="8" w:color="C8D5E3"/>
-              <w:end w:val="single" w:sz="8" w:color="C8D5E3"/>
-            </w:tcBorders>
+            <w:tcW w:type="dxa" w:w="4939"/>
+            <w:shd w:fill="0D2A55"/>
           </w:tcPr>
           <w:p>
             <w:r>
               <w:rPr>
-                <w:rFonts w:ascii="Aptos" w:hAnsi="Aptos"/>
                 <w:b/>
-                <w:color w:val="0B2348"/>
-                <w:sz w:val="22"/>
+                <w:color w:val="FFFFFF"/>
               </w:rPr>
-              <w:t>Performance direction</w:t>
+              <w:t>Item</w:t>
             </w:r>
           </w:p>
+        </w:tc>
+        <w:tc>
+          <w:tcPr>
+            <w:tcW w:type="dxa" w:w="4939"/>
+            <w:shd w:fill="0D2A55"/>
+          </w:tcPr>
           <w:p>
-            <w:pPr>
-              <w:spacing w:after="40"/>
-            </w:pPr>
             <w:r>
               <w:rPr>
-                <w:rFonts w:ascii="Aptos" w:hAnsi="Aptos"/>
-                <w:color w:val="14233B"/>
-                <w:sz w:val="19"/>
+                <w:b/>
+                <w:color w:val="FFFFFF"/>
               </w:rPr>
-              <w:t>• Warm, intelligent faculty coach; conversational rather than announcer-like.</w:t>
+              <w:t>Current state</w:t>
             </w:r>
           </w:p>
+        </w:tc>
+      </w:tr>
+      <w:tr>
+        <w:tc>
+          <w:tcPr>
+            <w:tcW w:type="dxa" w:w="4939"/>
+            <w:vAlign w:val="center"/>
+          </w:tcPr>
           <w:p>
-            <w:pPr>
-              <w:spacing w:after="40"/>
-            </w:pPr>
             <w:r>
-              <w:rPr>
-                <w:rFonts w:ascii="Aptos" w:hAnsi="Aptos"/>
-                <w:color w:val="14233B"/>
-                <w:sz w:val="19"/>
-              </w:rPr>
-              <w:t>• Lightly playful when appropriate, but never cartoonish or robotic.</w:t>
+              <w:t>Speaker</w:t>
             </w:r>
           </w:p>
+        </w:tc>
+        <w:tc>
+          <w:tcPr>
+            <w:tcW w:type="dxa" w:w="4939"/>
+            <w:vAlign w:val="center"/>
+          </w:tcPr>
           <w:p>
-            <w:pPr>
-              <w:spacing w:after="40"/>
-            </w:pPr>
             <w:r>
-              <w:rPr>
-                <w:rFonts w:ascii="Aptos" w:hAnsi="Aptos"/>
-                <w:color w:val="14233B"/>
-                <w:sz w:val="19"/>
-              </w:rPr>
-              <w:t>• Use the expression label as a performance cue; do not read it aloud.</w:t>
+              <w:t>Professor Pixel</w:t>
             </w:r>
           </w:p>
+        </w:tc>
+      </w:tr>
+      <w:tr>
+        <w:tc>
+          <w:tcPr>
+            <w:tcW w:type="dxa" w:w="4939"/>
+            <w:vAlign w:val="center"/>
+          </w:tcPr>
           <w:p>
-            <w:pPr>
-              <w:spacing w:after="40"/>
-            </w:pPr>
             <w:r>
-              <w:rPr>
-                <w:rFonts w:ascii="Aptos" w:hAnsi="Aptos"/>
-                <w:color w:val="14233B"/>
-                <w:sz w:val="19"/>
-              </w:rPr>
-              <w:t>• Save each final clip using the exact filename shown.</w:t>
+              <w:t>Current role</w:t>
             </w:r>
           </w:p>
+        </w:tc>
+        <w:tc>
+          <w:tcPr>
+            <w:tcW w:type="dxa" w:w="4939"/>
+            <w:vAlign w:val="center"/>
+          </w:tcPr>
           <w:p>
-            <w:pPr>
-              <w:spacing w:after="40"/>
-            </w:pPr>
             <w:r>
-              <w:rPr>
-                <w:rFonts w:ascii="Aptos" w:hAnsi="Aptos"/>
-                <w:color w:val="14233B"/>
-                <w:sz w:val="19"/>
-              </w:rPr>
-              <w:t>• This packet excludes retired, legacy, dev-only, dynamic, and optional lines.</w:t>
+              <w:t>Guide and instructional design coach across PromptCraft.</w:t>
+            </w:r>
+          </w:p>
+        </w:tc>
+      </w:tr>
+      <w:tr>
+        <w:tc>
+          <w:tcPr>
+            <w:tcW w:type="dxa" w:w="4939"/>
+            <w:vAlign w:val="center"/>
+          </w:tcPr>
+          <w:p>
+            <w:r>
+              <w:t>Recording decision</w:t>
+            </w:r>
+          </w:p>
+        </w:tc>
+        <w:tc>
+          <w:tcPr>
+            <w:tcW w:type="dxa" w:w="4939"/>
+            <w:vAlign w:val="center"/>
+          </w:tcPr>
+          <w:p>
+            <w:r>
+              <w:t>Hold new Scenario 1 recording until the current Start With the Learning dialogue is exported and approved.</w:t>
+            </w:r>
+          </w:p>
+        </w:tc>
+      </w:tr>
+      <w:tr>
+        <w:tc>
+          <w:tcPr>
+            <w:tcW w:type="dxa" w:w="4939"/>
+            <w:vAlign w:val="center"/>
+          </w:tcPr>
+          <w:p>
+            <w:r>
+              <w:t>Technical baseline</w:t>
+            </w:r>
+          </w:p>
+        </w:tc>
+        <w:tc>
+          <w:tcPr>
+            <w:tcW w:type="dxa" w:w="4939"/>
+            <w:vAlign w:val="center"/>
+          </w:tcPr>
+          <w:p>
+            <w:r>
+              <w:t>PROMPTCRAFT_V429, Patch 575, asset manifest v150</w:t>
             </w:r>
           </w:p>
         </w:tc>
@@ -157,5141 +178,98 @@
     </w:tbl>
     <w:p>
       <w:pPr>
-        <w:spacing w:after="40"/>
-      </w:pPr>
-    </w:p>
-    <w:p>
-      <w:pPr>
-        <w:spacing w:before="160" w:after="100"/>
+        <w:pStyle w:val="Heading1"/>
       </w:pPr>
       <w:r>
-        <w:rPr>
-          <w:rFonts w:ascii="Aptos Display" w:hAnsi="Aptos Display"/>
-          <w:b/>
-          <w:color w:val="0B2348"/>
-          <w:sz w:val="30"/>
-        </w:rPr>
-        <w:t>Shared welcome &amp; general feedback</w:t>
-      </w:r>
-    </w:p>
-    <w:tbl>
-      <w:tblPr>
-        <w:tblW w:type="auto" w:w="0"/>
-        <w:jc w:val="center"/>
-        <w:tblLayout w:type="fixed"/>
-        <w:tblLook w:firstColumn="1" w:firstRow="1" w:lastColumn="0" w:lastRow="0" w:noHBand="0" w:noVBand="1" w:val="04A0"/>
-      </w:tblPr>
-      <w:tblGrid>
-        <w:gridCol w:w="3096"/>
-        <w:gridCol w:w="6984"/>
-      </w:tblGrid>
-      <w:tr>
-        <w:trPr>
-          <w:cantSplit/>
-        </w:trPr>
-        <w:tc>
-          <w:tcPr>
-            <w:tcW w:type="dxa" w:w="5112"/>
-            <w:shd w:fill="FBF7ED"/>
-            <w:vAlign w:val="top"/>
-            <w:tcBorders>
-              <w:top w:val="single" w:sz="6" w:color="C8D5E3"/>
-              <w:start w:val="single" w:sz="6" w:color="C8D5E3"/>
-              <w:bottom w:val="single" w:sz="6" w:color="C8D5E3"/>
-              <w:end w:val="single" w:sz="6" w:color="C8D5E3"/>
-            </w:tcBorders>
-          </w:tcPr>
-          <w:p>
-            <w:pPr>
-              <w:spacing w:after="40"/>
-            </w:pPr>
-            <w:r>
-              <w:rPr>
-                <w:rFonts w:ascii="Aptos" w:hAnsi="Aptos"/>
-                <w:b/>
-                <w:color w:val="0B2348"/>
-                <w:sz w:val="20"/>
-              </w:rPr>
-              <w:t>01 · p1</w:t>
-            </w:r>
-          </w:p>
-          <w:p>
-            <w:pPr>
-              <w:spacing w:after="20"/>
-            </w:pPr>
-            <w:r>
-              <w:rPr>
-                <w:rFonts w:ascii="Aptos" w:hAnsi="Aptos"/>
-                <w:b/>
-                <w:color w:val="1178B5"/>
-                <w:sz w:val="18"/>
-              </w:rPr>
-              <w:t>p1.mp3</w:t>
-            </w:r>
-          </w:p>
-          <w:p>
-            <w:pPr>
-              <w:spacing w:after="20"/>
-            </w:pPr>
-            <w:r>
-              <w:rPr>
-                <w:rFonts w:ascii="Aptos" w:hAnsi="Aptos"/>
-                <w:color w:val="61748A"/>
-                <w:sz w:val="17"/>
-              </w:rPr>
-              <w:t>Excited · welcome</w:t>
-            </w:r>
-          </w:p>
-        </w:tc>
-        <w:tc>
-          <w:tcPr>
-            <w:tcW w:type="dxa" w:w="5112"/>
-            <w:shd w:fill="FFFFFF"/>
-            <w:vAlign w:val="top"/>
-            <w:tcBorders>
-              <w:top w:val="single" w:sz="6" w:color="C8D5E3"/>
-              <w:start w:val="single" w:sz="6" w:color="C8D5E3"/>
-              <w:bottom w:val="single" w:sz="6" w:color="C8D5E3"/>
-              <w:end w:val="single" w:sz="6" w:color="C8D5E3"/>
-            </w:tcBorders>
-          </w:tcPr>
-          <w:p>
-            <w:pPr>
-              <w:spacing w:after="0"/>
-            </w:pPr>
-            <w:r>
-              <w:rPr>
-                <w:rFonts w:ascii="Aptos" w:hAnsi="Aptos"/>
-                <w:color w:val="14233B"/>
-                <w:sz w:val="23"/>
-              </w:rPr>
-              <w:t>Welcome to the Prompt Lab! I am Professor Pixel, your AI coaching companion.</w:t>
-            </w:r>
-          </w:p>
-        </w:tc>
-      </w:tr>
-    </w:tbl>
-    <w:p>
-      <w:pPr>
-        <w:spacing w:after="20"/>
-      </w:pPr>
-    </w:p>
-    <w:tbl>
-      <w:tblPr>
-        <w:tblW w:type="auto" w:w="0"/>
-        <w:jc w:val="center"/>
-        <w:tblLayout w:type="fixed"/>
-        <w:tblLook w:firstColumn="1" w:firstRow="1" w:lastColumn="0" w:lastRow="0" w:noHBand="0" w:noVBand="1" w:val="04A0"/>
-      </w:tblPr>
-      <w:tblGrid>
-        <w:gridCol w:w="3096"/>
-        <w:gridCol w:w="6984"/>
-      </w:tblGrid>
-      <w:tr>
-        <w:trPr>
-          <w:cantSplit/>
-        </w:trPr>
-        <w:tc>
-          <w:tcPr>
-            <w:tcW w:type="dxa" w:w="5112"/>
-            <w:shd w:fill="FBF7ED"/>
-            <w:vAlign w:val="top"/>
-            <w:tcBorders>
-              <w:top w:val="single" w:sz="6" w:color="C8D5E3"/>
-              <w:start w:val="single" w:sz="6" w:color="C8D5E3"/>
-              <w:bottom w:val="single" w:sz="6" w:color="C8D5E3"/>
-              <w:end w:val="single" w:sz="6" w:color="C8D5E3"/>
-            </w:tcBorders>
-          </w:tcPr>
-          <w:p>
-            <w:pPr>
-              <w:spacing w:after="40"/>
-            </w:pPr>
-            <w:r>
-              <w:rPr>
-                <w:rFonts w:ascii="Aptos" w:hAnsi="Aptos"/>
-                <w:b/>
-                <w:color w:val="0B2348"/>
-                <w:sz w:val="20"/>
-              </w:rPr>
-              <w:t>02 · p2</w:t>
-            </w:r>
-          </w:p>
-          <w:p>
-            <w:pPr>
-              <w:spacing w:after="20"/>
-            </w:pPr>
-            <w:r>
-              <w:rPr>
-                <w:rFonts w:ascii="Aptos" w:hAnsi="Aptos"/>
-                <w:b/>
-                <w:color w:val="1178B5"/>
-                <w:sz w:val="18"/>
-              </w:rPr>
-              <w:t>p2.mp3</w:t>
-            </w:r>
-          </w:p>
-          <w:p>
-            <w:pPr>
-              <w:spacing w:after="20"/>
-            </w:pPr>
-            <w:r>
-              <w:rPr>
-                <w:rFonts w:ascii="Aptos" w:hAnsi="Aptos"/>
-                <w:color w:val="61748A"/>
-                <w:sz w:val="17"/>
-              </w:rPr>
-              <w:t>Encouraging · welcome</w:t>
-            </w:r>
-          </w:p>
-        </w:tc>
-        <w:tc>
-          <w:tcPr>
-            <w:tcW w:type="dxa" w:w="5112"/>
-            <w:shd w:fill="FFFFFF"/>
-            <w:vAlign w:val="top"/>
-            <w:tcBorders>
-              <w:top w:val="single" w:sz="6" w:color="C8D5E3"/>
-              <w:start w:val="single" w:sz="6" w:color="C8D5E3"/>
-              <w:bottom w:val="single" w:sz="6" w:color="C8D5E3"/>
-              <w:end w:val="single" w:sz="6" w:color="C8D5E3"/>
-            </w:tcBorders>
-          </w:tcPr>
-          <w:p>
-            <w:pPr>
-              <w:spacing w:after="0"/>
-            </w:pPr>
-            <w:r>
-              <w:rPr>
-                <w:rFonts w:ascii="Aptos" w:hAnsi="Aptos"/>
-                <w:color w:val="14233B"/>
-                <w:sz w:val="23"/>
-              </w:rPr>
-              <w:t>Read the challenge on the smartboard, then write your prompt in the box below.</w:t>
-            </w:r>
-          </w:p>
-        </w:tc>
-      </w:tr>
-    </w:tbl>
-    <w:p>
-      <w:pPr>
-        <w:spacing w:after="20"/>
-      </w:pPr>
-    </w:p>
-    <w:tbl>
-      <w:tblPr>
-        <w:tblW w:type="auto" w:w="0"/>
-        <w:jc w:val="center"/>
-        <w:tblLayout w:type="fixed"/>
-        <w:tblLook w:firstColumn="1" w:firstRow="1" w:lastColumn="0" w:lastRow="0" w:noHBand="0" w:noVBand="1" w:val="04A0"/>
-      </w:tblPr>
-      <w:tblGrid>
-        <w:gridCol w:w="3096"/>
-        <w:gridCol w:w="6984"/>
-      </w:tblGrid>
-      <w:tr>
-        <w:trPr>
-          <w:cantSplit/>
-        </w:trPr>
-        <w:tc>
-          <w:tcPr>
-            <w:tcW w:type="dxa" w:w="5112"/>
-            <w:shd w:fill="FBF7ED"/>
-            <w:vAlign w:val="top"/>
-            <w:tcBorders>
-              <w:top w:val="single" w:sz="6" w:color="C8D5E3"/>
-              <w:start w:val="single" w:sz="6" w:color="C8D5E3"/>
-              <w:bottom w:val="single" w:sz="6" w:color="C8D5E3"/>
-              <w:end w:val="single" w:sz="6" w:color="C8D5E3"/>
-            </w:tcBorders>
-          </w:tcPr>
-          <w:p>
-            <w:pPr>
-              <w:spacing w:after="40"/>
-            </w:pPr>
-            <w:r>
-              <w:rPr>
-                <w:rFonts w:ascii="Aptos" w:hAnsi="Aptos"/>
-                <w:b/>
-                <w:color w:val="0B2348"/>
-                <w:sz w:val="20"/>
-              </w:rPr>
-              <w:t>03 · p3</w:t>
-            </w:r>
-          </w:p>
-          <w:p>
-            <w:pPr>
-              <w:spacing w:after="20"/>
-            </w:pPr>
-            <w:r>
-              <w:rPr>
-                <w:rFonts w:ascii="Aptos" w:hAnsi="Aptos"/>
-                <w:b/>
-                <w:color w:val="1178B5"/>
-                <w:sz w:val="18"/>
-              </w:rPr>
-              <w:t>p3.mp3</w:t>
-            </w:r>
-          </w:p>
-          <w:p>
-            <w:pPr>
-              <w:spacing w:after="20"/>
-            </w:pPr>
-            <w:r>
-              <w:rPr>
-                <w:rFonts w:ascii="Aptos" w:hAnsi="Aptos"/>
-                <w:color w:val="61748A"/>
-                <w:sz w:val="17"/>
-              </w:rPr>
-              <w:t>Neutral · welcome</w:t>
-            </w:r>
-          </w:p>
-        </w:tc>
-        <w:tc>
-          <w:tcPr>
-            <w:tcW w:type="dxa" w:w="5112"/>
-            <w:shd w:fill="FFFFFF"/>
-            <w:vAlign w:val="top"/>
-            <w:tcBorders>
-              <w:top w:val="single" w:sz="6" w:color="C8D5E3"/>
-              <w:start w:val="single" w:sz="6" w:color="C8D5E3"/>
-              <w:bottom w:val="single" w:sz="6" w:color="C8D5E3"/>
-              <w:end w:val="single" w:sz="6" w:color="C8D5E3"/>
-            </w:tcBorders>
-          </w:tcPr>
-          <w:p>
-            <w:pPr>
-              <w:spacing w:after="0"/>
-            </w:pPr>
-            <w:r>
-              <w:rPr>
-                <w:rFonts w:ascii="Aptos" w:hAnsi="Aptos"/>
-                <w:color w:val="14233B"/>
-                <w:sz w:val="23"/>
-              </w:rPr>
-              <w:t>The more specific and contextual your prompt, the more useful the AI will be. Let us get started!</w:t>
-            </w:r>
-          </w:p>
-        </w:tc>
-      </w:tr>
-    </w:tbl>
-    <w:p>
-      <w:pPr>
-        <w:spacing w:after="20"/>
-      </w:pPr>
-    </w:p>
-    <w:p>
-      <w:pPr>
-        <w:spacing w:before="160" w:after="100"/>
-      </w:pPr>
-      <w:r>
-        <w:rPr>
-          <w:rFonts w:ascii="Aptos Display" w:hAnsi="Aptos Display"/>
-          <w:b/>
-          <w:color w:val="0B2348"/>
-          <w:sz w:val="30"/>
-        </w:rPr>
-        <w:t>S1: Content Avalanche</w:t>
-      </w:r>
-      <w:r>
-        <w:rPr>
-          <w:rFonts w:ascii="Aptos" w:hAnsi="Aptos"/>
-          <w:i/>
-          <w:color w:val="61748A"/>
-          <w:sz w:val="18"/>
-        </w:rPr>
-        <w:t xml:space="preserve">  New S1 lines — review wording before recording.</w:t>
+        <w:t>Before recording</w:t>
       </w:r>
     </w:p>
     <w:p>
       <w:pPr>
-        <w:spacing w:before="160" w:after="100"/>
+        <w:pStyle w:val="ListBullet"/>
       </w:pPr>
       <w:r>
-        <w:rPr>
-          <w:rFonts w:ascii="Aptos Display" w:hAnsi="Aptos Display"/>
-          <w:b/>
-          <w:color w:val="0B2348"/>
-          <w:sz w:val="30"/>
-        </w:rPr>
-        <w:t>Opening narration</w:t>
+        <w:t>Open PromptCraft_Voice_Recording_Tracker.xlsx and confirm the line is marked Approved to Record.</w:t>
       </w:r>
-    </w:p>
-    <w:tbl>
-      <w:tblPr>
-        <w:tblW w:type="auto" w:w="0"/>
-        <w:jc w:val="center"/>
-        <w:tblLayout w:type="fixed"/>
-        <w:tblLook w:firstColumn="1" w:firstRow="1" w:lastColumn="0" w:lastRow="0" w:noHBand="0" w:noVBand="1" w:val="04A0"/>
-      </w:tblPr>
-      <w:tblGrid>
-        <w:gridCol w:w="3096"/>
-        <w:gridCol w:w="6984"/>
-      </w:tblGrid>
-      <w:tr>
-        <w:trPr>
-          <w:cantSplit/>
-        </w:trPr>
-        <w:tc>
-          <w:tcPr>
-            <w:tcW w:type="dxa" w:w="5112"/>
-            <w:shd w:fill="FBF7ED"/>
-            <w:vAlign w:val="top"/>
-            <w:tcBorders>
-              <w:top w:val="single" w:sz="6" w:color="C8D5E3"/>
-              <w:start w:val="single" w:sz="6" w:color="C8D5E3"/>
-              <w:bottom w:val="single" w:sz="6" w:color="C8D5E3"/>
-              <w:end w:val="single" w:sz="6" w:color="C8D5E3"/>
-            </w:tcBorders>
-          </w:tcPr>
-          <w:p>
-            <w:pPr>
-              <w:spacing w:after="40"/>
-            </w:pPr>
-            <w:r>
-              <w:rPr>
-                <w:rFonts w:ascii="Aptos" w:hAnsi="Aptos"/>
-                <w:b/>
-                <w:color w:val="0B2348"/>
-                <w:sz w:val="20"/>
-              </w:rPr>
-              <w:t>04 · p-s1-ca-01</w:t>
-            </w:r>
-          </w:p>
-          <w:p>
-            <w:pPr>
-              <w:spacing w:after="20"/>
-            </w:pPr>
-            <w:r>
-              <w:rPr>
-                <w:rFonts w:ascii="Aptos" w:hAnsi="Aptos"/>
-                <w:b/>
-                <w:color w:val="1178B5"/>
-                <w:sz w:val="18"/>
-              </w:rPr>
-              <w:t>p-s1-ca-01.mp3</w:t>
-            </w:r>
-          </w:p>
-          <w:p>
-            <w:pPr>
-              <w:spacing w:after="20"/>
-            </w:pPr>
-            <w:r>
-              <w:rPr>
-                <w:rFonts w:ascii="Aptos" w:hAnsi="Aptos"/>
-                <w:color w:val="61748A"/>
-                <w:sz w:val="17"/>
-              </w:rPr>
-              <w:t>Neutral · scenarioStart_content-avalanche</w:t>
-            </w:r>
-          </w:p>
-          <w:p>
-            <w:pPr>
-              <w:spacing w:after="0"/>
-            </w:pPr>
-            <w:r>
-              <w:rPr>
-                <w:rFonts w:ascii="Aptos" w:hAnsi="Aptos"/>
-                <w:b/>
-                <w:color w:val="9A5B00"/>
-                <w:sz w:val="16"/>
-              </w:rPr>
-              <w:t>REVIEW WORDING</w:t>
-            </w:r>
-          </w:p>
-        </w:tc>
-        <w:tc>
-          <w:tcPr>
-            <w:tcW w:type="dxa" w:w="5112"/>
-            <w:shd w:fill="FFFFFF"/>
-            <w:vAlign w:val="top"/>
-            <w:tcBorders>
-              <w:top w:val="single" w:sz="6" w:color="C8D5E3"/>
-              <w:start w:val="single" w:sz="6" w:color="C8D5E3"/>
-              <w:bottom w:val="single" w:sz="6" w:color="C8D5E3"/>
-              <w:end w:val="single" w:sz="6" w:color="C8D5E3"/>
-            </w:tcBorders>
-          </w:tcPr>
-          <w:p>
-            <w:pPr>
-              <w:spacing w:after="0"/>
-            </w:pPr>
-            <w:r>
-              <w:rPr>
-                <w:rFonts w:ascii="Aptos" w:hAnsi="Aptos"/>
-                <w:color w:val="14233B"/>
-                <w:sz w:val="23"/>
-              </w:rPr>
-              <w:t>Before we open Canvas, here is the situation. An instructor has taught this topic for years and built Week 4 gradually as the course evolved.</w:t>
-            </w:r>
-          </w:p>
-        </w:tc>
-      </w:tr>
-    </w:tbl>
-    <w:p>
-      <w:pPr>
-        <w:spacing w:after="20"/>
-      </w:pPr>
-    </w:p>
-    <w:tbl>
-      <w:tblPr>
-        <w:tblW w:type="auto" w:w="0"/>
-        <w:jc w:val="center"/>
-        <w:tblLayout w:type="fixed"/>
-        <w:tblLook w:firstColumn="1" w:firstRow="1" w:lastColumn="0" w:lastRow="0" w:noHBand="0" w:noVBand="1" w:val="04A0"/>
-      </w:tblPr>
-      <w:tblGrid>
-        <w:gridCol w:w="3096"/>
-        <w:gridCol w:w="6984"/>
-      </w:tblGrid>
-      <w:tr>
-        <w:trPr>
-          <w:cantSplit/>
-        </w:trPr>
-        <w:tc>
-          <w:tcPr>
-            <w:tcW w:type="dxa" w:w="5112"/>
-            <w:shd w:fill="FBF7ED"/>
-            <w:vAlign w:val="top"/>
-            <w:tcBorders>
-              <w:top w:val="single" w:sz="6" w:color="C8D5E3"/>
-              <w:start w:val="single" w:sz="6" w:color="C8D5E3"/>
-              <w:bottom w:val="single" w:sz="6" w:color="C8D5E3"/>
-              <w:end w:val="single" w:sz="6" w:color="C8D5E3"/>
-            </w:tcBorders>
-          </w:tcPr>
-          <w:p>
-            <w:pPr>
-              <w:spacing w:after="40"/>
-            </w:pPr>
-            <w:r>
-              <w:rPr>
-                <w:rFonts w:ascii="Aptos" w:hAnsi="Aptos"/>
-                <w:b/>
-                <w:color w:val="0B2348"/>
-                <w:sz w:val="20"/>
-              </w:rPr>
-              <w:t>05 · p-s1-ca-02</w:t>
-            </w:r>
-          </w:p>
-          <w:p>
-            <w:pPr>
-              <w:spacing w:after="20"/>
-            </w:pPr>
-            <w:r>
-              <w:rPr>
-                <w:rFonts w:ascii="Aptos" w:hAnsi="Aptos"/>
-                <w:b/>
-                <w:color w:val="1178B5"/>
-                <w:sz w:val="18"/>
-              </w:rPr>
-              <w:t>p-s1-ca-02.mp3</w:t>
-            </w:r>
-          </w:p>
-          <w:p>
-            <w:pPr>
-              <w:spacing w:after="20"/>
-            </w:pPr>
-            <w:r>
-              <w:rPr>
-                <w:rFonts w:ascii="Aptos" w:hAnsi="Aptos"/>
-                <w:color w:val="61748A"/>
-                <w:sz w:val="17"/>
-              </w:rPr>
-              <w:t>Thinking · scenarioStart_content-avalanche</w:t>
-            </w:r>
-          </w:p>
-          <w:p>
-            <w:pPr>
-              <w:spacing w:after="0"/>
-            </w:pPr>
-            <w:r>
-              <w:rPr>
-                <w:rFonts w:ascii="Aptos" w:hAnsi="Aptos"/>
-                <w:b/>
-                <w:color w:val="9A5B00"/>
-                <w:sz w:val="16"/>
-              </w:rPr>
-              <w:t>REVIEW WORDING</w:t>
-            </w:r>
-          </w:p>
-        </w:tc>
-        <w:tc>
-          <w:tcPr>
-            <w:tcW w:type="dxa" w:w="5112"/>
-            <w:shd w:fill="FFFFFF"/>
-            <w:vAlign w:val="top"/>
-            <w:tcBorders>
-              <w:top w:val="single" w:sz="6" w:color="C8D5E3"/>
-              <w:start w:val="single" w:sz="6" w:color="C8D5E3"/>
-              <w:bottom w:val="single" w:sz="6" w:color="C8D5E3"/>
-              <w:end w:val="single" w:sz="6" w:color="C8D5E3"/>
-            </w:tcBorders>
-          </w:tcPr>
-          <w:p>
-            <w:pPr>
-              <w:spacing w:after="0"/>
-            </w:pPr>
-            <w:r>
-              <w:rPr>
-                <w:rFonts w:ascii="Aptos" w:hAnsi="Aptos"/>
-                <w:color w:val="14233B"/>
-                <w:sz w:val="23"/>
-              </w:rPr>
-              <w:t>Every addition had a reason: notes, a transcript, readings, models, examples, a quiz, and a written comparison. This course does not lack content, expertise, or instructor effort.</w:t>
-            </w:r>
-          </w:p>
-        </w:tc>
-      </w:tr>
-    </w:tbl>
-    <w:p>
-      <w:pPr>
-        <w:spacing w:after="20"/>
-      </w:pPr>
-    </w:p>
-    <w:tbl>
-      <w:tblPr>
-        <w:tblW w:type="auto" w:w="0"/>
-        <w:jc w:val="center"/>
-        <w:tblLayout w:type="fixed"/>
-        <w:tblLook w:firstColumn="1" w:firstRow="1" w:lastColumn="0" w:lastRow="0" w:noHBand="0" w:noVBand="1" w:val="04A0"/>
-      </w:tblPr>
-      <w:tblGrid>
-        <w:gridCol w:w="3096"/>
-        <w:gridCol w:w="6984"/>
-      </w:tblGrid>
-      <w:tr>
-        <w:trPr>
-          <w:cantSplit/>
-        </w:trPr>
-        <w:tc>
-          <w:tcPr>
-            <w:tcW w:type="dxa" w:w="5112"/>
-            <w:shd w:fill="FBF7ED"/>
-            <w:vAlign w:val="top"/>
-            <w:tcBorders>
-              <w:top w:val="single" w:sz="6" w:color="C8D5E3"/>
-              <w:start w:val="single" w:sz="6" w:color="C8D5E3"/>
-              <w:bottom w:val="single" w:sz="6" w:color="C8D5E3"/>
-              <w:end w:val="single" w:sz="6" w:color="C8D5E3"/>
-            </w:tcBorders>
-          </w:tcPr>
-          <w:p>
-            <w:pPr>
-              <w:spacing w:after="40"/>
-            </w:pPr>
-            <w:r>
-              <w:rPr>
-                <w:rFonts w:ascii="Aptos" w:hAnsi="Aptos"/>
-                <w:b/>
-                <w:color w:val="0B2348"/>
-                <w:sz w:val="20"/>
-              </w:rPr>
-              <w:t>06 · p-s1-ca-03</w:t>
-            </w:r>
-          </w:p>
-          <w:p>
-            <w:pPr>
-              <w:spacing w:after="20"/>
-            </w:pPr>
-            <w:r>
-              <w:rPr>
-                <w:rFonts w:ascii="Aptos" w:hAnsi="Aptos"/>
-                <w:b/>
-                <w:color w:val="1178B5"/>
-                <w:sz w:val="18"/>
-              </w:rPr>
-              <w:t>p-s1-ca-03.mp3</w:t>
-            </w:r>
-          </w:p>
-          <w:p>
-            <w:pPr>
-              <w:spacing w:after="20"/>
-            </w:pPr>
-            <w:r>
-              <w:rPr>
-                <w:rFonts w:ascii="Aptos" w:hAnsi="Aptos"/>
-                <w:color w:val="61748A"/>
-                <w:sz w:val="17"/>
-              </w:rPr>
-              <w:t>Thinking · scenarioStart_content-avalanche</w:t>
-            </w:r>
-          </w:p>
-          <w:p>
-            <w:pPr>
-              <w:spacing w:after="0"/>
-            </w:pPr>
-            <w:r>
-              <w:rPr>
-                <w:rFonts w:ascii="Aptos" w:hAnsi="Aptos"/>
-                <w:b/>
-                <w:color w:val="9A5B00"/>
-                <w:sz w:val="16"/>
-              </w:rPr>
-              <w:t>REVIEW WORDING</w:t>
-            </w:r>
-          </w:p>
-        </w:tc>
-        <w:tc>
-          <w:tcPr>
-            <w:tcW w:type="dxa" w:w="5112"/>
-            <w:shd w:fill="FFFFFF"/>
-            <w:vAlign w:val="top"/>
-            <w:tcBorders>
-              <w:top w:val="single" w:sz="6" w:color="C8D5E3"/>
-              <w:start w:val="single" w:sz="6" w:color="C8D5E3"/>
-              <w:bottom w:val="single" w:sz="6" w:color="C8D5E3"/>
-              <w:end w:val="single" w:sz="6" w:color="C8D5E3"/>
-            </w:tcBorders>
-          </w:tcPr>
-          <w:p>
-            <w:pPr>
-              <w:spacing w:after="0"/>
-            </w:pPr>
-            <w:r>
-              <w:rPr>
-                <w:rFonts w:ascii="Aptos" w:hAnsi="Aptos"/>
-                <w:color w:val="14233B"/>
-                <w:sz w:val="23"/>
-              </w:rPr>
-              <w:t>But students kept asking where to begin, which version to use, and what the comparison required. We are not judging the instructor—we are tracing where expert knowledge never became visible course design.</w:t>
-            </w:r>
-          </w:p>
-        </w:tc>
-      </w:tr>
-    </w:tbl>
-    <w:p>
-      <w:pPr>
-        <w:spacing w:after="20"/>
-      </w:pPr>
     </w:p>
     <w:p>
       <w:pPr>
-        <w:spacing w:before="160" w:after="100"/>
+        <w:pStyle w:val="ListBullet"/>
       </w:pPr>
       <w:r>
-        <w:rPr>
-          <w:rFonts w:ascii="Aptos Display" w:hAnsi="Aptos Display"/>
-          <w:b/>
-          <w:color w:val="0B2348"/>
-          <w:sz w:val="30"/>
-        </w:rPr>
-        <w:t>Evidence station intro</w:t>
+        <w:t>Compare the exported line with the current browser source. Stop if wording, speaker, or scenario numbering differs.</w:t>
       </w:r>
-    </w:p>
-    <w:tbl>
-      <w:tblPr>
-        <w:tblW w:type="auto" w:w="0"/>
-        <w:jc w:val="center"/>
-        <w:tblLayout w:type="fixed"/>
-        <w:tblLook w:firstColumn="1" w:firstRow="1" w:lastColumn="0" w:lastRow="0" w:noHBand="0" w:noVBand="1" w:val="04A0"/>
-      </w:tblPr>
-      <w:tblGrid>
-        <w:gridCol w:w="3096"/>
-        <w:gridCol w:w="6984"/>
-      </w:tblGrid>
-      <w:tr>
-        <w:trPr>
-          <w:cantSplit/>
-        </w:trPr>
-        <w:tc>
-          <w:tcPr>
-            <w:tcW w:type="dxa" w:w="5112"/>
-            <w:shd w:fill="FBF7ED"/>
-            <w:vAlign w:val="top"/>
-            <w:tcBorders>
-              <w:top w:val="single" w:sz="6" w:color="C8D5E3"/>
-              <w:start w:val="single" w:sz="6" w:color="C8D5E3"/>
-              <w:bottom w:val="single" w:sz="6" w:color="C8D5E3"/>
-              <w:end w:val="single" w:sz="6" w:color="C8D5E3"/>
-            </w:tcBorders>
-          </w:tcPr>
-          <w:p>
-            <w:pPr>
-              <w:spacing w:after="40"/>
-            </w:pPr>
-            <w:r>
-              <w:rPr>
-                <w:rFonts w:ascii="Aptos" w:hAnsi="Aptos"/>
-                <w:b/>
-                <w:color w:val="0B2348"/>
-                <w:sz w:val="20"/>
-              </w:rPr>
-              <w:t>07 · p-s1-ca-04</w:t>
-            </w:r>
-          </w:p>
-          <w:p>
-            <w:pPr>
-              <w:spacing w:after="20"/>
-            </w:pPr>
-            <w:r>
-              <w:rPr>
-                <w:rFonts w:ascii="Aptos" w:hAnsi="Aptos"/>
-                <w:b/>
-                <w:color w:val="1178B5"/>
-                <w:sz w:val="18"/>
-              </w:rPr>
-              <w:t>p-s1-ca-04.mp3</w:t>
-            </w:r>
-          </w:p>
-          <w:p>
-            <w:pPr>
-              <w:spacing w:after="20"/>
-            </w:pPr>
-            <w:r>
-              <w:rPr>
-                <w:rFonts w:ascii="Aptos" w:hAnsi="Aptos"/>
-                <w:color w:val="61748A"/>
-                <w:sz w:val="17"/>
-              </w:rPr>
-              <w:t>Neutral · s1_canvas_evidence_intro</w:t>
-            </w:r>
-          </w:p>
-          <w:p>
-            <w:pPr>
-              <w:spacing w:after="0"/>
-            </w:pPr>
-            <w:r>
-              <w:rPr>
-                <w:rFonts w:ascii="Aptos" w:hAnsi="Aptos"/>
-                <w:b/>
-                <w:color w:val="9A5B00"/>
-                <w:sz w:val="16"/>
-              </w:rPr>
-              <w:t>REVIEW WORDING</w:t>
-            </w:r>
-          </w:p>
-        </w:tc>
-        <w:tc>
-          <w:tcPr>
-            <w:tcW w:type="dxa" w:w="5112"/>
-            <w:shd w:fill="FFFFFF"/>
-            <w:vAlign w:val="top"/>
-            <w:tcBorders>
-              <w:top w:val="single" w:sz="6" w:color="C8D5E3"/>
-              <w:start w:val="single" w:sz="6" w:color="C8D5E3"/>
-              <w:bottom w:val="single" w:sz="6" w:color="C8D5E3"/>
-              <w:end w:val="single" w:sz="6" w:color="C8D5E3"/>
-            </w:tcBorders>
-          </w:tcPr>
-          <w:p>
-            <w:pPr>
-              <w:spacing w:after="0"/>
-            </w:pPr>
-            <w:r>
-              <w:rPr>
-                <w:rFonts w:ascii="Aptos" w:hAnsi="Aptos"/>
-                <w:color w:val="14233B"/>
-                <w:sz w:val="23"/>
-              </w:rPr>
-              <w:t>Now let us open the actual Week 4 module. Eli will help us examine the difference between having access to the content and having a visible path through it.</w:t>
-            </w:r>
-          </w:p>
-        </w:tc>
-      </w:tr>
-    </w:tbl>
-    <w:p>
-      <w:pPr>
-        <w:spacing w:after="20"/>
-      </w:pPr>
-    </w:p>
-    <w:tbl>
-      <w:tblPr>
-        <w:tblW w:type="auto" w:w="0"/>
-        <w:jc w:val="center"/>
-        <w:tblLayout w:type="fixed"/>
-        <w:tblLook w:firstColumn="1" w:firstRow="1" w:lastColumn="0" w:lastRow="0" w:noHBand="0" w:noVBand="1" w:val="04A0"/>
-      </w:tblPr>
-      <w:tblGrid>
-        <w:gridCol w:w="3096"/>
-        <w:gridCol w:w="6984"/>
-      </w:tblGrid>
-      <w:tr>
-        <w:trPr>
-          <w:cantSplit/>
-        </w:trPr>
-        <w:tc>
-          <w:tcPr>
-            <w:tcW w:type="dxa" w:w="5112"/>
-            <w:shd w:fill="FBF7ED"/>
-            <w:vAlign w:val="top"/>
-            <w:tcBorders>
-              <w:top w:val="single" w:sz="6" w:color="C8D5E3"/>
-              <w:start w:val="single" w:sz="6" w:color="C8D5E3"/>
-              <w:bottom w:val="single" w:sz="6" w:color="C8D5E3"/>
-              <w:end w:val="single" w:sz="6" w:color="C8D5E3"/>
-            </w:tcBorders>
-          </w:tcPr>
-          <w:p>
-            <w:pPr>
-              <w:spacing w:after="40"/>
-            </w:pPr>
-            <w:r>
-              <w:rPr>
-                <w:rFonts w:ascii="Aptos" w:hAnsi="Aptos"/>
-                <w:b/>
-                <w:color w:val="0B2348"/>
-                <w:sz w:val="20"/>
-              </w:rPr>
-              <w:t>08 · p-s1-ca-06</w:t>
-            </w:r>
-          </w:p>
-          <w:p>
-            <w:pPr>
-              <w:spacing w:after="20"/>
-            </w:pPr>
-            <w:r>
-              <w:rPr>
-                <w:rFonts w:ascii="Aptos" w:hAnsi="Aptos"/>
-                <w:b/>
-                <w:color w:val="1178B5"/>
-                <w:sz w:val="18"/>
-              </w:rPr>
-              <w:t>p-s1-ca-06.mp3</w:t>
-            </w:r>
-          </w:p>
-          <w:p>
-            <w:pPr>
-              <w:spacing w:after="20"/>
-            </w:pPr>
-            <w:r>
-              <w:rPr>
-                <w:rFonts w:ascii="Aptos" w:hAnsi="Aptos"/>
-                <w:color w:val="61748A"/>
-                <w:sz w:val="17"/>
-              </w:rPr>
-              <w:t>Encouraging · s1_canvas_evidence_intro</w:t>
-            </w:r>
-          </w:p>
-          <w:p>
-            <w:pPr>
-              <w:spacing w:after="0"/>
-            </w:pPr>
-            <w:r>
-              <w:rPr>
-                <w:rFonts w:ascii="Aptos" w:hAnsi="Aptos"/>
-                <w:b/>
-                <w:color w:val="9A5B00"/>
-                <w:sz w:val="16"/>
-              </w:rPr>
-              <w:t>REVIEW WORDING</w:t>
-            </w:r>
-          </w:p>
-        </w:tc>
-        <w:tc>
-          <w:tcPr>
-            <w:tcW w:type="dxa" w:w="5112"/>
-            <w:shd w:fill="FFFFFF"/>
-            <w:vAlign w:val="top"/>
-            <w:tcBorders>
-              <w:top w:val="single" w:sz="6" w:color="C8D5E3"/>
-              <w:start w:val="single" w:sz="6" w:color="C8D5E3"/>
-              <w:bottom w:val="single" w:sz="6" w:color="C8D5E3"/>
-              <w:end w:val="single" w:sz="6" w:color="C8D5E3"/>
-            </w:tcBorders>
-          </w:tcPr>
-          <w:p>
-            <w:pPr>
-              <w:spacing w:after="0"/>
-            </w:pPr>
-            <w:r>
-              <w:rPr>
-                <w:rFonts w:ascii="Aptos" w:hAnsi="Aptos"/>
-                <w:color w:val="14233B"/>
-                <w:sz w:val="23"/>
-              </w:rPr>
-              <w:t>Each case begins with a Before screen. Eli will describe the learner experience, and I will focus your inspection before you reveal the redesign.</w:t>
-            </w:r>
-          </w:p>
-        </w:tc>
-      </w:tr>
-    </w:tbl>
-    <w:p>
-      <w:pPr>
-        <w:spacing w:after="20"/>
-      </w:pPr>
-    </w:p>
-    <w:tbl>
-      <w:tblPr>
-        <w:tblW w:type="auto" w:w="0"/>
-        <w:jc w:val="center"/>
-        <w:tblLayout w:type="fixed"/>
-        <w:tblLook w:firstColumn="1" w:firstRow="1" w:lastColumn="0" w:lastRow="0" w:noHBand="0" w:noVBand="1" w:val="04A0"/>
-      </w:tblPr>
-      <w:tblGrid>
-        <w:gridCol w:w="3096"/>
-        <w:gridCol w:w="6984"/>
-      </w:tblGrid>
-      <w:tr>
-        <w:trPr>
-          <w:cantSplit/>
-        </w:trPr>
-        <w:tc>
-          <w:tcPr>
-            <w:tcW w:type="dxa" w:w="5112"/>
-            <w:shd w:fill="FBF7ED"/>
-            <w:vAlign w:val="top"/>
-            <w:tcBorders>
-              <w:top w:val="single" w:sz="6" w:color="C8D5E3"/>
-              <w:start w:val="single" w:sz="6" w:color="C8D5E3"/>
-              <w:bottom w:val="single" w:sz="6" w:color="C8D5E3"/>
-              <w:end w:val="single" w:sz="6" w:color="C8D5E3"/>
-            </w:tcBorders>
-          </w:tcPr>
-          <w:p>
-            <w:pPr>
-              <w:spacing w:after="40"/>
-            </w:pPr>
-            <w:r>
-              <w:rPr>
-                <w:rFonts w:ascii="Aptos" w:hAnsi="Aptos"/>
-                <w:b/>
-                <w:color w:val="0B2348"/>
-                <w:sz w:val="20"/>
-              </w:rPr>
-              <w:t>09 · p-s1-ca-07</w:t>
-            </w:r>
-          </w:p>
-          <w:p>
-            <w:pPr>
-              <w:spacing w:after="20"/>
-            </w:pPr>
-            <w:r>
-              <w:rPr>
-                <w:rFonts w:ascii="Aptos" w:hAnsi="Aptos"/>
-                <w:b/>
-                <w:color w:val="1178B5"/>
-                <w:sz w:val="18"/>
-              </w:rPr>
-              <w:t>p-s1-ca-07.mp3</w:t>
-            </w:r>
-          </w:p>
-          <w:p>
-            <w:pPr>
-              <w:spacing w:after="20"/>
-            </w:pPr>
-            <w:r>
-              <w:rPr>
-                <w:rFonts w:ascii="Aptos" w:hAnsi="Aptos"/>
-                <w:color w:val="61748A"/>
-                <w:sz w:val="17"/>
-              </w:rPr>
-              <w:t>Thinking · s1_canvas_evidence_intro</w:t>
-            </w:r>
-          </w:p>
-          <w:p>
-            <w:pPr>
-              <w:spacing w:after="0"/>
-            </w:pPr>
-            <w:r>
-              <w:rPr>
-                <w:rFonts w:ascii="Aptos" w:hAnsi="Aptos"/>
-                <w:b/>
-                <w:color w:val="9A5B00"/>
-                <w:sz w:val="16"/>
-              </w:rPr>
-              <w:t>REVIEW WORDING</w:t>
-            </w:r>
-          </w:p>
-        </w:tc>
-        <w:tc>
-          <w:tcPr>
-            <w:tcW w:type="dxa" w:w="5112"/>
-            <w:shd w:fill="FFFFFF"/>
-            <w:vAlign w:val="top"/>
-            <w:tcBorders>
-              <w:top w:val="single" w:sz="6" w:color="C8D5E3"/>
-              <w:start w:val="single" w:sz="6" w:color="C8D5E3"/>
-              <w:bottom w:val="single" w:sz="6" w:color="C8D5E3"/>
-              <w:end w:val="single" w:sz="6" w:color="C8D5E3"/>
-            </w:tcBorders>
-          </w:tcPr>
-          <w:p>
-            <w:pPr>
-              <w:spacing w:after="0"/>
-            </w:pPr>
-            <w:r>
-              <w:rPr>
-                <w:rFonts w:ascii="Aptos" w:hAnsi="Aptos"/>
-                <w:color w:val="14233B"/>
-                <w:sz w:val="23"/>
-              </w:rPr>
-              <w:t>Look for what students must infer, remember, or hunt down. AI can help reorganize the content, but you decide whether the visible learning path actually works.</w:t>
-            </w:r>
-          </w:p>
-        </w:tc>
-      </w:tr>
-    </w:tbl>
-    <w:p>
-      <w:pPr>
-        <w:spacing w:after="20"/>
-      </w:pPr>
     </w:p>
     <w:p>
       <w:pPr>
-        <w:spacing w:before="160" w:after="100"/>
+        <w:pStyle w:val="ListBullet"/>
       </w:pPr>
       <w:r>
-        <w:rPr>
-          <w:rFonts w:ascii="Aptos Display" w:hAnsi="Aptos Display"/>
-          <w:b/>
-          <w:color w:val="0B2348"/>
-          <w:sz w:val="30"/>
-        </w:rPr>
-        <w:t>Case 1: Module structure</w:t>
+        <w:t>Use one stable line ID and one audio file per approved line. Preserve legacy path names only when the tracker identifies a compatibility requirement.</w:t>
       </w:r>
-    </w:p>
-    <w:tbl>
-      <w:tblPr>
-        <w:tblW w:type="auto" w:w="0"/>
-        <w:jc w:val="center"/>
-        <w:tblLayout w:type="fixed"/>
-        <w:tblLook w:firstColumn="1" w:firstRow="1" w:lastColumn="0" w:lastRow="0" w:noHBand="0" w:noVBand="1" w:val="04A0"/>
-      </w:tblPr>
-      <w:tblGrid>
-        <w:gridCol w:w="3096"/>
-        <w:gridCol w:w="6984"/>
-      </w:tblGrid>
-      <w:tr>
-        <w:trPr>
-          <w:cantSplit/>
-        </w:trPr>
-        <w:tc>
-          <w:tcPr>
-            <w:tcW w:type="dxa" w:w="5112"/>
-            <w:shd w:fill="FBF7ED"/>
-            <w:vAlign w:val="top"/>
-            <w:tcBorders>
-              <w:top w:val="single" w:sz="6" w:color="C8D5E3"/>
-              <w:start w:val="single" w:sz="6" w:color="C8D5E3"/>
-              <w:bottom w:val="single" w:sz="6" w:color="C8D5E3"/>
-              <w:end w:val="single" w:sz="6" w:color="C8D5E3"/>
-            </w:tcBorders>
-          </w:tcPr>
-          <w:p>
-            <w:pPr>
-              <w:spacing w:after="40"/>
-            </w:pPr>
-            <w:r>
-              <w:rPr>
-                <w:rFonts w:ascii="Aptos" w:hAnsi="Aptos"/>
-                <w:b/>
-                <w:color w:val="0B2348"/>
-                <w:sz w:val="20"/>
-              </w:rPr>
-              <w:t>10 · p-s1-case-01a</w:t>
-            </w:r>
-          </w:p>
-          <w:p>
-            <w:pPr>
-              <w:spacing w:after="20"/>
-            </w:pPr>
-            <w:r>
-              <w:rPr>
-                <w:rFonts w:ascii="Aptos" w:hAnsi="Aptos"/>
-                <w:b/>
-                <w:color w:val="1178B5"/>
-                <w:sz w:val="18"/>
-              </w:rPr>
-              <w:t>p-s1-case-01a.mp3</w:t>
-            </w:r>
-          </w:p>
-          <w:p>
-            <w:pPr>
-              <w:spacing w:after="20"/>
-            </w:pPr>
-            <w:r>
-              <w:rPr>
-                <w:rFonts w:ascii="Aptos" w:hAnsi="Aptos"/>
-                <w:color w:val="61748A"/>
-                <w:sz w:val="17"/>
-              </w:rPr>
-              <w:t>Thinking · s1_case_module_briefing</w:t>
-            </w:r>
-          </w:p>
-          <w:p>
-            <w:pPr>
-              <w:spacing w:after="0"/>
-            </w:pPr>
-            <w:r>
-              <w:rPr>
-                <w:rFonts w:ascii="Aptos" w:hAnsi="Aptos"/>
-                <w:b/>
-                <w:color w:val="9A5B00"/>
-                <w:sz w:val="16"/>
-              </w:rPr>
-              <w:t>REVIEW WORDING</w:t>
-            </w:r>
-          </w:p>
-        </w:tc>
-        <w:tc>
-          <w:tcPr>
-            <w:tcW w:type="dxa" w:w="5112"/>
-            <w:shd w:fill="FFFFFF"/>
-            <w:vAlign w:val="top"/>
-            <w:tcBorders>
-              <w:top w:val="single" w:sz="6" w:color="C8D5E3"/>
-              <w:start w:val="single" w:sz="6" w:color="C8D5E3"/>
-              <w:bottom w:val="single" w:sz="6" w:color="C8D5E3"/>
-              <w:end w:val="single" w:sz="6" w:color="C8D5E3"/>
-            </w:tcBorders>
-          </w:tcPr>
-          <w:p>
-            <w:pPr>
-              <w:spacing w:after="0"/>
-            </w:pPr>
-            <w:r>
-              <w:rPr>
-                <w:rFonts w:ascii="Aptos" w:hAnsi="Aptos"/>
-                <w:color w:val="14233B"/>
-                <w:sz w:val="23"/>
-              </w:rPr>
-              <w:t>Start with the module structure. Eli, where would you begin, and what tells you which materials prepare you for the assignment?</w:t>
-            </w:r>
-          </w:p>
-        </w:tc>
-      </w:tr>
-    </w:tbl>
-    <w:p>
-      <w:pPr>
-        <w:spacing w:after="20"/>
-      </w:pPr>
-    </w:p>
-    <w:tbl>
-      <w:tblPr>
-        <w:tblW w:type="auto" w:w="0"/>
-        <w:jc w:val="center"/>
-        <w:tblLayout w:type="fixed"/>
-        <w:tblLook w:firstColumn="1" w:firstRow="1" w:lastColumn="0" w:lastRow="0" w:noHBand="0" w:noVBand="1" w:val="04A0"/>
-      </w:tblPr>
-      <w:tblGrid>
-        <w:gridCol w:w="3096"/>
-        <w:gridCol w:w="6984"/>
-      </w:tblGrid>
-      <w:tr>
-        <w:trPr>
-          <w:cantSplit/>
-        </w:trPr>
-        <w:tc>
-          <w:tcPr>
-            <w:tcW w:type="dxa" w:w="5112"/>
-            <w:shd w:fill="FBF7ED"/>
-            <w:vAlign w:val="top"/>
-            <w:tcBorders>
-              <w:top w:val="single" w:sz="6" w:color="C8D5E3"/>
-              <w:start w:val="single" w:sz="6" w:color="C8D5E3"/>
-              <w:bottom w:val="single" w:sz="6" w:color="C8D5E3"/>
-              <w:end w:val="single" w:sz="6" w:color="C8D5E3"/>
-            </w:tcBorders>
-          </w:tcPr>
-          <w:p>
-            <w:pPr>
-              <w:spacing w:after="40"/>
-            </w:pPr>
-            <w:r>
-              <w:rPr>
-                <w:rFonts w:ascii="Aptos" w:hAnsi="Aptos"/>
-                <w:b/>
-                <w:color w:val="0B2348"/>
-                <w:sz w:val="20"/>
-              </w:rPr>
-              <w:t>11 · p-s1-case-01c</w:t>
-            </w:r>
-          </w:p>
-          <w:p>
-            <w:pPr>
-              <w:spacing w:after="20"/>
-            </w:pPr>
-            <w:r>
-              <w:rPr>
-                <w:rFonts w:ascii="Aptos" w:hAnsi="Aptos"/>
-                <w:b/>
-                <w:color w:val="1178B5"/>
-                <w:sz w:val="18"/>
-              </w:rPr>
-              <w:t>p-s1-case-01c.mp3</w:t>
-            </w:r>
-          </w:p>
-          <w:p>
-            <w:pPr>
-              <w:spacing w:after="20"/>
-            </w:pPr>
-            <w:r>
-              <w:rPr>
-                <w:rFonts w:ascii="Aptos" w:hAnsi="Aptos"/>
-                <w:color w:val="61748A"/>
-                <w:sz w:val="17"/>
-              </w:rPr>
-              <w:t>Encouraging · s1_case_module_briefing</w:t>
-            </w:r>
-          </w:p>
-          <w:p>
-            <w:pPr>
-              <w:spacing w:after="0"/>
-            </w:pPr>
-            <w:r>
-              <w:rPr>
-                <w:rFonts w:ascii="Aptos" w:hAnsi="Aptos"/>
-                <w:b/>
-                <w:color w:val="9A5B00"/>
-                <w:sz w:val="16"/>
-              </w:rPr>
-              <w:t>REVIEW WORDING</w:t>
-            </w:r>
-          </w:p>
-        </w:tc>
-        <w:tc>
-          <w:tcPr>
-            <w:tcW w:type="dxa" w:w="5112"/>
-            <w:shd w:fill="FFFFFF"/>
-            <w:vAlign w:val="top"/>
-            <w:tcBorders>
-              <w:top w:val="single" w:sz="6" w:color="C8D5E3"/>
-              <w:start w:val="single" w:sz="6" w:color="C8D5E3"/>
-              <w:bottom w:val="single" w:sz="6" w:color="C8D5E3"/>
-              <w:end w:val="single" w:sz="6" w:color="C8D5E3"/>
-            </w:tcBorders>
-          </w:tcPr>
-          <w:p>
-            <w:pPr>
-              <w:spacing w:after="0"/>
-            </w:pPr>
-            <w:r>
-              <w:rPr>
-                <w:rFonts w:ascii="Aptos" w:hAnsi="Aptos"/>
-                <w:color w:val="14233B"/>
-                <w:sz w:val="23"/>
-              </w:rPr>
-              <w:t>Your inspection: find every place the module makes Eli infer the starting point, priority, or next step. Then reveal the redesigned path.</w:t>
-            </w:r>
-          </w:p>
-        </w:tc>
-      </w:tr>
-    </w:tbl>
-    <w:p>
-      <w:pPr>
-        <w:spacing w:after="20"/>
-      </w:pPr>
-    </w:p>
-    <w:tbl>
-      <w:tblPr>
-        <w:tblW w:type="auto" w:w="0"/>
-        <w:jc w:val="center"/>
-        <w:tblLayout w:type="fixed"/>
-        <w:tblLook w:firstColumn="1" w:firstRow="1" w:lastColumn="0" w:lastRow="0" w:noHBand="0" w:noVBand="1" w:val="04A0"/>
-      </w:tblPr>
-      <w:tblGrid>
-        <w:gridCol w:w="3096"/>
-        <w:gridCol w:w="6984"/>
-      </w:tblGrid>
-      <w:tr>
-        <w:trPr>
-          <w:cantSplit/>
-        </w:trPr>
-        <w:tc>
-          <w:tcPr>
-            <w:tcW w:type="dxa" w:w="5112"/>
-            <w:shd w:fill="FBF7ED"/>
-            <w:vAlign w:val="top"/>
-            <w:tcBorders>
-              <w:top w:val="single" w:sz="6" w:color="C8D5E3"/>
-              <w:start w:val="single" w:sz="6" w:color="C8D5E3"/>
-              <w:bottom w:val="single" w:sz="6" w:color="C8D5E3"/>
-              <w:end w:val="single" w:sz="6" w:color="C8D5E3"/>
-            </w:tcBorders>
-          </w:tcPr>
-          <w:p>
-            <w:pPr>
-              <w:spacing w:after="40"/>
-            </w:pPr>
-            <w:r>
-              <w:rPr>
-                <w:rFonts w:ascii="Aptos" w:hAnsi="Aptos"/>
-                <w:b/>
-                <w:color w:val="0B2348"/>
-                <w:sz w:val="20"/>
-              </w:rPr>
-              <w:t>12 · p-s1-case-01e</w:t>
-            </w:r>
-          </w:p>
-          <w:p>
-            <w:pPr>
-              <w:spacing w:after="20"/>
-            </w:pPr>
-            <w:r>
-              <w:rPr>
-                <w:rFonts w:ascii="Aptos" w:hAnsi="Aptos"/>
-                <w:b/>
-                <w:color w:val="1178B5"/>
-                <w:sz w:val="18"/>
-              </w:rPr>
-              <w:t>p-s1-case-01e.mp3</w:t>
-            </w:r>
-          </w:p>
-          <w:p>
-            <w:pPr>
-              <w:spacing w:after="20"/>
-            </w:pPr>
-            <w:r>
-              <w:rPr>
-                <w:rFonts w:ascii="Aptos" w:hAnsi="Aptos"/>
-                <w:color w:val="61748A"/>
-                <w:sz w:val="17"/>
-              </w:rPr>
-              <w:t>Encouraging · s1_case_module_explanation</w:t>
-            </w:r>
-          </w:p>
-          <w:p>
-            <w:pPr>
-              <w:spacing w:after="0"/>
-            </w:pPr>
-            <w:r>
-              <w:rPr>
-                <w:rFonts w:ascii="Aptos" w:hAnsi="Aptos"/>
-                <w:b/>
-                <w:color w:val="9A5B00"/>
-                <w:sz w:val="16"/>
-              </w:rPr>
-              <w:t>REVIEW WORDING</w:t>
-            </w:r>
-          </w:p>
-        </w:tc>
-        <w:tc>
-          <w:tcPr>
-            <w:tcW w:type="dxa" w:w="5112"/>
-            <w:shd w:fill="FFFFFF"/>
-            <w:vAlign w:val="top"/>
-            <w:tcBorders>
-              <w:top w:val="single" w:sz="6" w:color="C8D5E3"/>
-              <w:start w:val="single" w:sz="6" w:color="C8D5E3"/>
-              <w:bottom w:val="single" w:sz="6" w:color="C8D5E3"/>
-              <w:end w:val="single" w:sz="6" w:color="C8D5E3"/>
-            </w:tcBorders>
-          </w:tcPr>
-          <w:p>
-            <w:pPr>
-              <w:spacing w:after="0"/>
-            </w:pPr>
-            <w:r>
-              <w:rPr>
-                <w:rFonts w:ascii="Aptos" w:hAnsi="Aptos"/>
-                <w:color w:val="14233B"/>
-                <w:sz w:val="23"/>
-              </w:rPr>
-              <w:t>Exactly. The priority is to make the learning path visible. Before we reveal the After view, let us hand that diagnosed problem to Babbage, review its first-pass sequence, and decide what the instructor should keep.</w:t>
-            </w:r>
-          </w:p>
-        </w:tc>
-      </w:tr>
-    </w:tbl>
-    <w:p>
-      <w:pPr>
-        <w:spacing w:after="20"/>
-      </w:pPr>
-    </w:p>
-    <w:tbl>
-      <w:tblPr>
-        <w:tblW w:type="auto" w:w="0"/>
-        <w:jc w:val="center"/>
-        <w:tblLayout w:type="fixed"/>
-        <w:tblLook w:firstColumn="1" w:firstRow="1" w:lastColumn="0" w:lastRow="0" w:noHBand="0" w:noVBand="1" w:val="04A0"/>
-      </w:tblPr>
-      <w:tblGrid>
-        <w:gridCol w:w="3096"/>
-        <w:gridCol w:w="6984"/>
-      </w:tblGrid>
-      <w:tr>
-        <w:trPr>
-          <w:cantSplit/>
-        </w:trPr>
-        <w:tc>
-          <w:tcPr>
-            <w:tcW w:type="dxa" w:w="5112"/>
-            <w:shd w:fill="FBF7ED"/>
-            <w:vAlign w:val="top"/>
-            <w:tcBorders>
-              <w:top w:val="single" w:sz="6" w:color="C8D5E3"/>
-              <w:start w:val="single" w:sz="6" w:color="C8D5E3"/>
-              <w:bottom w:val="single" w:sz="6" w:color="C8D5E3"/>
-              <w:end w:val="single" w:sz="6" w:color="C8D5E3"/>
-            </w:tcBorders>
-          </w:tcPr>
-          <w:p>
-            <w:pPr>
-              <w:spacing w:after="40"/>
-            </w:pPr>
-            <w:r>
-              <w:rPr>
-                <w:rFonts w:ascii="Aptos" w:hAnsi="Aptos"/>
-                <w:b/>
-                <w:color w:val="0B2348"/>
-                <w:sz w:val="20"/>
-              </w:rPr>
-              <w:t>13 · p-s1-case-01ai-a</w:t>
-            </w:r>
-          </w:p>
-          <w:p>
-            <w:pPr>
-              <w:spacing w:after="20"/>
-            </w:pPr>
-            <w:r>
-              <w:rPr>
-                <w:rFonts w:ascii="Aptos" w:hAnsi="Aptos"/>
-                <w:b/>
-                <w:color w:val="1178B5"/>
-                <w:sz w:val="18"/>
-              </w:rPr>
-              <w:t>p-s1-case-01ai-a.mp3</w:t>
-            </w:r>
-          </w:p>
-          <w:p>
-            <w:pPr>
-              <w:spacing w:after="20"/>
-            </w:pPr>
-            <w:r>
-              <w:rPr>
-                <w:rFonts w:ascii="Aptos" w:hAnsi="Aptos"/>
-                <w:color w:val="61748A"/>
-                <w:sz w:val="17"/>
-              </w:rPr>
-              <w:t>Thinking · s1_case_module_ai_demo</w:t>
-            </w:r>
-          </w:p>
-          <w:p>
-            <w:pPr>
-              <w:spacing w:after="0"/>
-            </w:pPr>
-            <w:r>
-              <w:rPr>
-                <w:rFonts w:ascii="Aptos" w:hAnsi="Aptos"/>
-                <w:b/>
-                <w:color w:val="9A5B00"/>
-                <w:sz w:val="16"/>
-              </w:rPr>
-              <w:t>REVIEW WORDING</w:t>
-            </w:r>
-          </w:p>
-        </w:tc>
-        <w:tc>
-          <w:tcPr>
-            <w:tcW w:type="dxa" w:w="5112"/>
-            <w:shd w:fill="FFFFFF"/>
-            <w:vAlign w:val="top"/>
-            <w:tcBorders>
-              <w:top w:val="single" w:sz="6" w:color="C8D5E3"/>
-              <w:start w:val="single" w:sz="6" w:color="C8D5E3"/>
-              <w:bottom w:val="single" w:sz="6" w:color="C8D5E3"/>
-              <w:end w:val="single" w:sz="6" w:color="C8D5E3"/>
-            </w:tcBorders>
-          </w:tcPr>
-          <w:p>
-            <w:pPr>
-              <w:spacing w:after="0"/>
-            </w:pPr>
-            <w:r>
-              <w:rPr>
-                <w:rFonts w:ascii="Aptos" w:hAnsi="Aptos"/>
-                <w:color w:val="14233B"/>
-                <w:sz w:val="23"/>
-              </w:rPr>
-              <w:t>Here is a useful AI task: inventory the existing items, group them by learner action, and propose a first-pass sequence without deleting anything.</w:t>
-            </w:r>
-          </w:p>
-        </w:tc>
-      </w:tr>
-    </w:tbl>
-    <w:p>
-      <w:pPr>
-        <w:spacing w:after="20"/>
-      </w:pPr>
-    </w:p>
-    <w:tbl>
-      <w:tblPr>
-        <w:tblW w:type="auto" w:w="0"/>
-        <w:jc w:val="center"/>
-        <w:tblLayout w:type="fixed"/>
-        <w:tblLook w:firstColumn="1" w:firstRow="1" w:lastColumn="0" w:lastRow="0" w:noHBand="0" w:noVBand="1" w:val="04A0"/>
-      </w:tblPr>
-      <w:tblGrid>
-        <w:gridCol w:w="3096"/>
-        <w:gridCol w:w="6984"/>
-      </w:tblGrid>
-      <w:tr>
-        <w:trPr>
-          <w:cantSplit/>
-        </w:trPr>
-        <w:tc>
-          <w:tcPr>
-            <w:tcW w:type="dxa" w:w="5112"/>
-            <w:shd w:fill="FBF7ED"/>
-            <w:vAlign w:val="top"/>
-            <w:tcBorders>
-              <w:top w:val="single" w:sz="6" w:color="C8D5E3"/>
-              <w:start w:val="single" w:sz="6" w:color="C8D5E3"/>
-              <w:bottom w:val="single" w:sz="6" w:color="C8D5E3"/>
-              <w:end w:val="single" w:sz="6" w:color="C8D5E3"/>
-            </w:tcBorders>
-          </w:tcPr>
-          <w:p>
-            <w:pPr>
-              <w:spacing w:after="40"/>
-            </w:pPr>
-            <w:r>
-              <w:rPr>
-                <w:rFonts w:ascii="Aptos" w:hAnsi="Aptos"/>
-                <w:b/>
-                <w:color w:val="0B2348"/>
-                <w:sz w:val="20"/>
-              </w:rPr>
-              <w:t>14 · p-s1-case-01ai-c</w:t>
-            </w:r>
-          </w:p>
-          <w:p>
-            <w:pPr>
-              <w:spacing w:after="20"/>
-            </w:pPr>
-            <w:r>
-              <w:rPr>
-                <w:rFonts w:ascii="Aptos" w:hAnsi="Aptos"/>
-                <w:b/>
-                <w:color w:val="1178B5"/>
-                <w:sz w:val="18"/>
-              </w:rPr>
-              <w:t>p-s1-case-01ai-c.mp3</w:t>
-            </w:r>
-          </w:p>
-          <w:p>
-            <w:pPr>
-              <w:spacing w:after="20"/>
-            </w:pPr>
-            <w:r>
-              <w:rPr>
-                <w:rFonts w:ascii="Aptos" w:hAnsi="Aptos"/>
-                <w:color w:val="61748A"/>
-                <w:sz w:val="17"/>
-              </w:rPr>
-              <w:t>Encouraging · s1_case_module_ai_demo</w:t>
-            </w:r>
-          </w:p>
-          <w:p>
-            <w:pPr>
-              <w:spacing w:after="0"/>
-            </w:pPr>
-            <w:r>
-              <w:rPr>
-                <w:rFonts w:ascii="Aptos" w:hAnsi="Aptos"/>
-                <w:b/>
-                <w:color w:val="9A5B00"/>
-                <w:sz w:val="16"/>
-              </w:rPr>
-              <w:t>REVIEW WORDING</w:t>
-            </w:r>
-          </w:p>
-        </w:tc>
-        <w:tc>
-          <w:tcPr>
-            <w:tcW w:type="dxa" w:w="5112"/>
-            <w:shd w:fill="FFFFFF"/>
-            <w:vAlign w:val="top"/>
-            <w:tcBorders>
-              <w:top w:val="single" w:sz="6" w:color="C8D5E3"/>
-              <w:start w:val="single" w:sz="6" w:color="C8D5E3"/>
-              <w:bottom w:val="single" w:sz="6" w:color="C8D5E3"/>
-              <w:end w:val="single" w:sz="6" w:color="C8D5E3"/>
-            </w:tcBorders>
-          </w:tcPr>
-          <w:p>
-            <w:pPr>
-              <w:spacing w:after="0"/>
-            </w:pPr>
-            <w:r>
-              <w:rPr>
-                <w:rFonts w:ascii="Aptos" w:hAnsi="Aptos"/>
-                <w:color w:val="14233B"/>
-                <w:sz w:val="23"/>
-              </w:rPr>
-              <w:t>Exactly. AI supplies the inventory and draft organization. The instructor verifies the purpose, prerequisites, and teachable order.</w:t>
-            </w:r>
-          </w:p>
-        </w:tc>
-      </w:tr>
-    </w:tbl>
-    <w:p>
-      <w:pPr>
-        <w:spacing w:after="20"/>
-      </w:pPr>
-    </w:p>
-    <w:tbl>
-      <w:tblPr>
-        <w:tblW w:type="auto" w:w="0"/>
-        <w:jc w:val="center"/>
-        <w:tblLayout w:type="fixed"/>
-        <w:tblLook w:firstColumn="1" w:firstRow="1" w:lastColumn="0" w:lastRow="0" w:noHBand="0" w:noVBand="1" w:val="04A0"/>
-      </w:tblPr>
-      <w:tblGrid>
-        <w:gridCol w:w="3096"/>
-        <w:gridCol w:w="6984"/>
-      </w:tblGrid>
-      <w:tr>
-        <w:trPr>
-          <w:cantSplit/>
-        </w:trPr>
-        <w:tc>
-          <w:tcPr>
-            <w:tcW w:type="dxa" w:w="5112"/>
-            <w:shd w:fill="FBF7ED"/>
-            <w:vAlign w:val="top"/>
-            <w:tcBorders>
-              <w:top w:val="single" w:sz="6" w:color="C8D5E3"/>
-              <w:start w:val="single" w:sz="6" w:color="C8D5E3"/>
-              <w:bottom w:val="single" w:sz="6" w:color="C8D5E3"/>
-              <w:end w:val="single" w:sz="6" w:color="C8D5E3"/>
-            </w:tcBorders>
-          </w:tcPr>
-          <w:p>
-            <w:pPr>
-              <w:spacing w:after="40"/>
-            </w:pPr>
-            <w:r>
-              <w:rPr>
-                <w:rFonts w:ascii="Aptos" w:hAnsi="Aptos"/>
-                <w:b/>
-                <w:color w:val="0B2348"/>
-                <w:sz w:val="20"/>
-              </w:rPr>
-              <w:t>15 · p-s1-case-01g</w:t>
-            </w:r>
-          </w:p>
-          <w:p>
-            <w:pPr>
-              <w:spacing w:after="20"/>
-            </w:pPr>
-            <w:r>
-              <w:rPr>
-                <w:rFonts w:ascii="Aptos" w:hAnsi="Aptos"/>
-                <w:b/>
-                <w:color w:val="1178B5"/>
-                <w:sz w:val="18"/>
-              </w:rPr>
-              <w:t>p-s1-case-01g.mp3</w:t>
-            </w:r>
-          </w:p>
-          <w:p>
-            <w:pPr>
-              <w:spacing w:after="20"/>
-            </w:pPr>
-            <w:r>
-              <w:rPr>
-                <w:rFonts w:ascii="Aptos" w:hAnsi="Aptos"/>
-                <w:color w:val="61748A"/>
-                <w:sz w:val="17"/>
-              </w:rPr>
-              <w:t>Encouraging · s1_case_module_reveal</w:t>
-            </w:r>
-          </w:p>
-          <w:p>
-            <w:pPr>
-              <w:spacing w:after="0"/>
-            </w:pPr>
-            <w:r>
-              <w:rPr>
-                <w:rFonts w:ascii="Aptos" w:hAnsi="Aptos"/>
-                <w:b/>
-                <w:color w:val="9A5B00"/>
-                <w:sz w:val="16"/>
-              </w:rPr>
-              <w:t>REVIEW WORDING</w:t>
-            </w:r>
-          </w:p>
-        </w:tc>
-        <w:tc>
-          <w:tcPr>
-            <w:tcW w:type="dxa" w:w="5112"/>
-            <w:shd w:fill="FFFFFF"/>
-            <w:vAlign w:val="top"/>
-            <w:tcBorders>
-              <w:top w:val="single" w:sz="6" w:color="C8D5E3"/>
-              <w:start w:val="single" w:sz="6" w:color="C8D5E3"/>
-              <w:bottom w:val="single" w:sz="6" w:color="C8D5E3"/>
-              <w:end w:val="single" w:sz="6" w:color="C8D5E3"/>
-            </w:tcBorders>
-          </w:tcPr>
-          <w:p>
-            <w:pPr>
-              <w:spacing w:after="0"/>
-            </w:pPr>
-            <w:r>
-              <w:rPr>
-                <w:rFonts w:ascii="Aptos" w:hAnsi="Aptos"/>
-                <w:color w:val="14233B"/>
-                <w:sz w:val="23"/>
-              </w:rPr>
-              <w:t>Notice that the course did not need to lose its substance. The redesign made the instructor’s intended sequence visible to the learner.</w:t>
-            </w:r>
-          </w:p>
-        </w:tc>
-      </w:tr>
-    </w:tbl>
-    <w:p>
-      <w:pPr>
-        <w:spacing w:after="20"/>
-      </w:pPr>
     </w:p>
     <w:p>
       <w:pPr>
-        <w:spacing w:before="160" w:after="100"/>
+        <w:pStyle w:val="ListBullet"/>
       </w:pPr>
       <w:r>
-        <w:rPr>
-          <w:rFonts w:ascii="Aptos Display" w:hAnsi="Aptos Display"/>
-          <w:b/>
-          <w:color w:val="0B2348"/>
-          <w:sz w:val="30"/>
-        </w:rPr>
-        <w:t>Case 2: Student path</w:t>
+        <w:t>Record dialogue only. Do not read labels, cues, IDs, or production notes.</w:t>
       </w:r>
-    </w:p>
-    <w:tbl>
-      <w:tblPr>
-        <w:tblW w:type="auto" w:w="0"/>
-        <w:jc w:val="center"/>
-        <w:tblLayout w:type="fixed"/>
-        <w:tblLook w:firstColumn="1" w:firstRow="1" w:lastColumn="0" w:lastRow="0" w:noHBand="0" w:noVBand="1" w:val="04A0"/>
-      </w:tblPr>
-      <w:tblGrid>
-        <w:gridCol w:w="3096"/>
-        <w:gridCol w:w="6984"/>
-      </w:tblGrid>
-      <w:tr>
-        <w:trPr>
-          <w:cantSplit/>
-        </w:trPr>
-        <w:tc>
-          <w:tcPr>
-            <w:tcW w:type="dxa" w:w="5112"/>
-            <w:shd w:fill="FBF7ED"/>
-            <w:vAlign w:val="top"/>
-            <w:tcBorders>
-              <w:top w:val="single" w:sz="6" w:color="C8D5E3"/>
-              <w:start w:val="single" w:sz="6" w:color="C8D5E3"/>
-              <w:bottom w:val="single" w:sz="6" w:color="C8D5E3"/>
-              <w:end w:val="single" w:sz="6" w:color="C8D5E3"/>
-            </w:tcBorders>
-          </w:tcPr>
-          <w:p>
-            <w:pPr>
-              <w:spacing w:after="40"/>
-            </w:pPr>
-            <w:r>
-              <w:rPr>
-                <w:rFonts w:ascii="Aptos" w:hAnsi="Aptos"/>
-                <w:b/>
-                <w:color w:val="0B2348"/>
-                <w:sz w:val="20"/>
-              </w:rPr>
-              <w:t>16 · p-s1-case-02a</w:t>
-            </w:r>
-          </w:p>
-          <w:p>
-            <w:pPr>
-              <w:spacing w:after="20"/>
-            </w:pPr>
-            <w:r>
-              <w:rPr>
-                <w:rFonts w:ascii="Aptos" w:hAnsi="Aptos"/>
-                <w:b/>
-                <w:color w:val="1178B5"/>
-                <w:sz w:val="18"/>
-              </w:rPr>
-              <w:t>p-s1-case-02a.mp3</w:t>
-            </w:r>
-          </w:p>
-          <w:p>
-            <w:pPr>
-              <w:spacing w:after="20"/>
-            </w:pPr>
-            <w:r>
-              <w:rPr>
-                <w:rFonts w:ascii="Aptos" w:hAnsi="Aptos"/>
-                <w:color w:val="61748A"/>
-                <w:sz w:val="17"/>
-              </w:rPr>
-              <w:t>Thinking · s1_case_student_path_briefing</w:t>
-            </w:r>
-          </w:p>
-          <w:p>
-            <w:pPr>
-              <w:spacing w:after="0"/>
-            </w:pPr>
-            <w:r>
-              <w:rPr>
-                <w:rFonts w:ascii="Aptos" w:hAnsi="Aptos"/>
-                <w:b/>
-                <w:color w:val="9A5B00"/>
-                <w:sz w:val="16"/>
-              </w:rPr>
-              <w:t>REVIEW WORDING</w:t>
-            </w:r>
-          </w:p>
-        </w:tc>
-        <w:tc>
-          <w:tcPr>
-            <w:tcW w:type="dxa" w:w="5112"/>
-            <w:shd w:fill="FFFFFF"/>
-            <w:vAlign w:val="top"/>
-            <w:tcBorders>
-              <w:top w:val="single" w:sz="6" w:color="C8D5E3"/>
-              <w:start w:val="single" w:sz="6" w:color="C8D5E3"/>
-              <w:bottom w:val="single" w:sz="6" w:color="C8D5E3"/>
-              <w:end w:val="single" w:sz="6" w:color="C8D5E3"/>
-            </w:tcBorders>
-          </w:tcPr>
-          <w:p>
-            <w:pPr>
-              <w:spacing w:after="0"/>
-            </w:pPr>
-            <w:r>
-              <w:rPr>
-                <w:rFonts w:ascii="Aptos" w:hAnsi="Aptos"/>
-                <w:color w:val="14233B"/>
-                <w:sz w:val="23"/>
-              </w:rPr>
-              <w:t>Case file 2 of 4: the student view. A course can look organized to its instructor while giving students a very different experience.</w:t>
-            </w:r>
-          </w:p>
-        </w:tc>
-      </w:tr>
-    </w:tbl>
-    <w:p>
-      <w:pPr>
-        <w:spacing w:after="20"/>
-      </w:pPr>
-    </w:p>
-    <w:tbl>
-      <w:tblPr>
-        <w:tblW w:type="auto" w:w="0"/>
-        <w:jc w:val="center"/>
-        <w:tblLayout w:type="fixed"/>
-        <w:tblLook w:firstColumn="1" w:firstRow="1" w:lastColumn="0" w:lastRow="0" w:noHBand="0" w:noVBand="1" w:val="04A0"/>
-      </w:tblPr>
-      <w:tblGrid>
-        <w:gridCol w:w="3096"/>
-        <w:gridCol w:w="6984"/>
-      </w:tblGrid>
-      <w:tr>
-        <w:trPr>
-          <w:cantSplit/>
-        </w:trPr>
-        <w:tc>
-          <w:tcPr>
-            <w:tcW w:type="dxa" w:w="5112"/>
-            <w:shd w:fill="FBF7ED"/>
-            <w:vAlign w:val="top"/>
-            <w:tcBorders>
-              <w:top w:val="single" w:sz="6" w:color="C8D5E3"/>
-              <w:start w:val="single" w:sz="6" w:color="C8D5E3"/>
-              <w:bottom w:val="single" w:sz="6" w:color="C8D5E3"/>
-              <w:end w:val="single" w:sz="6" w:color="C8D5E3"/>
-            </w:tcBorders>
-          </w:tcPr>
-          <w:p>
-            <w:pPr>
-              <w:spacing w:after="40"/>
-            </w:pPr>
-            <w:r>
-              <w:rPr>
-                <w:rFonts w:ascii="Aptos" w:hAnsi="Aptos"/>
-                <w:b/>
-                <w:color w:val="0B2348"/>
-                <w:sz w:val="20"/>
-              </w:rPr>
-              <w:t>17 · p-s1-case-02c</w:t>
-            </w:r>
-          </w:p>
-          <w:p>
-            <w:pPr>
-              <w:spacing w:after="20"/>
-            </w:pPr>
-            <w:r>
-              <w:rPr>
-                <w:rFonts w:ascii="Aptos" w:hAnsi="Aptos"/>
-                <w:b/>
-                <w:color w:val="1178B5"/>
-                <w:sz w:val="18"/>
-              </w:rPr>
-              <w:t>p-s1-case-02c.mp3</w:t>
-            </w:r>
-          </w:p>
-          <w:p>
-            <w:pPr>
-              <w:spacing w:after="20"/>
-            </w:pPr>
-            <w:r>
-              <w:rPr>
-                <w:rFonts w:ascii="Aptos" w:hAnsi="Aptos"/>
-                <w:color w:val="61748A"/>
-                <w:sz w:val="17"/>
-              </w:rPr>
-              <w:t>Encouraging · s1_case_student_path_briefing</w:t>
-            </w:r>
-          </w:p>
-          <w:p>
-            <w:pPr>
-              <w:spacing w:after="0"/>
-            </w:pPr>
-            <w:r>
-              <w:rPr>
-                <w:rFonts w:ascii="Aptos" w:hAnsi="Aptos"/>
-                <w:b/>
-                <w:color w:val="9A5B00"/>
-                <w:sz w:val="16"/>
-              </w:rPr>
-              <w:t>REVIEW WORDING</w:t>
-            </w:r>
-          </w:p>
-        </w:tc>
-        <w:tc>
-          <w:tcPr>
-            <w:tcW w:type="dxa" w:w="5112"/>
-            <w:shd w:fill="FFFFFF"/>
-            <w:vAlign w:val="top"/>
-            <w:tcBorders>
-              <w:top w:val="single" w:sz="6" w:color="C8D5E3"/>
-              <w:start w:val="single" w:sz="6" w:color="C8D5E3"/>
-              <w:bottom w:val="single" w:sz="6" w:color="C8D5E3"/>
-              <w:end w:val="single" w:sz="6" w:color="C8D5E3"/>
-            </w:tcBorders>
-          </w:tcPr>
-          <w:p>
-            <w:pPr>
-              <w:spacing w:after="0"/>
-            </w:pPr>
-            <w:r>
-              <w:rPr>
-                <w:rFonts w:ascii="Aptos" w:hAnsi="Aptos"/>
-                <w:color w:val="14233B"/>
-                <w:sz w:val="23"/>
-              </w:rPr>
-              <w:t>Your inspection: identify what Eli must open, remember, or guess before he can follow the intended learning path.</w:t>
-            </w:r>
-          </w:p>
-        </w:tc>
-      </w:tr>
-    </w:tbl>
-    <w:p>
-      <w:pPr>
-        <w:spacing w:after="20"/>
-      </w:pPr>
-    </w:p>
-    <w:tbl>
-      <w:tblPr>
-        <w:tblW w:type="auto" w:w="0"/>
-        <w:jc w:val="center"/>
-        <w:tblLayout w:type="fixed"/>
-        <w:tblLook w:firstColumn="1" w:firstRow="1" w:lastColumn="0" w:lastRow="0" w:noHBand="0" w:noVBand="1" w:val="04A0"/>
-      </w:tblPr>
-      <w:tblGrid>
-        <w:gridCol w:w="3096"/>
-        <w:gridCol w:w="6984"/>
-      </w:tblGrid>
-      <w:tr>
-        <w:trPr>
-          <w:cantSplit/>
-        </w:trPr>
-        <w:tc>
-          <w:tcPr>
-            <w:tcW w:type="dxa" w:w="5112"/>
-            <w:shd w:fill="FBF7ED"/>
-            <w:vAlign w:val="top"/>
-            <w:tcBorders>
-              <w:top w:val="single" w:sz="6" w:color="C8D5E3"/>
-              <w:start w:val="single" w:sz="6" w:color="C8D5E3"/>
-              <w:bottom w:val="single" w:sz="6" w:color="C8D5E3"/>
-              <w:end w:val="single" w:sz="6" w:color="C8D5E3"/>
-            </w:tcBorders>
-          </w:tcPr>
-          <w:p>
-            <w:pPr>
-              <w:spacing w:after="40"/>
-            </w:pPr>
-            <w:r>
-              <w:rPr>
-                <w:rFonts w:ascii="Aptos" w:hAnsi="Aptos"/>
-                <w:b/>
-                <w:color w:val="0B2348"/>
-                <w:sz w:val="20"/>
-              </w:rPr>
-              <w:t>18 · p-s1-case-02e</w:t>
-            </w:r>
-          </w:p>
-          <w:p>
-            <w:pPr>
-              <w:spacing w:after="20"/>
-            </w:pPr>
-            <w:r>
-              <w:rPr>
-                <w:rFonts w:ascii="Aptos" w:hAnsi="Aptos"/>
-                <w:b/>
-                <w:color w:val="1178B5"/>
-                <w:sz w:val="18"/>
-              </w:rPr>
-              <w:t>p-s1-case-02e.mp3</w:t>
-            </w:r>
-          </w:p>
-          <w:p>
-            <w:pPr>
-              <w:spacing w:after="20"/>
-            </w:pPr>
-            <w:r>
-              <w:rPr>
-                <w:rFonts w:ascii="Aptos" w:hAnsi="Aptos"/>
-                <w:color w:val="61748A"/>
-                <w:sz w:val="17"/>
-              </w:rPr>
-              <w:t>Encouraging · s1_case_student_path_explanation</w:t>
-            </w:r>
-          </w:p>
-          <w:p>
-            <w:pPr>
-              <w:spacing w:after="0"/>
-            </w:pPr>
-            <w:r>
-              <w:rPr>
-                <w:rFonts w:ascii="Aptos" w:hAnsi="Aptos"/>
-                <w:b/>
-                <w:color w:val="9A5B00"/>
-                <w:sz w:val="16"/>
-              </w:rPr>
-              <w:t>REVIEW WORDING</w:t>
-            </w:r>
-          </w:p>
-        </w:tc>
-        <w:tc>
-          <w:tcPr>
-            <w:tcW w:type="dxa" w:w="5112"/>
-            <w:shd w:fill="FFFFFF"/>
-            <w:vAlign w:val="top"/>
-            <w:tcBorders>
-              <w:top w:val="single" w:sz="6" w:color="C8D5E3"/>
-              <w:start w:val="single" w:sz="6" w:color="C8D5E3"/>
-              <w:bottom w:val="single" w:sz="6" w:color="C8D5E3"/>
-              <w:end w:val="single" w:sz="6" w:color="C8D5E3"/>
-            </w:tcBorders>
-          </w:tcPr>
-          <w:p>
-            <w:pPr>
-              <w:spacing w:after="0"/>
-            </w:pPr>
-            <w:r>
-              <w:rPr>
-                <w:rFonts w:ascii="Aptos" w:hAnsi="Aptos"/>
-                <w:color w:val="14233B"/>
-                <w:sz w:val="23"/>
-              </w:rPr>
-              <w:t>Right. Before we reveal the After view, we will ask Babbage to audit only the student-visible signals, review what it flags, and decide what the instructor should change.</w:t>
-            </w:r>
-          </w:p>
-        </w:tc>
-      </w:tr>
-    </w:tbl>
-    <w:p>
-      <w:pPr>
-        <w:spacing w:after="20"/>
-      </w:pPr>
-    </w:p>
-    <w:tbl>
-      <w:tblPr>
-        <w:tblW w:type="auto" w:w="0"/>
-        <w:jc w:val="center"/>
-        <w:tblLayout w:type="fixed"/>
-        <w:tblLook w:firstColumn="1" w:firstRow="1" w:lastColumn="0" w:lastRow="0" w:noHBand="0" w:noVBand="1" w:val="04A0"/>
-      </w:tblPr>
-      <w:tblGrid>
-        <w:gridCol w:w="3096"/>
-        <w:gridCol w:w="6984"/>
-      </w:tblGrid>
-      <w:tr>
-        <w:trPr>
-          <w:cantSplit/>
-        </w:trPr>
-        <w:tc>
-          <w:tcPr>
-            <w:tcW w:type="dxa" w:w="5112"/>
-            <w:shd w:fill="FBF7ED"/>
-            <w:vAlign w:val="top"/>
-            <w:tcBorders>
-              <w:top w:val="single" w:sz="6" w:color="C8D5E3"/>
-              <w:start w:val="single" w:sz="6" w:color="C8D5E3"/>
-              <w:bottom w:val="single" w:sz="6" w:color="C8D5E3"/>
-              <w:end w:val="single" w:sz="6" w:color="C8D5E3"/>
-            </w:tcBorders>
-          </w:tcPr>
-          <w:p>
-            <w:pPr>
-              <w:spacing w:after="40"/>
-            </w:pPr>
-            <w:r>
-              <w:rPr>
-                <w:rFonts w:ascii="Aptos" w:hAnsi="Aptos"/>
-                <w:b/>
-                <w:color w:val="0B2348"/>
-                <w:sz w:val="20"/>
-              </w:rPr>
-              <w:t>19 · p-s1-case-02ai-a</w:t>
-            </w:r>
-          </w:p>
-          <w:p>
-            <w:pPr>
-              <w:spacing w:after="20"/>
-            </w:pPr>
-            <w:r>
-              <w:rPr>
-                <w:rFonts w:ascii="Aptos" w:hAnsi="Aptos"/>
-                <w:b/>
-                <w:color w:val="1178B5"/>
-                <w:sz w:val="18"/>
-              </w:rPr>
-              <w:t>p-s1-case-02ai-a.mp3</w:t>
-            </w:r>
-          </w:p>
-          <w:p>
-            <w:pPr>
-              <w:spacing w:after="20"/>
-            </w:pPr>
-            <w:r>
-              <w:rPr>
-                <w:rFonts w:ascii="Aptos" w:hAnsi="Aptos"/>
-                <w:color w:val="61748A"/>
-                <w:sz w:val="17"/>
-              </w:rPr>
-              <w:t>Thinking · s1_case_student_path_ai_demo</w:t>
-            </w:r>
-          </w:p>
-          <w:p>
-            <w:pPr>
-              <w:spacing w:after="0"/>
-            </w:pPr>
-            <w:r>
-              <w:rPr>
-                <w:rFonts w:ascii="Aptos" w:hAnsi="Aptos"/>
-                <w:b/>
-                <w:color w:val="9A5B00"/>
-                <w:sz w:val="16"/>
-              </w:rPr>
-              <w:t>REVIEW WORDING</w:t>
-            </w:r>
-          </w:p>
-        </w:tc>
-        <w:tc>
-          <w:tcPr>
-            <w:tcW w:type="dxa" w:w="5112"/>
-            <w:shd w:fill="FFFFFF"/>
-            <w:vAlign w:val="top"/>
-            <w:tcBorders>
-              <w:top w:val="single" w:sz="6" w:color="C8D5E3"/>
-              <w:start w:val="single" w:sz="6" w:color="C8D5E3"/>
-              <w:bottom w:val="single" w:sz="6" w:color="C8D5E3"/>
-              <w:end w:val="single" w:sz="6" w:color="C8D5E3"/>
-            </w:tcBorders>
-          </w:tcPr>
-          <w:p>
-            <w:pPr>
-              <w:spacing w:after="0"/>
-            </w:pPr>
-            <w:r>
-              <w:rPr>
-                <w:rFonts w:ascii="Aptos" w:hAnsi="Aptos"/>
-                <w:color w:val="14233B"/>
-                <w:sz w:val="23"/>
-              </w:rPr>
-              <w:t>For this case, Babbage audits only what is visible in the student view: destination, starting point, action labels, and a clear completion point.</w:t>
-            </w:r>
-          </w:p>
-        </w:tc>
-      </w:tr>
-    </w:tbl>
-    <w:p>
-      <w:pPr>
-        <w:spacing w:after="20"/>
-      </w:pPr>
-    </w:p>
-    <w:tbl>
-      <w:tblPr>
-        <w:tblW w:type="auto" w:w="0"/>
-        <w:jc w:val="center"/>
-        <w:tblLayout w:type="fixed"/>
-        <w:tblLook w:firstColumn="1" w:firstRow="1" w:lastColumn="0" w:lastRow="0" w:noHBand="0" w:noVBand="1" w:val="04A0"/>
-      </w:tblPr>
-      <w:tblGrid>
-        <w:gridCol w:w="3096"/>
-        <w:gridCol w:w="6984"/>
-      </w:tblGrid>
-      <w:tr>
-        <w:trPr>
-          <w:cantSplit/>
-        </w:trPr>
-        <w:tc>
-          <w:tcPr>
-            <w:tcW w:type="dxa" w:w="5112"/>
-            <w:shd w:fill="FBF7ED"/>
-            <w:vAlign w:val="top"/>
-            <w:tcBorders>
-              <w:top w:val="single" w:sz="6" w:color="C8D5E3"/>
-              <w:start w:val="single" w:sz="6" w:color="C8D5E3"/>
-              <w:bottom w:val="single" w:sz="6" w:color="C8D5E3"/>
-              <w:end w:val="single" w:sz="6" w:color="C8D5E3"/>
-            </w:tcBorders>
-          </w:tcPr>
-          <w:p>
-            <w:pPr>
-              <w:spacing w:after="40"/>
-            </w:pPr>
-            <w:r>
-              <w:rPr>
-                <w:rFonts w:ascii="Aptos" w:hAnsi="Aptos"/>
-                <w:b/>
-                <w:color w:val="0B2348"/>
-                <w:sz w:val="20"/>
-              </w:rPr>
-              <w:t>20 · p-s1-case-02ai-c</w:t>
-            </w:r>
-          </w:p>
-          <w:p>
-            <w:pPr>
-              <w:spacing w:after="20"/>
-            </w:pPr>
-            <w:r>
-              <w:rPr>
-                <w:rFonts w:ascii="Aptos" w:hAnsi="Aptos"/>
-                <w:b/>
-                <w:color w:val="1178B5"/>
-                <w:sz w:val="18"/>
-              </w:rPr>
-              <w:t>p-s1-case-02ai-c.mp3</w:t>
-            </w:r>
-          </w:p>
-          <w:p>
-            <w:pPr>
-              <w:spacing w:after="20"/>
-            </w:pPr>
-            <w:r>
-              <w:rPr>
-                <w:rFonts w:ascii="Aptos" w:hAnsi="Aptos"/>
-                <w:color w:val="61748A"/>
-                <w:sz w:val="17"/>
-              </w:rPr>
-              <w:t>Encouraging · s1_case_student_path_ai_demo</w:t>
-            </w:r>
-          </w:p>
-          <w:p>
-            <w:pPr>
-              <w:spacing w:after="0"/>
-            </w:pPr>
-            <w:r>
-              <w:rPr>
-                <w:rFonts w:ascii="Aptos" w:hAnsi="Aptos"/>
-                <w:b/>
-                <w:color w:val="9A5B00"/>
-                <w:sz w:val="16"/>
-              </w:rPr>
-              <w:t>REVIEW WORDING</w:t>
-            </w:r>
-          </w:p>
-        </w:tc>
-        <w:tc>
-          <w:tcPr>
-            <w:tcW w:type="dxa" w:w="5112"/>
-            <w:shd w:fill="FFFFFF"/>
-            <w:vAlign w:val="top"/>
-            <w:tcBorders>
-              <w:top w:val="single" w:sz="6" w:color="C8D5E3"/>
-              <w:start w:val="single" w:sz="6" w:color="C8D5E3"/>
-              <w:bottom w:val="single" w:sz="6" w:color="C8D5E3"/>
-              <w:end w:val="single" w:sz="6" w:color="C8D5E3"/>
-            </w:tcBorders>
-          </w:tcPr>
-          <w:p>
-            <w:pPr>
-              <w:spacing w:after="0"/>
-            </w:pPr>
-            <w:r>
-              <w:rPr>
-                <w:rFonts w:ascii="Aptos" w:hAnsi="Aptos"/>
-                <w:color w:val="14233B"/>
-                <w:sz w:val="23"/>
-              </w:rPr>
-              <w:t>Use AI as a rapid inspection partner, then validate its findings with student-view testing and real learner feedback.</w:t>
-            </w:r>
-          </w:p>
-        </w:tc>
-      </w:tr>
-    </w:tbl>
-    <w:p>
-      <w:pPr>
-        <w:spacing w:after="20"/>
-      </w:pPr>
-    </w:p>
-    <w:tbl>
-      <w:tblPr>
-        <w:tblW w:type="auto" w:w="0"/>
-        <w:jc w:val="center"/>
-        <w:tblLayout w:type="fixed"/>
-        <w:tblLook w:firstColumn="1" w:firstRow="1" w:lastColumn="0" w:lastRow="0" w:noHBand="0" w:noVBand="1" w:val="04A0"/>
-      </w:tblPr>
-      <w:tblGrid>
-        <w:gridCol w:w="3096"/>
-        <w:gridCol w:w="6984"/>
-      </w:tblGrid>
-      <w:tr>
-        <w:trPr>
-          <w:cantSplit/>
-        </w:trPr>
-        <w:tc>
-          <w:tcPr>
-            <w:tcW w:type="dxa" w:w="5112"/>
-            <w:shd w:fill="FBF7ED"/>
-            <w:vAlign w:val="top"/>
-            <w:tcBorders>
-              <w:top w:val="single" w:sz="6" w:color="C8D5E3"/>
-              <w:start w:val="single" w:sz="6" w:color="C8D5E3"/>
-              <w:bottom w:val="single" w:sz="6" w:color="C8D5E3"/>
-              <w:end w:val="single" w:sz="6" w:color="C8D5E3"/>
-            </w:tcBorders>
-          </w:tcPr>
-          <w:p>
-            <w:pPr>
-              <w:spacing w:after="40"/>
-            </w:pPr>
-            <w:r>
-              <w:rPr>
-                <w:rFonts w:ascii="Aptos" w:hAnsi="Aptos"/>
-                <w:b/>
-                <w:color w:val="0B2348"/>
-                <w:sz w:val="20"/>
-              </w:rPr>
-              <w:t>21 · p-s1-case-02g</w:t>
-            </w:r>
-          </w:p>
-          <w:p>
-            <w:pPr>
-              <w:spacing w:after="20"/>
-            </w:pPr>
-            <w:r>
-              <w:rPr>
-                <w:rFonts w:ascii="Aptos" w:hAnsi="Aptos"/>
-                <w:b/>
-                <w:color w:val="1178B5"/>
-                <w:sz w:val="18"/>
-              </w:rPr>
-              <w:t>p-s1-case-02g.mp3</w:t>
-            </w:r>
-          </w:p>
-          <w:p>
-            <w:pPr>
-              <w:spacing w:after="20"/>
-            </w:pPr>
-            <w:r>
-              <w:rPr>
-                <w:rFonts w:ascii="Aptos" w:hAnsi="Aptos"/>
-                <w:color w:val="61748A"/>
-                <w:sz w:val="17"/>
-              </w:rPr>
-              <w:t>Thinking · s1_case_student_path_reveal</w:t>
-            </w:r>
-          </w:p>
-          <w:p>
-            <w:pPr>
-              <w:spacing w:after="0"/>
-            </w:pPr>
-            <w:r>
-              <w:rPr>
-                <w:rFonts w:ascii="Aptos" w:hAnsi="Aptos"/>
-                <w:b/>
-                <w:color w:val="9A5B00"/>
-                <w:sz w:val="16"/>
-              </w:rPr>
-              <w:t>REVIEW WORDING</w:t>
-            </w:r>
-          </w:p>
-        </w:tc>
-        <w:tc>
-          <w:tcPr>
-            <w:tcW w:type="dxa" w:w="5112"/>
-            <w:shd w:fill="FFFFFF"/>
-            <w:vAlign w:val="top"/>
-            <w:tcBorders>
-              <w:top w:val="single" w:sz="6" w:color="C8D5E3"/>
-              <w:start w:val="single" w:sz="6" w:color="C8D5E3"/>
-              <w:bottom w:val="single" w:sz="6" w:color="C8D5E3"/>
-              <w:end w:val="single" w:sz="6" w:color="C8D5E3"/>
-            </w:tcBorders>
-          </w:tcPr>
-          <w:p>
-            <w:pPr>
-              <w:spacing w:after="0"/>
-            </w:pPr>
-            <w:r>
-              <w:rPr>
-                <w:rFonts w:ascii="Aptos" w:hAnsi="Aptos"/>
-                <w:color w:val="14233B"/>
-                <w:sz w:val="23"/>
-              </w:rPr>
-              <w:t>That is the student-view test: can the learner follow the intended path without extra explanation from the instructor?</w:t>
-            </w:r>
-          </w:p>
-        </w:tc>
-      </w:tr>
-    </w:tbl>
-    <w:p>
-      <w:pPr>
-        <w:spacing w:after="20"/>
-      </w:pPr>
     </w:p>
     <w:p>
       <w:pPr>
-        <w:spacing w:before="160" w:after="100"/>
+        <w:pStyle w:val="Heading1"/>
       </w:pPr>
       <w:r>
-        <w:rPr>
-          <w:rFonts w:ascii="Aptos Display" w:hAnsi="Aptos Display"/>
-          <w:b/>
-          <w:color w:val="0B2348"/>
-          <w:sz w:val="30"/>
-        </w:rPr>
-        <w:t>Case 3: Assignment</w:t>
+        <w:t>Performance direction</w:t>
       </w:r>
     </w:p>
-    <w:tbl>
-      <w:tblPr>
-        <w:tblW w:type="auto" w:w="0"/>
-        <w:jc w:val="center"/>
-        <w:tblLayout w:type="fixed"/>
-        <w:tblLook w:firstColumn="1" w:firstRow="1" w:lastColumn="0" w:lastRow="0" w:noHBand="0" w:noVBand="1" w:val="04A0"/>
-      </w:tblPr>
-      <w:tblGrid>
-        <w:gridCol w:w="3096"/>
-        <w:gridCol w:w="6984"/>
-      </w:tblGrid>
-      <w:tr>
-        <w:trPr>
-          <w:cantSplit/>
-        </w:trPr>
-        <w:tc>
-          <w:tcPr>
-            <w:tcW w:type="dxa" w:w="5112"/>
-            <w:shd w:fill="FBF7ED"/>
-            <w:vAlign w:val="top"/>
-            <w:tcBorders>
-              <w:top w:val="single" w:sz="6" w:color="C8D5E3"/>
-              <w:start w:val="single" w:sz="6" w:color="C8D5E3"/>
-              <w:bottom w:val="single" w:sz="6" w:color="C8D5E3"/>
-              <w:end w:val="single" w:sz="6" w:color="C8D5E3"/>
-            </w:tcBorders>
-          </w:tcPr>
-          <w:p>
-            <w:pPr>
-              <w:spacing w:after="40"/>
-            </w:pPr>
-            <w:r>
-              <w:rPr>
-                <w:rFonts w:ascii="Aptos" w:hAnsi="Aptos"/>
-                <w:b/>
-                <w:color w:val="0B2348"/>
-                <w:sz w:val="20"/>
-              </w:rPr>
-              <w:t>22 · p-s1-case-03a</w:t>
-            </w:r>
-          </w:p>
-          <w:p>
-            <w:pPr>
-              <w:spacing w:after="20"/>
-            </w:pPr>
-            <w:r>
-              <w:rPr>
-                <w:rFonts w:ascii="Aptos" w:hAnsi="Aptos"/>
-                <w:b/>
-                <w:color w:val="1178B5"/>
-                <w:sz w:val="18"/>
-              </w:rPr>
-              <w:t>p-s1-case-03a.mp3</w:t>
-            </w:r>
-          </w:p>
-          <w:p>
-            <w:pPr>
-              <w:spacing w:after="20"/>
-            </w:pPr>
-            <w:r>
-              <w:rPr>
-                <w:rFonts w:ascii="Aptos" w:hAnsi="Aptos"/>
-                <w:color w:val="61748A"/>
-                <w:sz w:val="17"/>
-              </w:rPr>
-              <w:t>Thinking · s1_case_assignment_briefing</w:t>
-            </w:r>
-          </w:p>
-          <w:p>
-            <w:pPr>
-              <w:spacing w:after="0"/>
-            </w:pPr>
-            <w:r>
-              <w:rPr>
-                <w:rFonts w:ascii="Aptos" w:hAnsi="Aptos"/>
-                <w:b/>
-                <w:color w:val="9A5B00"/>
-                <w:sz w:val="16"/>
-              </w:rPr>
-              <w:t>REVIEW WORDING</w:t>
-            </w:r>
-          </w:p>
-        </w:tc>
-        <w:tc>
-          <w:tcPr>
-            <w:tcW w:type="dxa" w:w="5112"/>
-            <w:shd w:fill="FFFFFF"/>
-            <w:vAlign w:val="top"/>
-            <w:tcBorders>
-              <w:top w:val="single" w:sz="6" w:color="C8D5E3"/>
-              <w:start w:val="single" w:sz="6" w:color="C8D5E3"/>
-              <w:bottom w:val="single" w:sz="6" w:color="C8D5E3"/>
-              <w:end w:val="single" w:sz="6" w:color="C8D5E3"/>
-            </w:tcBorders>
-          </w:tcPr>
-          <w:p>
-            <w:pPr>
-              <w:spacing w:after="0"/>
-            </w:pPr>
-            <w:r>
-              <w:rPr>
-                <w:rFonts w:ascii="Aptos" w:hAnsi="Aptos"/>
-                <w:color w:val="14233B"/>
-                <w:sz w:val="23"/>
-              </w:rPr>
-              <w:t>Case file 3 of 4: the assignment at the point of submission. Can Eli see what a successful comparison must include before he begins writing?</w:t>
-            </w:r>
-          </w:p>
-        </w:tc>
-      </w:tr>
-    </w:tbl>
     <w:p>
-      <w:pPr>
-        <w:spacing w:after="20"/>
-      </w:pPr>
-    </w:p>
-    <w:tbl>
-      <w:tblPr>
-        <w:tblW w:type="auto" w:w="0"/>
-        <w:jc w:val="center"/>
-        <w:tblLayout w:type="fixed"/>
-        <w:tblLook w:firstColumn="1" w:firstRow="1" w:lastColumn="0" w:lastRow="0" w:noHBand="0" w:noVBand="1" w:val="04A0"/>
-      </w:tblPr>
-      <w:tblGrid>
-        <w:gridCol w:w="3096"/>
-        <w:gridCol w:w="6984"/>
-      </w:tblGrid>
-      <w:tr>
-        <w:trPr>
-          <w:cantSplit/>
-        </w:trPr>
-        <w:tc>
-          <w:tcPr>
-            <w:tcW w:type="dxa" w:w="5112"/>
-            <w:shd w:fill="FBF7ED"/>
-            <w:vAlign w:val="top"/>
-            <w:tcBorders>
-              <w:top w:val="single" w:sz="6" w:color="C8D5E3"/>
-              <w:start w:val="single" w:sz="6" w:color="C8D5E3"/>
-              <w:bottom w:val="single" w:sz="6" w:color="C8D5E3"/>
-              <w:end w:val="single" w:sz="6" w:color="C8D5E3"/>
-            </w:tcBorders>
-          </w:tcPr>
-          <w:p>
-            <w:pPr>
-              <w:spacing w:after="40"/>
-            </w:pPr>
-            <w:r>
-              <w:rPr>
-                <w:rFonts w:ascii="Aptos" w:hAnsi="Aptos"/>
-                <w:b/>
-                <w:color w:val="0B2348"/>
-                <w:sz w:val="20"/>
-              </w:rPr>
-              <w:t>23 · p-s1-case-03c</w:t>
-            </w:r>
-          </w:p>
-          <w:p>
-            <w:pPr>
-              <w:spacing w:after="20"/>
-            </w:pPr>
-            <w:r>
-              <w:rPr>
-                <w:rFonts w:ascii="Aptos" w:hAnsi="Aptos"/>
-                <w:b/>
-                <w:color w:val="1178B5"/>
-                <w:sz w:val="18"/>
-              </w:rPr>
-              <w:t>p-s1-case-03c.mp3</w:t>
-            </w:r>
-          </w:p>
-          <w:p>
-            <w:pPr>
-              <w:spacing w:after="20"/>
-            </w:pPr>
-            <w:r>
-              <w:rPr>
-                <w:rFonts w:ascii="Aptos" w:hAnsi="Aptos"/>
-                <w:color w:val="61748A"/>
-                <w:sz w:val="17"/>
-              </w:rPr>
-              <w:t>Encouraging · s1_case_assignment_briefing</w:t>
-            </w:r>
-          </w:p>
-          <w:p>
-            <w:pPr>
-              <w:spacing w:after="0"/>
-            </w:pPr>
-            <w:r>
-              <w:rPr>
-                <w:rFonts w:ascii="Aptos" w:hAnsi="Aptos"/>
-                <w:b/>
-                <w:color w:val="9A5B00"/>
-                <w:sz w:val="16"/>
-              </w:rPr>
-              <w:t>REVIEW WORDING</w:t>
-            </w:r>
-          </w:p>
-        </w:tc>
-        <w:tc>
-          <w:tcPr>
-            <w:tcW w:type="dxa" w:w="5112"/>
-            <w:shd w:fill="FFFFFF"/>
-            <w:vAlign w:val="top"/>
-            <w:tcBorders>
-              <w:top w:val="single" w:sz="6" w:color="C8D5E3"/>
-              <w:start w:val="single" w:sz="6" w:color="C8D5E3"/>
-              <w:bottom w:val="single" w:sz="6" w:color="C8D5E3"/>
-              <w:end w:val="single" w:sz="6" w:color="C8D5E3"/>
-            </w:tcBorders>
-          </w:tcPr>
-          <w:p>
-            <w:pPr>
-              <w:spacing w:after="0"/>
-            </w:pPr>
-            <w:r>
-              <w:rPr>
-                <w:rFonts w:ascii="Aptos" w:hAnsi="Aptos"/>
-                <w:color w:val="14233B"/>
-                <w:sz w:val="23"/>
-              </w:rPr>
-              <w:t>Your inspection: list the requirements missing from this page and notice how much reconstruction the learner must do before submitting.</w:t>
-            </w:r>
-          </w:p>
-        </w:tc>
-      </w:tr>
-    </w:tbl>
-    <w:p>
-      <w:pPr>
-        <w:spacing w:after="20"/>
-      </w:pPr>
-    </w:p>
-    <w:tbl>
-      <w:tblPr>
-        <w:tblW w:type="auto" w:w="0"/>
-        <w:jc w:val="center"/>
-        <w:tblLayout w:type="fixed"/>
-        <w:tblLook w:firstColumn="1" w:firstRow="1" w:lastColumn="0" w:lastRow="0" w:noHBand="0" w:noVBand="1" w:val="04A0"/>
-      </w:tblPr>
-      <w:tblGrid>
-        <w:gridCol w:w="3096"/>
-        <w:gridCol w:w="6984"/>
-      </w:tblGrid>
-      <w:tr>
-        <w:trPr>
-          <w:cantSplit/>
-        </w:trPr>
-        <w:tc>
-          <w:tcPr>
-            <w:tcW w:type="dxa" w:w="5112"/>
-            <w:shd w:fill="FBF7ED"/>
-            <w:vAlign w:val="top"/>
-            <w:tcBorders>
-              <w:top w:val="single" w:sz="6" w:color="C8D5E3"/>
-              <w:start w:val="single" w:sz="6" w:color="C8D5E3"/>
-              <w:bottom w:val="single" w:sz="6" w:color="C8D5E3"/>
-              <w:end w:val="single" w:sz="6" w:color="C8D5E3"/>
-            </w:tcBorders>
-          </w:tcPr>
-          <w:p>
-            <w:pPr>
-              <w:spacing w:after="40"/>
-            </w:pPr>
-            <w:r>
-              <w:rPr>
-                <w:rFonts w:ascii="Aptos" w:hAnsi="Aptos"/>
-                <w:b/>
-                <w:color w:val="0B2348"/>
-                <w:sz w:val="20"/>
-              </w:rPr>
-              <w:t>24 · p-s1-case-03e</w:t>
-            </w:r>
-          </w:p>
-          <w:p>
-            <w:pPr>
-              <w:spacing w:after="20"/>
-            </w:pPr>
-            <w:r>
-              <w:rPr>
-                <w:rFonts w:ascii="Aptos" w:hAnsi="Aptos"/>
-                <w:b/>
-                <w:color w:val="1178B5"/>
-                <w:sz w:val="18"/>
-              </w:rPr>
-              <w:t>p-s1-case-03e.mp3</w:t>
-            </w:r>
-          </w:p>
-          <w:p>
-            <w:pPr>
-              <w:spacing w:after="20"/>
-            </w:pPr>
-            <w:r>
-              <w:rPr>
-                <w:rFonts w:ascii="Aptos" w:hAnsi="Aptos"/>
-                <w:color w:val="61748A"/>
-                <w:sz w:val="17"/>
-              </w:rPr>
-              <w:t>Encouraging · s1_case_assignment_explanation</w:t>
-            </w:r>
-          </w:p>
-          <w:p>
-            <w:pPr>
-              <w:spacing w:after="0"/>
-            </w:pPr>
-            <w:r>
-              <w:rPr>
-                <w:rFonts w:ascii="Aptos" w:hAnsi="Aptos"/>
-                <w:b/>
-                <w:color w:val="9A5B00"/>
-                <w:sz w:val="16"/>
-              </w:rPr>
-              <w:t>REVIEW WORDING</w:t>
-            </w:r>
-          </w:p>
-        </w:tc>
-        <w:tc>
-          <w:tcPr>
-            <w:tcW w:type="dxa" w:w="5112"/>
-            <w:shd w:fill="FFFFFF"/>
-            <w:vAlign w:val="top"/>
-            <w:tcBorders>
-              <w:top w:val="single" w:sz="6" w:color="C8D5E3"/>
-              <w:start w:val="single" w:sz="6" w:color="C8D5E3"/>
-              <w:bottom w:val="single" w:sz="6" w:color="C8D5E3"/>
-              <w:end w:val="single" w:sz="6" w:color="C8D5E3"/>
-            </w:tcBorders>
-          </w:tcPr>
-          <w:p>
-            <w:pPr>
-              <w:spacing w:after="0"/>
-            </w:pPr>
-            <w:r>
-              <w:rPr>
-                <w:rFonts w:ascii="Aptos" w:hAnsi="Aptos"/>
-                <w:color w:val="14233B"/>
-                <w:sz w:val="23"/>
-              </w:rPr>
-              <w:t>That hunt is avoidable. Before the After view, we will ask Babbage to extract the scattered requirements, verify every item against the source, and decide what belongs at the point of need.</w:t>
-            </w:r>
-          </w:p>
-        </w:tc>
-      </w:tr>
-    </w:tbl>
-    <w:p>
-      <w:pPr>
-        <w:spacing w:after="20"/>
-      </w:pPr>
-    </w:p>
-    <w:tbl>
-      <w:tblPr>
-        <w:tblW w:type="auto" w:w="0"/>
-        <w:jc w:val="center"/>
-        <w:tblLayout w:type="fixed"/>
-        <w:tblLook w:firstColumn="1" w:firstRow="1" w:lastColumn="0" w:lastRow="0" w:noHBand="0" w:noVBand="1" w:val="04A0"/>
-      </w:tblPr>
-      <w:tblGrid>
-        <w:gridCol w:w="3096"/>
-        <w:gridCol w:w="6984"/>
-      </w:tblGrid>
-      <w:tr>
-        <w:trPr>
-          <w:cantSplit/>
-        </w:trPr>
-        <w:tc>
-          <w:tcPr>
-            <w:tcW w:type="dxa" w:w="5112"/>
-            <w:shd w:fill="FBF7ED"/>
-            <w:vAlign w:val="top"/>
-            <w:tcBorders>
-              <w:top w:val="single" w:sz="6" w:color="C8D5E3"/>
-              <w:start w:val="single" w:sz="6" w:color="C8D5E3"/>
-              <w:bottom w:val="single" w:sz="6" w:color="C8D5E3"/>
-              <w:end w:val="single" w:sz="6" w:color="C8D5E3"/>
-            </w:tcBorders>
-          </w:tcPr>
-          <w:p>
-            <w:pPr>
-              <w:spacing w:after="40"/>
-            </w:pPr>
-            <w:r>
-              <w:rPr>
-                <w:rFonts w:ascii="Aptos" w:hAnsi="Aptos"/>
-                <w:b/>
-                <w:color w:val="0B2348"/>
-                <w:sz w:val="20"/>
-              </w:rPr>
-              <w:t>25 · p-s1-case-03ai-a</w:t>
-            </w:r>
-          </w:p>
-          <w:p>
-            <w:pPr>
-              <w:spacing w:after="20"/>
-            </w:pPr>
-            <w:r>
-              <w:rPr>
-                <w:rFonts w:ascii="Aptos" w:hAnsi="Aptos"/>
-                <w:b/>
-                <w:color w:val="1178B5"/>
-                <w:sz w:val="18"/>
-              </w:rPr>
-              <w:t>p-s1-case-03ai-a.mp3</w:t>
-            </w:r>
-          </w:p>
-          <w:p>
-            <w:pPr>
-              <w:spacing w:after="20"/>
-            </w:pPr>
-            <w:r>
-              <w:rPr>
-                <w:rFonts w:ascii="Aptos" w:hAnsi="Aptos"/>
-                <w:color w:val="61748A"/>
-                <w:sz w:val="17"/>
-              </w:rPr>
-              <w:t>Thinking · s1_case_assignment_ai_demo</w:t>
-            </w:r>
-          </w:p>
-          <w:p>
-            <w:pPr>
-              <w:spacing w:after="0"/>
-            </w:pPr>
-            <w:r>
-              <w:rPr>
-                <w:rFonts w:ascii="Aptos" w:hAnsi="Aptos"/>
-                <w:b/>
-                <w:color w:val="9A5B00"/>
-                <w:sz w:val="16"/>
-              </w:rPr>
-              <w:t>REVIEW WORDING</w:t>
-            </w:r>
-          </w:p>
-        </w:tc>
-        <w:tc>
-          <w:tcPr>
-            <w:tcW w:type="dxa" w:w="5112"/>
-            <w:shd w:fill="FFFFFF"/>
-            <w:vAlign w:val="top"/>
-            <w:tcBorders>
-              <w:top w:val="single" w:sz="6" w:color="C8D5E3"/>
-              <w:start w:val="single" w:sz="6" w:color="C8D5E3"/>
-              <w:bottom w:val="single" w:sz="6" w:color="C8D5E3"/>
-              <w:end w:val="single" w:sz="6" w:color="C8D5E3"/>
-            </w:tcBorders>
-          </w:tcPr>
-          <w:p>
-            <w:pPr>
-              <w:spacing w:after="0"/>
-            </w:pPr>
-            <w:r>
-              <w:rPr>
-                <w:rFonts w:ascii="Aptos" w:hAnsi="Aptos"/>
-                <w:color w:val="14233B"/>
-                <w:sz w:val="23"/>
-              </w:rPr>
-              <w:t>We can give Babbage the assignment page and related module directions with a narrow instruction: extract the requirements, cite where each one appears, and do not invent missing criteria.</w:t>
-            </w:r>
-          </w:p>
-        </w:tc>
-      </w:tr>
-    </w:tbl>
-    <w:p>
-      <w:pPr>
-        <w:spacing w:after="20"/>
-      </w:pPr>
-    </w:p>
-    <w:tbl>
-      <w:tblPr>
-        <w:tblW w:type="auto" w:w="0"/>
-        <w:jc w:val="center"/>
-        <w:tblLayout w:type="fixed"/>
-        <w:tblLook w:firstColumn="1" w:firstRow="1" w:lastColumn="0" w:lastRow="0" w:noHBand="0" w:noVBand="1" w:val="04A0"/>
-      </w:tblPr>
-      <w:tblGrid>
-        <w:gridCol w:w="3096"/>
-        <w:gridCol w:w="6984"/>
-      </w:tblGrid>
-      <w:tr>
-        <w:trPr>
-          <w:cantSplit/>
-        </w:trPr>
-        <w:tc>
-          <w:tcPr>
-            <w:tcW w:type="dxa" w:w="5112"/>
-            <w:shd w:fill="FBF7ED"/>
-            <w:vAlign w:val="top"/>
-            <w:tcBorders>
-              <w:top w:val="single" w:sz="6" w:color="C8D5E3"/>
-              <w:start w:val="single" w:sz="6" w:color="C8D5E3"/>
-              <w:bottom w:val="single" w:sz="6" w:color="C8D5E3"/>
-              <w:end w:val="single" w:sz="6" w:color="C8D5E3"/>
-            </w:tcBorders>
-          </w:tcPr>
-          <w:p>
-            <w:pPr>
-              <w:spacing w:after="40"/>
-            </w:pPr>
-            <w:r>
-              <w:rPr>
-                <w:rFonts w:ascii="Aptos" w:hAnsi="Aptos"/>
-                <w:b/>
-                <w:color w:val="0B2348"/>
-                <w:sz w:val="20"/>
-              </w:rPr>
-              <w:t>26 · p-s1-case-03ai-c</w:t>
-            </w:r>
-          </w:p>
-          <w:p>
-            <w:pPr>
-              <w:spacing w:after="20"/>
-            </w:pPr>
-            <w:r>
-              <w:rPr>
-                <w:rFonts w:ascii="Aptos" w:hAnsi="Aptos"/>
-                <w:b/>
-                <w:color w:val="1178B5"/>
-                <w:sz w:val="18"/>
-              </w:rPr>
-              <w:t>p-s1-case-03ai-c.mp3</w:t>
-            </w:r>
-          </w:p>
-          <w:p>
-            <w:pPr>
-              <w:spacing w:after="20"/>
-            </w:pPr>
-            <w:r>
-              <w:rPr>
-                <w:rFonts w:ascii="Aptos" w:hAnsi="Aptos"/>
-                <w:color w:val="61748A"/>
-                <w:sz w:val="17"/>
-              </w:rPr>
-              <w:t>Encouraging · s1_case_assignment_ai_demo</w:t>
-            </w:r>
-          </w:p>
-          <w:p>
-            <w:pPr>
-              <w:spacing w:after="0"/>
-            </w:pPr>
-            <w:r>
-              <w:rPr>
-                <w:rFonts w:ascii="Aptos" w:hAnsi="Aptos"/>
-                <w:b/>
-                <w:color w:val="9A5B00"/>
-                <w:sz w:val="16"/>
-              </w:rPr>
-              <w:t>REVIEW WORDING</w:t>
-            </w:r>
-          </w:p>
-        </w:tc>
-        <w:tc>
-          <w:tcPr>
-            <w:tcW w:type="dxa" w:w="5112"/>
-            <w:shd w:fill="FFFFFF"/>
-            <w:vAlign w:val="top"/>
-            <w:tcBorders>
-              <w:top w:val="single" w:sz="6" w:color="C8D5E3"/>
-              <w:start w:val="single" w:sz="6" w:color="C8D5E3"/>
-              <w:bottom w:val="single" w:sz="6" w:color="C8D5E3"/>
-              <w:end w:val="single" w:sz="6" w:color="C8D5E3"/>
-            </w:tcBorders>
-          </w:tcPr>
-          <w:p>
-            <w:pPr>
-              <w:spacing w:after="0"/>
-            </w:pPr>
-            <w:r>
-              <w:rPr>
-                <w:rFonts w:ascii="Aptos" w:hAnsi="Aptos"/>
-                <w:color w:val="14233B"/>
-                <w:sz w:val="23"/>
-              </w:rPr>
-              <w:t>The instructor must compare every extracted requirement to the source and decide what counts as successful evidence before publishing the revision.</w:t>
-            </w:r>
-          </w:p>
-        </w:tc>
-      </w:tr>
-    </w:tbl>
-    <w:p>
-      <w:pPr>
-        <w:spacing w:after="20"/>
-      </w:pPr>
-    </w:p>
-    <w:tbl>
-      <w:tblPr>
-        <w:tblW w:type="auto" w:w="0"/>
-        <w:jc w:val="center"/>
-        <w:tblLayout w:type="fixed"/>
-        <w:tblLook w:firstColumn="1" w:firstRow="1" w:lastColumn="0" w:lastRow="0" w:noHBand="0" w:noVBand="1" w:val="04A0"/>
-      </w:tblPr>
-      <w:tblGrid>
-        <w:gridCol w:w="3096"/>
-        <w:gridCol w:w="6984"/>
-      </w:tblGrid>
-      <w:tr>
-        <w:trPr>
-          <w:cantSplit/>
-        </w:trPr>
-        <w:tc>
-          <w:tcPr>
-            <w:tcW w:type="dxa" w:w="5112"/>
-            <w:shd w:fill="FBF7ED"/>
-            <w:vAlign w:val="top"/>
-            <w:tcBorders>
-              <w:top w:val="single" w:sz="6" w:color="C8D5E3"/>
-              <w:start w:val="single" w:sz="6" w:color="C8D5E3"/>
-              <w:bottom w:val="single" w:sz="6" w:color="C8D5E3"/>
-              <w:end w:val="single" w:sz="6" w:color="C8D5E3"/>
-            </w:tcBorders>
-          </w:tcPr>
-          <w:p>
-            <w:pPr>
-              <w:spacing w:after="40"/>
-            </w:pPr>
-            <w:r>
-              <w:rPr>
-                <w:rFonts w:ascii="Aptos" w:hAnsi="Aptos"/>
-                <w:b/>
-                <w:color w:val="0B2348"/>
-                <w:sz w:val="20"/>
-              </w:rPr>
-              <w:t>27 · p-s1-case-03g</w:t>
-            </w:r>
-          </w:p>
-          <w:p>
-            <w:pPr>
-              <w:spacing w:after="20"/>
-            </w:pPr>
-            <w:r>
-              <w:rPr>
-                <w:rFonts w:ascii="Aptos" w:hAnsi="Aptos"/>
-                <w:b/>
-                <w:color w:val="1178B5"/>
-                <w:sz w:val="18"/>
-              </w:rPr>
-              <w:t>p-s1-case-03g.mp3</w:t>
-            </w:r>
-          </w:p>
-          <w:p>
-            <w:pPr>
-              <w:spacing w:after="20"/>
-            </w:pPr>
-            <w:r>
-              <w:rPr>
-                <w:rFonts w:ascii="Aptos" w:hAnsi="Aptos"/>
-                <w:color w:val="61748A"/>
-                <w:sz w:val="17"/>
-              </w:rPr>
-              <w:t>Encouraging · s1_case_assignment_reveal</w:t>
-            </w:r>
-          </w:p>
-          <w:p>
-            <w:pPr>
-              <w:spacing w:after="0"/>
-            </w:pPr>
-            <w:r>
-              <w:rPr>
-                <w:rFonts w:ascii="Aptos" w:hAnsi="Aptos"/>
-                <w:b/>
-                <w:color w:val="9A5B00"/>
-                <w:sz w:val="16"/>
-              </w:rPr>
-              <w:t>REVIEW WORDING</w:t>
-            </w:r>
-          </w:p>
-        </w:tc>
-        <w:tc>
-          <w:tcPr>
-            <w:tcW w:type="dxa" w:w="5112"/>
-            <w:shd w:fill="FFFFFF"/>
-            <w:vAlign w:val="top"/>
-            <w:tcBorders>
-              <w:top w:val="single" w:sz="6" w:color="C8D5E3"/>
-              <w:start w:val="single" w:sz="6" w:color="C8D5E3"/>
-              <w:bottom w:val="single" w:sz="6" w:color="C8D5E3"/>
-              <w:end w:val="single" w:sz="6" w:color="C8D5E3"/>
-            </w:tcBorders>
-          </w:tcPr>
-          <w:p>
-            <w:pPr>
-              <w:spacing w:after="0"/>
-            </w:pPr>
-            <w:r>
-              <w:rPr>
-                <w:rFonts w:ascii="Aptos" w:hAnsi="Aptos"/>
-                <w:color w:val="14233B"/>
-                <w:sz w:val="23"/>
-              </w:rPr>
-              <w:t>The After view reduces reconstruction. Students can spend their effort on the comparison instead of searching for the assignment.</w:t>
-            </w:r>
-          </w:p>
-        </w:tc>
-      </w:tr>
-    </w:tbl>
-    <w:p>
-      <w:pPr>
-        <w:spacing w:after="20"/>
-      </w:pPr>
+      <w:r>
+        <w:t>Use a natural teaching or student voice. Keep the pacing conversational, avoid announcer delivery, and leave brief clean silence at the start and end for editing.</w:t>
+      </w:r>
     </w:p>
     <w:p>
       <w:pPr>
-        <w:spacing w:before="160" w:after="100"/>
+        <w:pStyle w:val="Heading1"/>
       </w:pPr>
       <w:r>
-        <w:rPr>
-          <w:rFonts w:ascii="Aptos Display" w:hAnsi="Aptos Display"/>
-          <w:b/>
-          <w:color w:val="0B2348"/>
-          <w:sz w:val="30"/>
-        </w:rPr>
-        <w:t>Case 4: Expectations</w:t>
+        <w:t>File delivery checklist</w:t>
       </w:r>
     </w:p>
-    <w:tbl>
-      <w:tblPr>
-        <w:tblW w:type="auto" w:w="0"/>
-        <w:jc w:val="center"/>
-        <w:tblLayout w:type="fixed"/>
-        <w:tblLook w:firstColumn="1" w:firstRow="1" w:lastColumn="0" w:lastRow="0" w:noHBand="0" w:noVBand="1" w:val="04A0"/>
-      </w:tblPr>
-      <w:tblGrid>
-        <w:gridCol w:w="3096"/>
-        <w:gridCol w:w="6984"/>
-      </w:tblGrid>
-      <w:tr>
-        <w:trPr>
-          <w:cantSplit/>
-        </w:trPr>
-        <w:tc>
-          <w:tcPr>
-            <w:tcW w:type="dxa" w:w="5112"/>
-            <w:shd w:fill="FBF7ED"/>
-            <w:vAlign w:val="top"/>
-            <w:tcBorders>
-              <w:top w:val="single" w:sz="6" w:color="C8D5E3"/>
-              <w:start w:val="single" w:sz="6" w:color="C8D5E3"/>
-              <w:bottom w:val="single" w:sz="6" w:color="C8D5E3"/>
-              <w:end w:val="single" w:sz="6" w:color="C8D5E3"/>
-            </w:tcBorders>
-          </w:tcPr>
-          <w:p>
-            <w:pPr>
-              <w:spacing w:after="40"/>
-            </w:pPr>
-            <w:r>
-              <w:rPr>
-                <w:rFonts w:ascii="Aptos" w:hAnsi="Aptos"/>
-                <w:b/>
-                <w:color w:val="0B2348"/>
-                <w:sz w:val="20"/>
-              </w:rPr>
-              <w:t>28 · p-s1-case-04a</w:t>
-            </w:r>
-          </w:p>
-          <w:p>
-            <w:pPr>
-              <w:spacing w:after="20"/>
-            </w:pPr>
-            <w:r>
-              <w:rPr>
-                <w:rFonts w:ascii="Aptos" w:hAnsi="Aptos"/>
-                <w:b/>
-                <w:color w:val="1178B5"/>
-                <w:sz w:val="18"/>
-              </w:rPr>
-              <w:t>p-s1-case-04a.mp3</w:t>
-            </w:r>
-          </w:p>
-          <w:p>
-            <w:pPr>
-              <w:spacing w:after="20"/>
-            </w:pPr>
-            <w:r>
-              <w:rPr>
-                <w:rFonts w:ascii="Aptos" w:hAnsi="Aptos"/>
-                <w:color w:val="61748A"/>
-                <w:sz w:val="17"/>
-              </w:rPr>
-              <w:t>Thinking · s1_case_expectations_briefing</w:t>
-            </w:r>
-          </w:p>
-          <w:p>
-            <w:pPr>
-              <w:spacing w:after="0"/>
-            </w:pPr>
-            <w:r>
-              <w:rPr>
-                <w:rFonts w:ascii="Aptos" w:hAnsi="Aptos"/>
-                <w:b/>
-                <w:color w:val="9A5B00"/>
-                <w:sz w:val="16"/>
-              </w:rPr>
-              <w:t>REVIEW WORDING</w:t>
-            </w:r>
-          </w:p>
-        </w:tc>
-        <w:tc>
-          <w:tcPr>
-            <w:tcW w:type="dxa" w:w="5112"/>
-            <w:shd w:fill="FFFFFF"/>
-            <w:vAlign w:val="top"/>
-            <w:tcBorders>
-              <w:top w:val="single" w:sz="6" w:color="C8D5E3"/>
-              <w:start w:val="single" w:sz="6" w:color="C8D5E3"/>
-              <w:bottom w:val="single" w:sz="6" w:color="C8D5E3"/>
-              <w:end w:val="single" w:sz="6" w:color="C8D5E3"/>
-            </w:tcBorders>
-          </w:tcPr>
-          <w:p>
-            <w:pPr>
-              <w:spacing w:after="0"/>
-            </w:pPr>
-            <w:r>
-              <w:rPr>
-                <w:rFonts w:ascii="Aptos" w:hAnsi="Aptos"/>
-                <w:color w:val="14233B"/>
-                <w:sz w:val="23"/>
-              </w:rPr>
-              <w:t>Case file 4 of 4: expectations at the point of need. The directions exist, but how quickly can Eli find the purpose, workload, deadline, evidence, and required sequence?</w:t>
-            </w:r>
-          </w:p>
-        </w:tc>
-      </w:tr>
-    </w:tbl>
     <w:p>
-      <w:pPr>
-        <w:spacing w:after="20"/>
-      </w:pPr>
-    </w:p>
-    <w:tbl>
-      <w:tblPr>
-        <w:tblW w:type="auto" w:w="0"/>
-        <w:jc w:val="center"/>
-        <w:tblLayout w:type="fixed"/>
-        <w:tblLook w:firstColumn="1" w:firstRow="1" w:lastColumn="0" w:lastRow="0" w:noHBand="0" w:noVBand="1" w:val="04A0"/>
-      </w:tblPr>
-      <w:tblGrid>
-        <w:gridCol w:w="3096"/>
-        <w:gridCol w:w="6984"/>
-      </w:tblGrid>
-      <w:tr>
-        <w:trPr>
-          <w:cantSplit/>
-        </w:trPr>
-        <w:tc>
-          <w:tcPr>
-            <w:tcW w:type="dxa" w:w="5112"/>
-            <w:shd w:fill="FBF7ED"/>
-            <w:vAlign w:val="top"/>
-            <w:tcBorders>
-              <w:top w:val="single" w:sz="6" w:color="C8D5E3"/>
-              <w:start w:val="single" w:sz="6" w:color="C8D5E3"/>
-              <w:bottom w:val="single" w:sz="6" w:color="C8D5E3"/>
-              <w:end w:val="single" w:sz="6" w:color="C8D5E3"/>
-            </w:tcBorders>
-          </w:tcPr>
-          <w:p>
-            <w:pPr>
-              <w:spacing w:after="40"/>
-            </w:pPr>
-            <w:r>
-              <w:rPr>
-                <w:rFonts w:ascii="Aptos" w:hAnsi="Aptos"/>
-                <w:b/>
-                <w:color w:val="0B2348"/>
-                <w:sz w:val="20"/>
-              </w:rPr>
-              <w:t>29 · p-s1-case-04c</w:t>
-            </w:r>
-          </w:p>
-          <w:p>
-            <w:pPr>
-              <w:spacing w:after="20"/>
-            </w:pPr>
-            <w:r>
-              <w:rPr>
-                <w:rFonts w:ascii="Aptos" w:hAnsi="Aptos"/>
-                <w:b/>
-                <w:color w:val="1178B5"/>
-                <w:sz w:val="18"/>
-              </w:rPr>
-              <w:t>p-s1-case-04c.mp3</w:t>
-            </w:r>
-          </w:p>
-          <w:p>
-            <w:pPr>
-              <w:spacing w:after="20"/>
-            </w:pPr>
-            <w:r>
-              <w:rPr>
-                <w:rFonts w:ascii="Aptos" w:hAnsi="Aptos"/>
-                <w:color w:val="61748A"/>
-                <w:sz w:val="17"/>
-              </w:rPr>
-              <w:t>Encouraging · s1_case_expectations_briefing</w:t>
-            </w:r>
-          </w:p>
-          <w:p>
-            <w:pPr>
-              <w:spacing w:after="0"/>
-            </w:pPr>
-            <w:r>
-              <w:rPr>
-                <w:rFonts w:ascii="Aptos" w:hAnsi="Aptos"/>
-                <w:b/>
-                <w:color w:val="9A5B00"/>
-                <w:sz w:val="16"/>
-              </w:rPr>
-              <w:t>REVIEW WORDING</w:t>
-            </w:r>
-          </w:p>
-        </w:tc>
-        <w:tc>
-          <w:tcPr>
-            <w:tcW w:type="dxa" w:w="5112"/>
-            <w:shd w:fill="FFFFFF"/>
-            <w:vAlign w:val="top"/>
-            <w:tcBorders>
-              <w:top w:val="single" w:sz="6" w:color="C8D5E3"/>
-              <w:start w:val="single" w:sz="6" w:color="C8D5E3"/>
-              <w:bottom w:val="single" w:sz="6" w:color="C8D5E3"/>
-              <w:end w:val="single" w:sz="6" w:color="C8D5E3"/>
-            </w:tcBorders>
-          </w:tcPr>
-          <w:p>
-            <w:pPr>
-              <w:spacing w:after="0"/>
-            </w:pPr>
-            <w:r>
-              <w:rPr>
-                <w:rFonts w:ascii="Aptos" w:hAnsi="Aptos"/>
-                <w:color w:val="14233B"/>
-                <w:sz w:val="23"/>
-              </w:rPr>
-              <w:t>Your inspection: find which expectations arrive too late, then reveal how a Start Here page changes the planning experience.</w:t>
-            </w:r>
-          </w:p>
-        </w:tc>
-      </w:tr>
-    </w:tbl>
-    <w:p>
-      <w:pPr>
-        <w:spacing w:after="20"/>
-      </w:pPr>
-    </w:p>
-    <w:tbl>
-      <w:tblPr>
-        <w:tblW w:type="auto" w:w="0"/>
-        <w:jc w:val="center"/>
-        <w:tblLayout w:type="fixed"/>
-        <w:tblLook w:firstColumn="1" w:firstRow="1" w:lastColumn="0" w:lastRow="0" w:noHBand="0" w:noVBand="1" w:val="04A0"/>
-      </w:tblPr>
-      <w:tblGrid>
-        <w:gridCol w:w="3096"/>
-        <w:gridCol w:w="6984"/>
-      </w:tblGrid>
-      <w:tr>
-        <w:trPr>
-          <w:cantSplit/>
-        </w:trPr>
-        <w:tc>
-          <w:tcPr>
-            <w:tcW w:type="dxa" w:w="5112"/>
-            <w:shd w:fill="FBF7ED"/>
-            <w:vAlign w:val="top"/>
-            <w:tcBorders>
-              <w:top w:val="single" w:sz="6" w:color="C8D5E3"/>
-              <w:start w:val="single" w:sz="6" w:color="C8D5E3"/>
-              <w:bottom w:val="single" w:sz="6" w:color="C8D5E3"/>
-              <w:end w:val="single" w:sz="6" w:color="C8D5E3"/>
-            </w:tcBorders>
-          </w:tcPr>
-          <w:p>
-            <w:pPr>
-              <w:spacing w:after="40"/>
-            </w:pPr>
-            <w:r>
-              <w:rPr>
-                <w:rFonts w:ascii="Aptos" w:hAnsi="Aptos"/>
-                <w:b/>
-                <w:color w:val="0B2348"/>
-                <w:sz w:val="20"/>
-              </w:rPr>
-              <w:t>30 · p-s1-case-04e</w:t>
-            </w:r>
-          </w:p>
-          <w:p>
-            <w:pPr>
-              <w:spacing w:after="20"/>
-            </w:pPr>
-            <w:r>
-              <w:rPr>
-                <w:rFonts w:ascii="Aptos" w:hAnsi="Aptos"/>
-                <w:b/>
-                <w:color w:val="1178B5"/>
-                <w:sz w:val="18"/>
-              </w:rPr>
-              <w:t>p-s1-case-04e.mp3</w:t>
-            </w:r>
-          </w:p>
-          <w:p>
-            <w:pPr>
-              <w:spacing w:after="20"/>
-            </w:pPr>
-            <w:r>
-              <w:rPr>
-                <w:rFonts w:ascii="Aptos" w:hAnsi="Aptos"/>
-                <w:color w:val="61748A"/>
-                <w:sz w:val="17"/>
-              </w:rPr>
-              <w:t>Encouraging · s1_case_expectations_explanation</w:t>
-            </w:r>
-          </w:p>
-          <w:p>
-            <w:pPr>
-              <w:spacing w:after="0"/>
-            </w:pPr>
-            <w:r>
-              <w:rPr>
-                <w:rFonts w:ascii="Aptos" w:hAnsi="Aptos"/>
-                <w:b/>
-                <w:color w:val="9A5B00"/>
-                <w:sz w:val="16"/>
-              </w:rPr>
-              <w:t>REVIEW WORDING</w:t>
-            </w:r>
-          </w:p>
-        </w:tc>
-        <w:tc>
-          <w:tcPr>
-            <w:tcW w:type="dxa" w:w="5112"/>
-            <w:shd w:fill="FFFFFF"/>
-            <w:vAlign w:val="top"/>
-            <w:tcBorders>
-              <w:top w:val="single" w:sz="6" w:color="C8D5E3"/>
-              <w:start w:val="single" w:sz="6" w:color="C8D5E3"/>
-              <w:bottom w:val="single" w:sz="6" w:color="C8D5E3"/>
-              <w:end w:val="single" w:sz="6" w:color="C8D5E3"/>
-            </w:tcBorders>
-          </w:tcPr>
-          <w:p>
-            <w:pPr>
-              <w:spacing w:after="0"/>
-            </w:pPr>
-            <w:r>
-              <w:rPr>
-                <w:rFonts w:ascii="Aptos" w:hAnsi="Aptos"/>
-                <w:color w:val="14233B"/>
-                <w:sz w:val="23"/>
-              </w:rPr>
-              <w:t>Exactly. Before we reveal the Start Here repair, we will give Babbage the verified details, review its draft organizer, and decide what the instructor can safely publish.</w:t>
-            </w:r>
-          </w:p>
-        </w:tc>
-      </w:tr>
-    </w:tbl>
-    <w:p>
-      <w:pPr>
-        <w:spacing w:after="20"/>
-      </w:pPr>
-    </w:p>
-    <w:tbl>
-      <w:tblPr>
-        <w:tblW w:type="auto" w:w="0"/>
-        <w:jc w:val="center"/>
-        <w:tblLayout w:type="fixed"/>
-        <w:tblLook w:firstColumn="1" w:firstRow="1" w:lastColumn="0" w:lastRow="0" w:noHBand="0" w:noVBand="1" w:val="04A0"/>
-      </w:tblPr>
-      <w:tblGrid>
-        <w:gridCol w:w="3096"/>
-        <w:gridCol w:w="6984"/>
-      </w:tblGrid>
-      <w:tr>
-        <w:trPr>
-          <w:cantSplit/>
-        </w:trPr>
-        <w:tc>
-          <w:tcPr>
-            <w:tcW w:type="dxa" w:w="5112"/>
-            <w:shd w:fill="FBF7ED"/>
-            <w:vAlign w:val="top"/>
-            <w:tcBorders>
-              <w:top w:val="single" w:sz="6" w:color="C8D5E3"/>
-              <w:start w:val="single" w:sz="6" w:color="C8D5E3"/>
-              <w:bottom w:val="single" w:sz="6" w:color="C8D5E3"/>
-              <w:end w:val="single" w:sz="6" w:color="C8D5E3"/>
-            </w:tcBorders>
-          </w:tcPr>
-          <w:p>
-            <w:pPr>
-              <w:spacing w:after="40"/>
-            </w:pPr>
-            <w:r>
-              <w:rPr>
-                <w:rFonts w:ascii="Aptos" w:hAnsi="Aptos"/>
-                <w:b/>
-                <w:color w:val="0B2348"/>
-                <w:sz w:val="20"/>
-              </w:rPr>
-              <w:t>31 · p-s1-case-04ai-a</w:t>
-            </w:r>
-          </w:p>
-          <w:p>
-            <w:pPr>
-              <w:spacing w:after="20"/>
-            </w:pPr>
-            <w:r>
-              <w:rPr>
-                <w:rFonts w:ascii="Aptos" w:hAnsi="Aptos"/>
-                <w:b/>
-                <w:color w:val="1178B5"/>
-                <w:sz w:val="18"/>
-              </w:rPr>
-              <w:t>p-s1-case-04ai-a.mp3</w:t>
-            </w:r>
-          </w:p>
-          <w:p>
-            <w:pPr>
-              <w:spacing w:after="20"/>
-            </w:pPr>
-            <w:r>
-              <w:rPr>
-                <w:rFonts w:ascii="Aptos" w:hAnsi="Aptos"/>
-                <w:color w:val="61748A"/>
-                <w:sz w:val="17"/>
-              </w:rPr>
-              <w:t>Thinking · s1_case_expectations_ai_demo</w:t>
-            </w:r>
-          </w:p>
-          <w:p>
-            <w:pPr>
-              <w:spacing w:after="0"/>
-            </w:pPr>
-            <w:r>
-              <w:rPr>
-                <w:rFonts w:ascii="Aptos" w:hAnsi="Aptos"/>
-                <w:b/>
-                <w:color w:val="9A5B00"/>
-                <w:sz w:val="16"/>
-              </w:rPr>
-              <w:t>REVIEW WORDING</w:t>
-            </w:r>
-          </w:p>
-        </w:tc>
-        <w:tc>
-          <w:tcPr>
-            <w:tcW w:type="dxa" w:w="5112"/>
-            <w:shd w:fill="FFFFFF"/>
-            <w:vAlign w:val="top"/>
-            <w:tcBorders>
-              <w:top w:val="single" w:sz="6" w:color="C8D5E3"/>
-              <w:start w:val="single" w:sz="6" w:color="C8D5E3"/>
-              <w:bottom w:val="single" w:sz="6" w:color="C8D5E3"/>
-              <w:end w:val="single" w:sz="6" w:color="C8D5E3"/>
-            </w:tcBorders>
-          </w:tcPr>
-          <w:p>
-            <w:pPr>
-              <w:spacing w:after="0"/>
-            </w:pPr>
-            <w:r>
-              <w:rPr>
-                <w:rFonts w:ascii="Aptos" w:hAnsi="Aptos"/>
-                <w:color w:val="14233B"/>
-                <w:sz w:val="23"/>
-              </w:rPr>
-              <w:t>Once the details are verified, AI can convert them into a first-draft Start Here page with the destination, sequence, workload, due point, and next action.</w:t>
-            </w:r>
-          </w:p>
-        </w:tc>
-      </w:tr>
-    </w:tbl>
-    <w:p>
-      <w:pPr>
-        <w:spacing w:after="20"/>
-      </w:pPr>
-    </w:p>
-    <w:tbl>
-      <w:tblPr>
-        <w:tblW w:type="auto" w:w="0"/>
-        <w:jc w:val="center"/>
-        <w:tblLayout w:type="fixed"/>
-        <w:tblLook w:firstColumn="1" w:firstRow="1" w:lastColumn="0" w:lastRow="0" w:noHBand="0" w:noVBand="1" w:val="04A0"/>
-      </w:tblPr>
-      <w:tblGrid>
-        <w:gridCol w:w="3096"/>
-        <w:gridCol w:w="6984"/>
-      </w:tblGrid>
-      <w:tr>
-        <w:trPr>
-          <w:cantSplit/>
-        </w:trPr>
-        <w:tc>
-          <w:tcPr>
-            <w:tcW w:type="dxa" w:w="5112"/>
-            <w:shd w:fill="FBF7ED"/>
-            <w:vAlign w:val="top"/>
-            <w:tcBorders>
-              <w:top w:val="single" w:sz="6" w:color="C8D5E3"/>
-              <w:start w:val="single" w:sz="6" w:color="C8D5E3"/>
-              <w:bottom w:val="single" w:sz="6" w:color="C8D5E3"/>
-              <w:end w:val="single" w:sz="6" w:color="C8D5E3"/>
-            </w:tcBorders>
-          </w:tcPr>
-          <w:p>
-            <w:pPr>
-              <w:spacing w:after="40"/>
-            </w:pPr>
-            <w:r>
-              <w:rPr>
-                <w:rFonts w:ascii="Aptos" w:hAnsi="Aptos"/>
-                <w:b/>
-                <w:color w:val="0B2348"/>
-                <w:sz w:val="20"/>
-              </w:rPr>
-              <w:t>32 · p-s1-case-04ai-c</w:t>
-            </w:r>
-          </w:p>
-          <w:p>
-            <w:pPr>
-              <w:spacing w:after="20"/>
-            </w:pPr>
-            <w:r>
-              <w:rPr>
-                <w:rFonts w:ascii="Aptos" w:hAnsi="Aptos"/>
-                <w:b/>
-                <w:color w:val="1178B5"/>
-                <w:sz w:val="18"/>
-              </w:rPr>
-              <w:t>p-s1-case-04ai-c.mp3</w:t>
-            </w:r>
-          </w:p>
-          <w:p>
-            <w:pPr>
-              <w:spacing w:after="20"/>
-            </w:pPr>
-            <w:r>
-              <w:rPr>
-                <w:rFonts w:ascii="Aptos" w:hAnsi="Aptos"/>
-                <w:color w:val="61748A"/>
-                <w:sz w:val="17"/>
-              </w:rPr>
-              <w:t>Encouraging · s1_case_expectations_ai_demo</w:t>
-            </w:r>
-          </w:p>
-          <w:p>
-            <w:pPr>
-              <w:spacing w:after="0"/>
-            </w:pPr>
-            <w:r>
-              <w:rPr>
-                <w:rFonts w:ascii="Aptos" w:hAnsi="Aptos"/>
-                <w:b/>
-                <w:color w:val="9A5B00"/>
-                <w:sz w:val="16"/>
-              </w:rPr>
-              <w:t>REVIEW WORDING</w:t>
-            </w:r>
-          </w:p>
-        </w:tc>
-        <w:tc>
-          <w:tcPr>
-            <w:tcW w:type="dxa" w:w="5112"/>
-            <w:shd w:fill="FFFFFF"/>
-            <w:vAlign w:val="top"/>
-            <w:tcBorders>
-              <w:top w:val="single" w:sz="6" w:color="C8D5E3"/>
-              <w:start w:val="single" w:sz="6" w:color="C8D5E3"/>
-              <w:bottom w:val="single" w:sz="6" w:color="C8D5E3"/>
-              <w:end w:val="single" w:sz="6" w:color="C8D5E3"/>
-            </w:tcBorders>
-          </w:tcPr>
-          <w:p>
-            <w:pPr>
-              <w:spacing w:after="0"/>
-            </w:pPr>
-            <w:r>
-              <w:rPr>
-                <w:rFonts w:ascii="Aptos" w:hAnsi="Aptos"/>
-                <w:color w:val="14233B"/>
-                <w:sz w:val="23"/>
-              </w:rPr>
-              <w:t>Exactly. Babbage accelerates the first pass. Instructor review turns that draft into trustworthy course design.</w:t>
-            </w:r>
-          </w:p>
-        </w:tc>
-      </w:tr>
-    </w:tbl>
-    <w:p>
-      <w:pPr>
-        <w:spacing w:after="20"/>
-      </w:pPr>
-    </w:p>
-    <w:tbl>
-      <w:tblPr>
-        <w:tblW w:type="auto" w:w="0"/>
-        <w:jc w:val="center"/>
-        <w:tblLayout w:type="fixed"/>
-        <w:tblLook w:firstColumn="1" w:firstRow="1" w:lastColumn="0" w:lastRow="0" w:noHBand="0" w:noVBand="1" w:val="04A0"/>
-      </w:tblPr>
-      <w:tblGrid>
-        <w:gridCol w:w="3096"/>
-        <w:gridCol w:w="6984"/>
-      </w:tblGrid>
-      <w:tr>
-        <w:trPr>
-          <w:cantSplit/>
-        </w:trPr>
-        <w:tc>
-          <w:tcPr>
-            <w:tcW w:type="dxa" w:w="5112"/>
-            <w:shd w:fill="FBF7ED"/>
-            <w:vAlign w:val="top"/>
-            <w:tcBorders>
-              <w:top w:val="single" w:sz="6" w:color="C8D5E3"/>
-              <w:start w:val="single" w:sz="6" w:color="C8D5E3"/>
-              <w:bottom w:val="single" w:sz="6" w:color="C8D5E3"/>
-              <w:end w:val="single" w:sz="6" w:color="C8D5E3"/>
-            </w:tcBorders>
-          </w:tcPr>
-          <w:p>
-            <w:pPr>
-              <w:spacing w:after="40"/>
-            </w:pPr>
-            <w:r>
-              <w:rPr>
-                <w:rFonts w:ascii="Aptos" w:hAnsi="Aptos"/>
-                <w:b/>
-                <w:color w:val="0B2348"/>
-                <w:sz w:val="20"/>
-              </w:rPr>
-              <w:t>33 · p-s1-case-04g</w:t>
-            </w:r>
-          </w:p>
-          <w:p>
-            <w:pPr>
-              <w:spacing w:after="20"/>
-            </w:pPr>
-            <w:r>
-              <w:rPr>
-                <w:rFonts w:ascii="Aptos" w:hAnsi="Aptos"/>
-                <w:b/>
-                <w:color w:val="1178B5"/>
-                <w:sz w:val="18"/>
-              </w:rPr>
-              <w:t>p-s1-case-04g.mp3</w:t>
-            </w:r>
-          </w:p>
-          <w:p>
-            <w:pPr>
-              <w:spacing w:after="20"/>
-            </w:pPr>
-            <w:r>
-              <w:rPr>
-                <w:rFonts w:ascii="Aptos" w:hAnsi="Aptos"/>
-                <w:color w:val="61748A"/>
-                <w:sz w:val="17"/>
-              </w:rPr>
-              <w:t>Thinking · s1_case_expectations_reveal</w:t>
-            </w:r>
-          </w:p>
-          <w:p>
-            <w:pPr>
-              <w:spacing w:after="0"/>
-            </w:pPr>
-            <w:r>
-              <w:rPr>
-                <w:rFonts w:ascii="Aptos" w:hAnsi="Aptos"/>
-                <w:b/>
-                <w:color w:val="9A5B00"/>
-                <w:sz w:val="16"/>
-              </w:rPr>
-              <w:t>REVIEW WORDING</w:t>
-            </w:r>
-          </w:p>
-        </w:tc>
-        <w:tc>
-          <w:tcPr>
-            <w:tcW w:type="dxa" w:w="5112"/>
-            <w:shd w:fill="FFFFFF"/>
-            <w:vAlign w:val="top"/>
-            <w:tcBorders>
-              <w:top w:val="single" w:sz="6" w:color="C8D5E3"/>
-              <w:start w:val="single" w:sz="6" w:color="C8D5E3"/>
-              <w:bottom w:val="single" w:sz="6" w:color="C8D5E3"/>
-              <w:end w:val="single" w:sz="6" w:color="C8D5E3"/>
-            </w:tcBorders>
-          </w:tcPr>
-          <w:p>
-            <w:pPr>
-              <w:spacing w:after="0"/>
-            </w:pPr>
-            <w:r>
-              <w:rPr>
-                <w:rFonts w:ascii="Aptos" w:hAnsi="Aptos"/>
-                <w:color w:val="14233B"/>
-                <w:sz w:val="23"/>
-              </w:rPr>
-              <w:t>The redesign moves expectations forward. That small shift makes the whole module easier to plan and navigate.</w:t>
-            </w:r>
-          </w:p>
-        </w:tc>
-      </w:tr>
-    </w:tbl>
-    <w:p>
-      <w:pPr>
-        <w:spacing w:after="20"/>
-      </w:pPr>
-    </w:p>
-    <w:tbl>
-      <w:tblPr>
-        <w:tblW w:type="auto" w:w="0"/>
-        <w:jc w:val="center"/>
-        <w:tblLayout w:type="fixed"/>
-        <w:tblLook w:firstColumn="1" w:firstRow="1" w:lastColumn="0" w:lastRow="0" w:noHBand="0" w:noVBand="1" w:val="04A0"/>
-      </w:tblPr>
-      <w:tblGrid>
-        <w:gridCol w:w="3096"/>
-        <w:gridCol w:w="6984"/>
-      </w:tblGrid>
-      <w:tr>
-        <w:trPr>
-          <w:cantSplit/>
-        </w:trPr>
-        <w:tc>
-          <w:tcPr>
-            <w:tcW w:type="dxa" w:w="5112"/>
-            <w:shd w:fill="FBF7ED"/>
-            <w:vAlign w:val="top"/>
-            <w:tcBorders>
-              <w:top w:val="single" w:sz="6" w:color="C8D5E3"/>
-              <w:start w:val="single" w:sz="6" w:color="C8D5E3"/>
-              <w:bottom w:val="single" w:sz="6" w:color="C8D5E3"/>
-              <w:end w:val="single" w:sz="6" w:color="C8D5E3"/>
-            </w:tcBorders>
-          </w:tcPr>
-          <w:p>
-            <w:pPr>
-              <w:spacing w:after="40"/>
-            </w:pPr>
-            <w:r>
-              <w:rPr>
-                <w:rFonts w:ascii="Aptos" w:hAnsi="Aptos"/>
-                <w:b/>
-                <w:color w:val="0B2348"/>
-                <w:sz w:val="20"/>
-              </w:rPr>
-              <w:t>34 · p-s1-case-04h</w:t>
-            </w:r>
-          </w:p>
-          <w:p>
-            <w:pPr>
-              <w:spacing w:after="20"/>
-            </w:pPr>
-            <w:r>
-              <w:rPr>
-                <w:rFonts w:ascii="Aptos" w:hAnsi="Aptos"/>
-                <w:b/>
-                <w:color w:val="1178B5"/>
-                <w:sz w:val="18"/>
-              </w:rPr>
-              <w:t>p-s1-case-04h.mp3</w:t>
-            </w:r>
-          </w:p>
-          <w:p>
-            <w:pPr>
-              <w:spacing w:after="20"/>
-            </w:pPr>
-            <w:r>
-              <w:rPr>
-                <w:rFonts w:ascii="Aptos" w:hAnsi="Aptos"/>
-                <w:color w:val="61748A"/>
-                <w:sz w:val="17"/>
-              </w:rPr>
-              <w:t>Encouraging · s1_case_expectations_reveal</w:t>
-            </w:r>
-          </w:p>
-          <w:p>
-            <w:pPr>
-              <w:spacing w:after="0"/>
-            </w:pPr>
-            <w:r>
-              <w:rPr>
-                <w:rFonts w:ascii="Aptos" w:hAnsi="Aptos"/>
-                <w:b/>
-                <w:color w:val="9A5B00"/>
-                <w:sz w:val="16"/>
-              </w:rPr>
-              <w:t>REVIEW WORDING</w:t>
-            </w:r>
-          </w:p>
-        </w:tc>
-        <w:tc>
-          <w:tcPr>
-            <w:tcW w:type="dxa" w:w="5112"/>
-            <w:shd w:fill="FFFFFF"/>
-            <w:vAlign w:val="top"/>
-            <w:tcBorders>
-              <w:top w:val="single" w:sz="6" w:color="C8D5E3"/>
-              <w:start w:val="single" w:sz="6" w:color="C8D5E3"/>
-              <w:bottom w:val="single" w:sz="6" w:color="C8D5E3"/>
-              <w:end w:val="single" w:sz="6" w:color="C8D5E3"/>
-            </w:tcBorders>
-          </w:tcPr>
-          <w:p>
-            <w:pPr>
-              <w:spacing w:after="0"/>
-            </w:pPr>
-            <w:r>
-              <w:rPr>
-                <w:rFonts w:ascii="Aptos" w:hAnsi="Aptos"/>
-                <w:color w:val="14233B"/>
-                <w:sz w:val="23"/>
-              </w:rPr>
-              <w:t>You have now inspected all four repairs. Return to the evidence station and start the Canvas Rescue to build the brief Babbage will actually use.</w:t>
-            </w:r>
-          </w:p>
-        </w:tc>
-      </w:tr>
-    </w:tbl>
-    <w:p>
-      <w:pPr>
-        <w:spacing w:after="20"/>
-      </w:pPr>
+      <w:r>
+        <w:t>☐ Filename matches the approved tracker row</w:t>
+      </w:r>
     </w:p>
     <w:p>
-      <w:pPr>
-        <w:spacing w:before="160" w:after="100"/>
-      </w:pPr>
       <w:r>
-        <w:rPr>
-          <w:rFonts w:ascii="Aptos Display" w:hAnsi="Aptos Display"/>
-          <w:b/>
-          <w:color w:val="0B2348"/>
-          <w:sz w:val="30"/>
-        </w:rPr>
-        <w:t>Canvas Rescue complete</w:t>
+        <w:t>☐ No clipped first or last word</w:t>
       </w:r>
     </w:p>
-    <w:tbl>
-      <w:tblPr>
-        <w:tblW w:type="auto" w:w="0"/>
-        <w:jc w:val="center"/>
-        <w:tblLayout w:type="fixed"/>
-        <w:tblLook w:firstColumn="1" w:firstRow="1" w:lastColumn="0" w:lastRow="0" w:noHBand="0" w:noVBand="1" w:val="04A0"/>
-      </w:tblPr>
-      <w:tblGrid>
-        <w:gridCol w:w="3096"/>
-        <w:gridCol w:w="6984"/>
-      </w:tblGrid>
-      <w:tr>
-        <w:trPr>
-          <w:cantSplit/>
-        </w:trPr>
-        <w:tc>
-          <w:tcPr>
-            <w:tcW w:type="dxa" w:w="5112"/>
-            <w:shd w:fill="FBF7ED"/>
-            <w:vAlign w:val="top"/>
-            <w:tcBorders>
-              <w:top w:val="single" w:sz="6" w:color="C8D5E3"/>
-              <w:start w:val="single" w:sz="6" w:color="C8D5E3"/>
-              <w:bottom w:val="single" w:sz="6" w:color="C8D5E3"/>
-              <w:end w:val="single" w:sz="6" w:color="C8D5E3"/>
-            </w:tcBorders>
-          </w:tcPr>
-          <w:p>
-            <w:pPr>
-              <w:spacing w:after="40"/>
-            </w:pPr>
-            <w:r>
-              <w:rPr>
-                <w:rFonts w:ascii="Aptos" w:hAnsi="Aptos"/>
-                <w:b/>
-                <w:color w:val="0B2348"/>
-                <w:sz w:val="20"/>
-              </w:rPr>
-              <w:t>35 · p-s1-rescue-02</w:t>
-            </w:r>
-          </w:p>
-          <w:p>
-            <w:pPr>
-              <w:spacing w:after="20"/>
-            </w:pPr>
-            <w:r>
-              <w:rPr>
-                <w:rFonts w:ascii="Aptos" w:hAnsi="Aptos"/>
-                <w:b/>
-                <w:color w:val="1178B5"/>
-                <w:sz w:val="18"/>
-              </w:rPr>
-              <w:t>p-s1-rescue-02.mp3</w:t>
-            </w:r>
-          </w:p>
-          <w:p>
-            <w:pPr>
-              <w:spacing w:after="20"/>
-            </w:pPr>
-            <w:r>
-              <w:rPr>
-                <w:rFonts w:ascii="Aptos" w:hAnsi="Aptos"/>
-                <w:color w:val="61748A"/>
-                <w:sz w:val="17"/>
-              </w:rPr>
-              <w:t>Encouraging · s1_canvas_rescue_complete</w:t>
-            </w:r>
-          </w:p>
-          <w:p>
-            <w:pPr>
-              <w:spacing w:after="0"/>
-            </w:pPr>
-            <w:r>
-              <w:rPr>
-                <w:rFonts w:ascii="Aptos" w:hAnsi="Aptos"/>
-                <w:b/>
-                <w:color w:val="9A5B00"/>
-                <w:sz w:val="16"/>
-              </w:rPr>
-              <w:t>REVIEW WORDING</w:t>
-            </w:r>
-          </w:p>
-        </w:tc>
-        <w:tc>
-          <w:tcPr>
-            <w:tcW w:type="dxa" w:w="5112"/>
-            <w:shd w:fill="FFFFFF"/>
-            <w:vAlign w:val="top"/>
-            <w:tcBorders>
-              <w:top w:val="single" w:sz="6" w:color="C8D5E3"/>
-              <w:start w:val="single" w:sz="6" w:color="C8D5E3"/>
-              <w:bottom w:val="single" w:sz="6" w:color="C8D5E3"/>
-              <w:end w:val="single" w:sz="6" w:color="C8D5E3"/>
-            </w:tcBorders>
-          </w:tcPr>
-          <w:p>
-            <w:pPr>
-              <w:spacing w:after="0"/>
-            </w:pPr>
-            <w:r>
-              <w:rPr>
-                <w:rFonts w:ascii="Aptos" w:hAnsi="Aptos"/>
-                <w:color w:val="14233B"/>
-                <w:sz w:val="23"/>
-              </w:rPr>
-              <w:t>And from the instructor side, AI accelerated the inventory, extraction, and first draft without receiving authority to publish or invent course decisions.</w:t>
-            </w:r>
-          </w:p>
-        </w:tc>
-      </w:tr>
-    </w:tbl>
     <w:p>
-      <w:pPr>
-        <w:spacing w:after="20"/>
-      </w:pPr>
-    </w:p>
-    <w:tbl>
-      <w:tblPr>
-        <w:tblW w:type="auto" w:w="0"/>
-        <w:jc w:val="center"/>
-        <w:tblLayout w:type="fixed"/>
-        <w:tblLook w:firstColumn="1" w:firstRow="1" w:lastColumn="0" w:lastRow="0" w:noHBand="0" w:noVBand="1" w:val="04A0"/>
-      </w:tblPr>
-      <w:tblGrid>
-        <w:gridCol w:w="3096"/>
-        <w:gridCol w:w="6984"/>
-      </w:tblGrid>
-      <w:tr>
-        <w:trPr>
-          <w:cantSplit/>
-        </w:trPr>
-        <w:tc>
-          <w:tcPr>
-            <w:tcW w:type="dxa" w:w="5112"/>
-            <w:shd w:fill="FBF7ED"/>
-            <w:vAlign w:val="top"/>
-            <w:tcBorders>
-              <w:top w:val="single" w:sz="6" w:color="C8D5E3"/>
-              <w:start w:val="single" w:sz="6" w:color="C8D5E3"/>
-              <w:bottom w:val="single" w:sz="6" w:color="C8D5E3"/>
-              <w:end w:val="single" w:sz="6" w:color="C8D5E3"/>
-            </w:tcBorders>
-          </w:tcPr>
-          <w:p>
-            <w:pPr>
-              <w:spacing w:after="40"/>
-            </w:pPr>
-            <w:r>
-              <w:rPr>
-                <w:rFonts w:ascii="Aptos" w:hAnsi="Aptos"/>
-                <w:b/>
-                <w:color w:val="0B2348"/>
-                <w:sz w:val="20"/>
-              </w:rPr>
-              <w:t>36 · p-s1-rescue-03</w:t>
-            </w:r>
-          </w:p>
-          <w:p>
-            <w:pPr>
-              <w:spacing w:after="20"/>
-            </w:pPr>
-            <w:r>
-              <w:rPr>
-                <w:rFonts w:ascii="Aptos" w:hAnsi="Aptos"/>
-                <w:b/>
-                <w:color w:val="1178B5"/>
-                <w:sz w:val="18"/>
-              </w:rPr>
-              <w:t>p-s1-rescue-03.mp3</w:t>
-            </w:r>
-          </w:p>
-          <w:p>
-            <w:pPr>
-              <w:spacing w:after="20"/>
-            </w:pPr>
-            <w:r>
-              <w:rPr>
-                <w:rFonts w:ascii="Aptos" w:hAnsi="Aptos"/>
-                <w:color w:val="61748A"/>
-                <w:sz w:val="17"/>
-              </w:rPr>
-              <w:t>Proud · s1_canvas_rescue_complete</w:t>
-            </w:r>
-          </w:p>
-          <w:p>
-            <w:pPr>
-              <w:spacing w:after="0"/>
-            </w:pPr>
-            <w:r>
-              <w:rPr>
-                <w:rFonts w:ascii="Aptos" w:hAnsi="Aptos"/>
-                <w:b/>
-                <w:color w:val="9A5B00"/>
-                <w:sz w:val="16"/>
-              </w:rPr>
-              <w:t>REVIEW WORDING</w:t>
-            </w:r>
-          </w:p>
-        </w:tc>
-        <w:tc>
-          <w:tcPr>
-            <w:tcW w:type="dxa" w:w="5112"/>
-            <w:shd w:fill="FFFFFF"/>
-            <w:vAlign w:val="top"/>
-            <w:tcBorders>
-              <w:top w:val="single" w:sz="6" w:color="C8D5E3"/>
-              <w:start w:val="single" w:sz="6" w:color="C8D5E3"/>
-              <w:bottom w:val="single" w:sz="6" w:color="C8D5E3"/>
-              <w:end w:val="single" w:sz="6" w:color="C8D5E3"/>
-            </w:tcBorders>
-          </w:tcPr>
-          <w:p>
-            <w:pPr>
-              <w:spacing w:after="0"/>
-            </w:pPr>
-            <w:r>
-              <w:rPr>
-                <w:rFonts w:ascii="Aptos" w:hAnsi="Aptos"/>
-                <w:color w:val="14233B"/>
-                <w:sz w:val="23"/>
-              </w:rPr>
-              <w:t>That is the PromptCraft principle: use AI to move the work forward, then use human judgment to make the work trustworthy.</w:t>
-            </w:r>
-          </w:p>
-        </w:tc>
-      </w:tr>
-    </w:tbl>
-    <w:p>
-      <w:pPr>
-        <w:spacing w:after="20"/>
-      </w:pPr>
+      <w:r>
+        <w:t>☐ No background music or room noise</w:t>
+      </w:r>
     </w:p>
     <w:p>
-      <w:pPr>
-        <w:spacing w:before="160" w:after="100"/>
-      </w:pPr>
       <w:r>
-        <w:rPr>
-          <w:rFonts w:ascii="Aptos Display" w:hAnsi="Aptos Display"/>
-          <w:b/>
-          <w:color w:val="0B2348"/>
-          <w:sz w:val="30"/>
-        </w:rPr>
-        <w:t>Scenario 2 opening &amp; diagnosis</w:t>
-      </w:r>
-      <w:r>
-        <w:rPr>
-          <w:rFonts w:ascii="Aptos" w:hAnsi="Aptos"/>
-          <w:i/>
-          <w:color w:val="61748A"/>
-          <w:sz w:val="18"/>
-        </w:rPr>
-        <w:t xml:space="preserve">  Review current wording before recording.</w:t>
+        <w:t>☐ Expression and pacing match the approved cue</w:t>
       </w:r>
     </w:p>
-    <w:tbl>
-      <w:tblPr>
-        <w:tblW w:type="auto" w:w="0"/>
-        <w:jc w:val="center"/>
-        <w:tblLayout w:type="fixed"/>
-        <w:tblLook w:firstColumn="1" w:firstRow="1" w:lastColumn="0" w:lastRow="0" w:noHBand="0" w:noVBand="1" w:val="04A0"/>
-      </w:tblPr>
-      <w:tblGrid>
-        <w:gridCol w:w="3096"/>
-        <w:gridCol w:w="6984"/>
-      </w:tblGrid>
-      <w:tr>
-        <w:trPr>
-          <w:cantSplit/>
-        </w:trPr>
-        <w:tc>
-          <w:tcPr>
-            <w:tcW w:type="dxa" w:w="5112"/>
-            <w:shd w:fill="FBF7ED"/>
-            <w:vAlign w:val="top"/>
-            <w:tcBorders>
-              <w:top w:val="single" w:sz="6" w:color="C8D5E3"/>
-              <w:start w:val="single" w:sz="6" w:color="C8D5E3"/>
-              <w:bottom w:val="single" w:sz="6" w:color="C8D5E3"/>
-              <w:end w:val="single" w:sz="6" w:color="C8D5E3"/>
-            </w:tcBorders>
-          </w:tcPr>
-          <w:p>
-            <w:pPr>
-              <w:spacing w:after="40"/>
-            </w:pPr>
-            <w:r>
-              <w:rPr>
-                <w:rFonts w:ascii="Aptos" w:hAnsi="Aptos"/>
-                <w:b/>
-                <w:color w:val="0B2348"/>
-                <w:sz w:val="20"/>
-              </w:rPr>
-              <w:t>37 · p86</w:t>
-            </w:r>
-          </w:p>
-          <w:p>
-            <w:pPr>
-              <w:spacing w:after="20"/>
-            </w:pPr>
-            <w:r>
-              <w:rPr>
-                <w:rFonts w:ascii="Aptos" w:hAnsi="Aptos"/>
-                <w:b/>
-                <w:color w:val="1178B5"/>
-                <w:sz w:val="18"/>
-              </w:rPr>
-              <w:t>p86.mp3</w:t>
-            </w:r>
-          </w:p>
-          <w:p>
-            <w:pPr>
-              <w:spacing w:after="20"/>
-            </w:pPr>
-            <w:r>
-              <w:rPr>
-                <w:rFonts w:ascii="Aptos" w:hAnsi="Aptos"/>
-                <w:color w:val="61748A"/>
-                <w:sz w:val="17"/>
-              </w:rPr>
-              <w:t>Neutral · scenarioStart_metacognition</w:t>
-            </w:r>
-          </w:p>
-          <w:p>
-            <w:pPr>
-              <w:spacing w:after="0"/>
-            </w:pPr>
-            <w:r>
-              <w:rPr>
-                <w:rFonts w:ascii="Aptos" w:hAnsi="Aptos"/>
-                <w:b/>
-                <w:color w:val="9A5B00"/>
-                <w:sz w:val="16"/>
-              </w:rPr>
-              <w:t>REVIEW WORDING</w:t>
-            </w:r>
-          </w:p>
-        </w:tc>
-        <w:tc>
-          <w:tcPr>
-            <w:tcW w:type="dxa" w:w="5112"/>
-            <w:shd w:fill="FFFFFF"/>
-            <w:vAlign w:val="top"/>
-            <w:tcBorders>
-              <w:top w:val="single" w:sz="6" w:color="C8D5E3"/>
-              <w:start w:val="single" w:sz="6" w:color="C8D5E3"/>
-              <w:bottom w:val="single" w:sz="6" w:color="C8D5E3"/>
-              <w:end w:val="single" w:sz="6" w:color="C8D5E3"/>
-            </w:tcBorders>
-          </w:tcPr>
-          <w:p>
-            <w:pPr>
-              <w:spacing w:after="0"/>
-            </w:pPr>
-            <w:r>
-              <w:rPr>
-                <w:rFonts w:ascii="Aptos" w:hAnsi="Aptos"/>
-                <w:color w:val="14233B"/>
-                <w:sz w:val="23"/>
-              </w:rPr>
-              <w:t>Meet Jordan. He completes his assignments, earns passing grades, and seems to be doing fine.</w:t>
-            </w:r>
-          </w:p>
-        </w:tc>
-      </w:tr>
-    </w:tbl>
     <w:p>
-      <w:pPr>
-        <w:spacing w:after="20"/>
-      </w:pPr>
-    </w:p>
-    <w:tbl>
-      <w:tblPr>
-        <w:tblW w:type="auto" w:w="0"/>
-        <w:jc w:val="center"/>
-        <w:tblLayout w:type="fixed"/>
-        <w:tblLook w:firstColumn="1" w:firstRow="1" w:lastColumn="0" w:lastRow="0" w:noHBand="0" w:noVBand="1" w:val="04A0"/>
-      </w:tblPr>
-      <w:tblGrid>
-        <w:gridCol w:w="3096"/>
-        <w:gridCol w:w="6984"/>
-      </w:tblGrid>
-      <w:tr>
-        <w:trPr>
-          <w:cantSplit/>
-        </w:trPr>
-        <w:tc>
-          <w:tcPr>
-            <w:tcW w:type="dxa" w:w="5112"/>
-            <w:shd w:fill="FBF7ED"/>
-            <w:vAlign w:val="top"/>
-            <w:tcBorders>
-              <w:top w:val="single" w:sz="6" w:color="C8D5E3"/>
-              <w:start w:val="single" w:sz="6" w:color="C8D5E3"/>
-              <w:bottom w:val="single" w:sz="6" w:color="C8D5E3"/>
-              <w:end w:val="single" w:sz="6" w:color="C8D5E3"/>
-            </w:tcBorders>
-          </w:tcPr>
-          <w:p>
-            <w:pPr>
-              <w:spacing w:after="40"/>
-            </w:pPr>
-            <w:r>
-              <w:rPr>
-                <w:rFonts w:ascii="Aptos" w:hAnsi="Aptos"/>
-                <w:b/>
-                <w:color w:val="0B2348"/>
-                <w:sz w:val="20"/>
-              </w:rPr>
-              <w:t>38 · p88</w:t>
-            </w:r>
-          </w:p>
-          <w:p>
-            <w:pPr>
-              <w:spacing w:after="20"/>
-            </w:pPr>
-            <w:r>
-              <w:rPr>
-                <w:rFonts w:ascii="Aptos" w:hAnsi="Aptos"/>
-                <w:b/>
-                <w:color w:val="1178B5"/>
-                <w:sz w:val="18"/>
-              </w:rPr>
-              <w:t>p88.mp3</w:t>
-            </w:r>
-          </w:p>
-          <w:p>
-            <w:pPr>
-              <w:spacing w:after="20"/>
-            </w:pPr>
-            <w:r>
-              <w:rPr>
-                <w:rFonts w:ascii="Aptos" w:hAnsi="Aptos"/>
-                <w:color w:val="61748A"/>
-                <w:sz w:val="17"/>
-              </w:rPr>
-              <w:t>Thinking · scenarioStart_metacognition</w:t>
-            </w:r>
-          </w:p>
-          <w:p>
-            <w:pPr>
-              <w:spacing w:after="0"/>
-            </w:pPr>
-            <w:r>
-              <w:rPr>
-                <w:rFonts w:ascii="Aptos" w:hAnsi="Aptos"/>
-                <w:b/>
-                <w:color w:val="9A5B00"/>
-                <w:sz w:val="16"/>
-              </w:rPr>
-              <w:t>REVIEW WORDING</w:t>
-            </w:r>
-          </w:p>
-        </w:tc>
-        <w:tc>
-          <w:tcPr>
-            <w:tcW w:type="dxa" w:w="5112"/>
-            <w:shd w:fill="FFFFFF"/>
-            <w:vAlign w:val="top"/>
-            <w:tcBorders>
-              <w:top w:val="single" w:sz="6" w:color="C8D5E3"/>
-              <w:start w:val="single" w:sz="6" w:color="C8D5E3"/>
-              <w:bottom w:val="single" w:sz="6" w:color="C8D5E3"/>
-              <w:end w:val="single" w:sz="6" w:color="C8D5E3"/>
-            </w:tcBorders>
-          </w:tcPr>
-          <w:p>
-            <w:pPr>
-              <w:spacing w:after="0"/>
-            </w:pPr>
-            <w:r>
-              <w:rPr>
-                <w:rFonts w:ascii="Aptos" w:hAnsi="Aptos"/>
-                <w:color w:val="14233B"/>
-                <w:sz w:val="23"/>
-              </w:rPr>
-              <w:t>His performance improved. His strategy might have worked. But listen carefully to what Jordan actually knows about his learning.</w:t>
-            </w:r>
-          </w:p>
-        </w:tc>
-      </w:tr>
-    </w:tbl>
-    <w:p>
-      <w:pPr>
-        <w:spacing w:after="20"/>
-      </w:pPr>
-    </w:p>
-    <w:tbl>
-      <w:tblPr>
-        <w:tblW w:type="auto" w:w="0"/>
-        <w:jc w:val="center"/>
-        <w:tblLayout w:type="fixed"/>
-        <w:tblLook w:firstColumn="1" w:firstRow="1" w:lastColumn="0" w:lastRow="0" w:noHBand="0" w:noVBand="1" w:val="04A0"/>
-      </w:tblPr>
-      <w:tblGrid>
-        <w:gridCol w:w="3096"/>
-        <w:gridCol w:w="6984"/>
-      </w:tblGrid>
-      <w:tr>
-        <w:trPr>
-          <w:cantSplit/>
-        </w:trPr>
-        <w:tc>
-          <w:tcPr>
-            <w:tcW w:type="dxa" w:w="5112"/>
-            <w:shd w:fill="FBF7ED"/>
-            <w:vAlign w:val="top"/>
-            <w:tcBorders>
-              <w:top w:val="single" w:sz="6" w:color="C8D5E3"/>
-              <w:start w:val="single" w:sz="6" w:color="C8D5E3"/>
-              <w:bottom w:val="single" w:sz="6" w:color="C8D5E3"/>
-              <w:end w:val="single" w:sz="6" w:color="C8D5E3"/>
-            </w:tcBorders>
-          </w:tcPr>
-          <w:p>
-            <w:pPr>
-              <w:spacing w:after="40"/>
-            </w:pPr>
-            <w:r>
-              <w:rPr>
-                <w:rFonts w:ascii="Aptos" w:hAnsi="Aptos"/>
-                <w:b/>
-                <w:color w:val="0B2348"/>
-                <w:sz w:val="20"/>
-              </w:rPr>
-              <w:t>39 · p89</w:t>
-            </w:r>
-          </w:p>
-          <w:p>
-            <w:pPr>
-              <w:spacing w:after="20"/>
-            </w:pPr>
-            <w:r>
-              <w:rPr>
-                <w:rFonts w:ascii="Aptos" w:hAnsi="Aptos"/>
-                <w:b/>
-                <w:color w:val="1178B5"/>
-                <w:sz w:val="18"/>
-              </w:rPr>
-              <w:t>p89.mp3</w:t>
-            </w:r>
-          </w:p>
-          <w:p>
-            <w:pPr>
-              <w:spacing w:after="20"/>
-            </w:pPr>
-            <w:r>
-              <w:rPr>
-                <w:rFonts w:ascii="Aptos" w:hAnsi="Aptos"/>
-                <w:color w:val="61748A"/>
-                <w:sz w:val="17"/>
-              </w:rPr>
-              <w:t>Encouraging · scenarioStart_metacognition</w:t>
-            </w:r>
-          </w:p>
-          <w:p>
-            <w:pPr>
-              <w:spacing w:after="0"/>
-            </w:pPr>
-            <w:r>
-              <w:rPr>
-                <w:rFonts w:ascii="Aptos" w:hAnsi="Aptos"/>
-                <w:b/>
-                <w:color w:val="9A5B00"/>
-                <w:sz w:val="16"/>
-              </w:rPr>
-              <w:t>REVIEW WORDING</w:t>
-            </w:r>
-          </w:p>
-        </w:tc>
-        <w:tc>
-          <w:tcPr>
-            <w:tcW w:type="dxa" w:w="5112"/>
-            <w:shd w:fill="FFFFFF"/>
-            <w:vAlign w:val="top"/>
-            <w:tcBorders>
-              <w:top w:val="single" w:sz="6" w:color="C8D5E3"/>
-              <w:start w:val="single" w:sz="6" w:color="C8D5E3"/>
-              <w:bottom w:val="single" w:sz="6" w:color="C8D5E3"/>
-              <w:end w:val="single" w:sz="6" w:color="C8D5E3"/>
-            </w:tcBorders>
-          </w:tcPr>
-          <w:p>
-            <w:pPr>
-              <w:spacing w:after="0"/>
-            </w:pPr>
-            <w:r>
-              <w:rPr>
-                <w:rFonts w:ascii="Aptos" w:hAnsi="Aptos"/>
-                <w:color w:val="14233B"/>
-                <w:sz w:val="23"/>
-              </w:rPr>
-              <w:t>Let's figure out what's missing.</w:t>
-            </w:r>
-          </w:p>
-        </w:tc>
-      </w:tr>
-    </w:tbl>
-    <w:p>
-      <w:pPr>
-        <w:spacing w:after="20"/>
-      </w:pPr>
-    </w:p>
-    <w:tbl>
-      <w:tblPr>
-        <w:tblW w:type="auto" w:w="0"/>
-        <w:jc w:val="center"/>
-        <w:tblLayout w:type="fixed"/>
-        <w:tblLook w:firstColumn="1" w:firstRow="1" w:lastColumn="0" w:lastRow="0" w:noHBand="0" w:noVBand="1" w:val="04A0"/>
-      </w:tblPr>
-      <w:tblGrid>
-        <w:gridCol w:w="3096"/>
-        <w:gridCol w:w="6984"/>
-      </w:tblGrid>
-      <w:tr>
-        <w:trPr>
-          <w:cantSplit/>
-        </w:trPr>
-        <w:tc>
-          <w:tcPr>
-            <w:tcW w:type="dxa" w:w="5112"/>
-            <w:shd w:fill="FBF7ED"/>
-            <w:vAlign w:val="top"/>
-            <w:tcBorders>
-              <w:top w:val="single" w:sz="6" w:color="C8D5E3"/>
-              <w:start w:val="single" w:sz="6" w:color="C8D5E3"/>
-              <w:bottom w:val="single" w:sz="6" w:color="C8D5E3"/>
-              <w:end w:val="single" w:sz="6" w:color="C8D5E3"/>
-            </w:tcBorders>
-          </w:tcPr>
-          <w:p>
-            <w:pPr>
-              <w:spacing w:after="40"/>
-            </w:pPr>
-            <w:r>
-              <w:rPr>
-                <w:rFonts w:ascii="Aptos" w:hAnsi="Aptos"/>
-                <w:b/>
-                <w:color w:val="0B2348"/>
-                <w:sz w:val="20"/>
-              </w:rPr>
-              <w:t>40 · p90</w:t>
-            </w:r>
-          </w:p>
-          <w:p>
-            <w:pPr>
-              <w:spacing w:after="20"/>
-            </w:pPr>
-            <w:r>
-              <w:rPr>
-                <w:rFonts w:ascii="Aptos" w:hAnsi="Aptos"/>
-                <w:b/>
-                <w:color w:val="1178B5"/>
-                <w:sz w:val="18"/>
-              </w:rPr>
-              <w:t>p90.mp3</w:t>
-            </w:r>
-          </w:p>
-          <w:p>
-            <w:pPr>
-              <w:spacing w:after="20"/>
-            </w:pPr>
-            <w:r>
-              <w:rPr>
-                <w:rFonts w:ascii="Aptos" w:hAnsi="Aptos"/>
-                <w:color w:val="61748A"/>
-                <w:sz w:val="17"/>
-              </w:rPr>
-              <w:t>Proud · s2_diagnosis_correct</w:t>
-            </w:r>
-          </w:p>
-          <w:p>
-            <w:pPr>
-              <w:spacing w:after="0"/>
-            </w:pPr>
-            <w:r>
-              <w:rPr>
-                <w:rFonts w:ascii="Aptos" w:hAnsi="Aptos"/>
-                <w:b/>
-                <w:color w:val="9A5B00"/>
-                <w:sz w:val="16"/>
-              </w:rPr>
-              <w:t>REVIEW WORDING</w:t>
-            </w:r>
-          </w:p>
-        </w:tc>
-        <w:tc>
-          <w:tcPr>
-            <w:tcW w:type="dxa" w:w="5112"/>
-            <w:shd w:fill="FFFFFF"/>
-            <w:vAlign w:val="top"/>
-            <w:tcBorders>
-              <w:top w:val="single" w:sz="6" w:color="C8D5E3"/>
-              <w:start w:val="single" w:sz="6" w:color="C8D5E3"/>
-              <w:bottom w:val="single" w:sz="6" w:color="C8D5E3"/>
-              <w:end w:val="single" w:sz="6" w:color="C8D5E3"/>
-            </w:tcBorders>
-          </w:tcPr>
-          <w:p>
-            <w:pPr>
-              <w:spacing w:after="0"/>
-            </w:pPr>
-            <w:r>
-              <w:rPr>
-                <w:rFonts w:ascii="Aptos" w:hAnsi="Aptos"/>
-                <w:color w:val="14233B"/>
-                <w:sz w:val="23"/>
-              </w:rPr>
-              <w:t>That's the hidden problem. Jordan has an outcome and a strategy, but no evidence connecting the two. He cannot judge what helped or use that judgment to make his next decision.</w:t>
-            </w:r>
-          </w:p>
-        </w:tc>
-      </w:tr>
-    </w:tbl>
-    <w:p>
-      <w:pPr>
-        <w:spacing w:after="20"/>
-      </w:pPr>
-    </w:p>
-    <w:tbl>
-      <w:tblPr>
-        <w:tblW w:type="auto" w:w="0"/>
-        <w:jc w:val="center"/>
-        <w:tblLayout w:type="fixed"/>
-        <w:tblLook w:firstColumn="1" w:firstRow="1" w:lastColumn="0" w:lastRow="0" w:noHBand="0" w:noVBand="1" w:val="04A0"/>
-      </w:tblPr>
-      <w:tblGrid>
-        <w:gridCol w:w="3096"/>
-        <w:gridCol w:w="6984"/>
-      </w:tblGrid>
-      <w:tr>
-        <w:trPr>
-          <w:cantSplit/>
-        </w:trPr>
-        <w:tc>
-          <w:tcPr>
-            <w:tcW w:type="dxa" w:w="5112"/>
-            <w:shd w:fill="FBF7ED"/>
-            <w:vAlign w:val="top"/>
-            <w:tcBorders>
-              <w:top w:val="single" w:sz="6" w:color="C8D5E3"/>
-              <w:start w:val="single" w:sz="6" w:color="C8D5E3"/>
-              <w:bottom w:val="single" w:sz="6" w:color="C8D5E3"/>
-              <w:end w:val="single" w:sz="6" w:color="C8D5E3"/>
-            </w:tcBorders>
-          </w:tcPr>
-          <w:p>
-            <w:pPr>
-              <w:spacing w:after="40"/>
-            </w:pPr>
-            <w:r>
-              <w:rPr>
-                <w:rFonts w:ascii="Aptos" w:hAnsi="Aptos"/>
-                <w:b/>
-                <w:color w:val="0B2348"/>
-                <w:sz w:val="20"/>
-              </w:rPr>
-              <w:t>41 · p91</w:t>
-            </w:r>
-          </w:p>
-          <w:p>
-            <w:pPr>
-              <w:spacing w:after="20"/>
-            </w:pPr>
-            <w:r>
-              <w:rPr>
-                <w:rFonts w:ascii="Aptos" w:hAnsi="Aptos"/>
-                <w:b/>
-                <w:color w:val="1178B5"/>
-                <w:sz w:val="18"/>
-              </w:rPr>
-              <w:t>p91.mp3</w:t>
-            </w:r>
-          </w:p>
-          <w:p>
-            <w:pPr>
-              <w:spacing w:after="20"/>
-            </w:pPr>
-            <w:r>
-              <w:rPr>
-                <w:rFonts w:ascii="Aptos" w:hAnsi="Aptos"/>
-                <w:color w:val="61748A"/>
-                <w:sz w:val="17"/>
-              </w:rPr>
-              <w:t>Thinking · s2_diagnosis_strategy</w:t>
-            </w:r>
-          </w:p>
-          <w:p>
-            <w:pPr>
-              <w:spacing w:after="0"/>
-            </w:pPr>
-            <w:r>
-              <w:rPr>
-                <w:rFonts w:ascii="Aptos" w:hAnsi="Aptos"/>
-                <w:b/>
-                <w:color w:val="9A5B00"/>
-                <w:sz w:val="16"/>
-              </w:rPr>
-              <w:t>REVIEW WORDING</w:t>
-            </w:r>
-          </w:p>
-        </w:tc>
-        <w:tc>
-          <w:tcPr>
-            <w:tcW w:type="dxa" w:w="5112"/>
-            <w:shd w:fill="FFFFFF"/>
-            <w:vAlign w:val="top"/>
-            <w:tcBorders>
-              <w:top w:val="single" w:sz="6" w:color="C8D5E3"/>
-              <w:start w:val="single" w:sz="6" w:color="C8D5E3"/>
-              <w:bottom w:val="single" w:sz="6" w:color="C8D5E3"/>
-              <w:end w:val="single" w:sz="6" w:color="C8D5E3"/>
-            </w:tcBorders>
-          </w:tcPr>
-          <w:p>
-            <w:pPr>
-              <w:spacing w:after="0"/>
-            </w:pPr>
-            <w:r>
-              <w:rPr>
-                <w:rFonts w:ascii="Aptos" w:hAnsi="Aptos"/>
-                <w:color w:val="14233B"/>
-                <w:sz w:val="23"/>
-              </w:rPr>
-              <w:t>Rereading may not be his best strategy, but replacing it does not solve the deeper problem. Jordan still needs a way to tell why a strategy worked or failed.</w:t>
-            </w:r>
-          </w:p>
-        </w:tc>
-      </w:tr>
-    </w:tbl>
-    <w:p>
-      <w:pPr>
-        <w:spacing w:after="20"/>
-      </w:pPr>
-    </w:p>
-    <w:tbl>
-      <w:tblPr>
-        <w:tblW w:type="auto" w:w="0"/>
-        <w:jc w:val="center"/>
-        <w:tblLayout w:type="fixed"/>
-        <w:tblLook w:firstColumn="1" w:firstRow="1" w:lastColumn="0" w:lastRow="0" w:noHBand="0" w:noVBand="1" w:val="04A0"/>
-      </w:tblPr>
-      <w:tblGrid>
-        <w:gridCol w:w="3096"/>
-        <w:gridCol w:w="6984"/>
-      </w:tblGrid>
-      <w:tr>
-        <w:trPr>
-          <w:cantSplit/>
-        </w:trPr>
-        <w:tc>
-          <w:tcPr>
-            <w:tcW w:type="dxa" w:w="5112"/>
-            <w:shd w:fill="FBF7ED"/>
-            <w:vAlign w:val="top"/>
-            <w:tcBorders>
-              <w:top w:val="single" w:sz="6" w:color="C8D5E3"/>
-              <w:start w:val="single" w:sz="6" w:color="C8D5E3"/>
-              <w:bottom w:val="single" w:sz="6" w:color="C8D5E3"/>
-              <w:end w:val="single" w:sz="6" w:color="C8D5E3"/>
-            </w:tcBorders>
-          </w:tcPr>
-          <w:p>
-            <w:pPr>
-              <w:spacing w:after="40"/>
-            </w:pPr>
-            <w:r>
-              <w:rPr>
-                <w:rFonts w:ascii="Aptos" w:hAnsi="Aptos"/>
-                <w:b/>
-                <w:color w:val="0B2348"/>
-                <w:sz w:val="20"/>
-              </w:rPr>
-              <w:t>42 · p92</w:t>
-            </w:r>
-          </w:p>
-          <w:p>
-            <w:pPr>
-              <w:spacing w:after="20"/>
-            </w:pPr>
-            <w:r>
-              <w:rPr>
-                <w:rFonts w:ascii="Aptos" w:hAnsi="Aptos"/>
-                <w:b/>
-                <w:color w:val="1178B5"/>
-                <w:sz w:val="18"/>
-              </w:rPr>
-              <w:t>p92.mp3</w:t>
-            </w:r>
-          </w:p>
-          <w:p>
-            <w:pPr>
-              <w:spacing w:after="20"/>
-            </w:pPr>
-            <w:r>
-              <w:rPr>
-                <w:rFonts w:ascii="Aptos" w:hAnsi="Aptos"/>
-                <w:color w:val="61748A"/>
-                <w:sz w:val="17"/>
-              </w:rPr>
-              <w:t>Skeptical · s2_diagnosis_motivation</w:t>
-            </w:r>
-          </w:p>
-          <w:p>
-            <w:pPr>
-              <w:spacing w:after="0"/>
-            </w:pPr>
-            <w:r>
-              <w:rPr>
-                <w:rFonts w:ascii="Aptos" w:hAnsi="Aptos"/>
-                <w:b/>
-                <w:color w:val="9A5B00"/>
-                <w:sz w:val="16"/>
-              </w:rPr>
-              <w:t>REVIEW WORDING</w:t>
-            </w:r>
-          </w:p>
-        </w:tc>
-        <w:tc>
-          <w:tcPr>
-            <w:tcW w:type="dxa" w:w="5112"/>
-            <w:shd w:fill="FFFFFF"/>
-            <w:vAlign w:val="top"/>
-            <w:tcBorders>
-              <w:top w:val="single" w:sz="6" w:color="C8D5E3"/>
-              <w:start w:val="single" w:sz="6" w:color="C8D5E3"/>
-              <w:bottom w:val="single" w:sz="6" w:color="C8D5E3"/>
-              <w:end w:val="single" w:sz="6" w:color="C8D5E3"/>
-            </w:tcBorders>
-          </w:tcPr>
-          <w:p>
-            <w:pPr>
-              <w:spacing w:after="0"/>
-            </w:pPr>
-            <w:r>
-              <w:rPr>
-                <w:rFonts w:ascii="Aptos" w:hAnsi="Aptos"/>
-                <w:color w:val="14233B"/>
-                <w:sz w:val="23"/>
-              </w:rPr>
-              <w:t>Jordan completed the work and is trying to understand the result. The evidence points somewhere other than motivation.</w:t>
-            </w:r>
-          </w:p>
-        </w:tc>
-      </w:tr>
-    </w:tbl>
-    <w:p>
-      <w:pPr>
-        <w:spacing w:after="20"/>
-      </w:pPr>
-    </w:p>
-    <w:tbl>
-      <w:tblPr>
-        <w:tblW w:type="auto" w:w="0"/>
-        <w:jc w:val="center"/>
-        <w:tblLayout w:type="fixed"/>
-        <w:tblLook w:firstColumn="1" w:firstRow="1" w:lastColumn="0" w:lastRow="0" w:noHBand="0" w:noVBand="1" w:val="04A0"/>
-      </w:tblPr>
-      <w:tblGrid>
-        <w:gridCol w:w="3096"/>
-        <w:gridCol w:w="6984"/>
-      </w:tblGrid>
-      <w:tr>
-        <w:trPr>
-          <w:cantSplit/>
-        </w:trPr>
-        <w:tc>
-          <w:tcPr>
-            <w:tcW w:type="dxa" w:w="5112"/>
-            <w:shd w:fill="FBF7ED"/>
-            <w:vAlign w:val="top"/>
-            <w:tcBorders>
-              <w:top w:val="single" w:sz="6" w:color="C8D5E3"/>
-              <w:start w:val="single" w:sz="6" w:color="C8D5E3"/>
-              <w:bottom w:val="single" w:sz="6" w:color="C8D5E3"/>
-              <w:end w:val="single" w:sz="6" w:color="C8D5E3"/>
-            </w:tcBorders>
-          </w:tcPr>
-          <w:p>
-            <w:pPr>
-              <w:spacing w:after="40"/>
-            </w:pPr>
-            <w:r>
-              <w:rPr>
-                <w:rFonts w:ascii="Aptos" w:hAnsi="Aptos"/>
-                <w:b/>
-                <w:color w:val="0B2348"/>
-                <w:sz w:val="20"/>
-              </w:rPr>
-              <w:t>43 · p93</w:t>
-            </w:r>
-          </w:p>
-          <w:p>
-            <w:pPr>
-              <w:spacing w:after="20"/>
-            </w:pPr>
-            <w:r>
-              <w:rPr>
-                <w:rFonts w:ascii="Aptos" w:hAnsi="Aptos"/>
-                <w:b/>
-                <w:color w:val="1178B5"/>
-                <w:sz w:val="18"/>
-              </w:rPr>
-              <w:t>p93.mp3</w:t>
-            </w:r>
-          </w:p>
-          <w:p>
-            <w:pPr>
-              <w:spacing w:after="20"/>
-            </w:pPr>
-            <w:r>
-              <w:rPr>
-                <w:rFonts w:ascii="Aptos" w:hAnsi="Aptos"/>
-                <w:color w:val="61748A"/>
-                <w:sz w:val="17"/>
-              </w:rPr>
-              <w:t>Neutral · s2_diagnosis_performance</w:t>
-            </w:r>
-          </w:p>
-          <w:p>
-            <w:pPr>
-              <w:spacing w:after="0"/>
-            </w:pPr>
-            <w:r>
-              <w:rPr>
-                <w:rFonts w:ascii="Aptos" w:hAnsi="Aptos"/>
-                <w:b/>
-                <w:color w:val="9A5B00"/>
-                <w:sz w:val="16"/>
-              </w:rPr>
-              <w:t>REVIEW WORDING</w:t>
-            </w:r>
-          </w:p>
-        </w:tc>
-        <w:tc>
-          <w:tcPr>
-            <w:tcW w:type="dxa" w:w="5112"/>
-            <w:shd w:fill="FFFFFF"/>
-            <w:vAlign w:val="top"/>
-            <w:tcBorders>
-              <w:top w:val="single" w:sz="6" w:color="C8D5E3"/>
-              <w:start w:val="single" w:sz="6" w:color="C8D5E3"/>
-              <w:bottom w:val="single" w:sz="6" w:color="C8D5E3"/>
-              <w:end w:val="single" w:sz="6" w:color="C8D5E3"/>
-            </w:tcBorders>
-          </w:tcPr>
-          <w:p>
-            <w:pPr>
-              <w:spacing w:after="0"/>
-            </w:pPr>
-            <w:r>
-              <w:rPr>
-                <w:rFonts w:ascii="Aptos" w:hAnsi="Aptos"/>
-                <w:color w:val="14233B"/>
-                <w:sz w:val="23"/>
-              </w:rPr>
-              <w:t>The grade tells us how Jordan performed. It does not tell Jordan what produced the learning or what he should do next.</w:t>
-            </w:r>
-          </w:p>
-        </w:tc>
-      </w:tr>
-    </w:tbl>
-    <w:p>
-      <w:pPr>
-        <w:spacing w:after="20"/>
-      </w:pPr>
+      <w:r>
+        <w:t>☐ File opens and plays before it is added to the repository</w:t>
+      </w:r>
     </w:p>
     <w:sectPr>
-      <w:footerReference w:type="default" r:id="rId9"/>
       <w:pgSz w:w="12240" w:h="15840"/>
-      <w:pgMar w:top="864" w:right="1008" w:bottom="864" w:left="1008" w:header="720" w:footer="720" w:gutter="0"/>
+      <w:pgMar w:top="1037" w:right="1181" w:bottom="1037" w:left="1181" w:header="720" w:footer="720" w:gutter="0"/>
       <w:cols w:space="720"/>
       <w:docGrid w:linePitch="360"/>
     </w:sectPr>
   </w:body>
 </w:document>
-</file>
-
-<file path=word/footer1.xml><?xml version="1.0" encoding="utf-8"?>
-<w:ftr xmlns:m="http://schemas.openxmlformats.org/officeDocument/2006/math" xmlns:mc="http://schemas.openxmlformats.org/markup-compatibility/2006" xmlns:mo="http://schemas.microsoft.com/office/mac/office/2008/main" xmlns:mv="urn:schemas-microsoft-com:mac:vml" xmlns:o="urn:schemas-microsoft-com:office:office" xmlns:r="http://schemas.openxmlformats.org/officeDocument/2006/relationships" xmlns:v="urn:schemas-microsoft-com:vml" xmlns:w10="urn:schemas-microsoft-com:office:word" xmlns:w14="http://schemas.microsoft.com/office/word/2010/wordml" xmlns:w="http://schemas.openxmlformats.org/wordprocessingml/2006/main" xmlns:wne="http://schemas.microsoft.com/office/word/2006/wordml" xmlns:wp14="http://schemas.microsoft.com/office/word/2010/wordprocessingDrawing" xmlns:wp="http://schemas.openxmlformats.org/drawingml/2006/wordprocessingDrawing" xmlns:wpc="http://schemas.microsoft.com/office/word/2010/wordprocessingCanvas" xmlns:wpg="http://schemas.microsoft.com/office/word/2010/wordprocessingGroup" xmlns:wpi="http://schemas.microsoft.com/office/word/2010/wordprocessingInk" xmlns:wps="http://schemas.microsoft.com/office/word/2010/wordprocessingShape" mc:Ignorable="w14 wp14">
-  <w:p>
-    <w:pPr>
-      <w:pStyle w:val="Footer"/>
-      <w:jc w:val="center"/>
-    </w:pPr>
-    <w:r>
-      <w:rPr>
-        <w:rFonts w:ascii="Aptos" w:hAnsi="Aptos"/>
-        <w:color w:val="61748A"/>
-        <w:sz w:val="16"/>
-      </w:rPr>
-      <w:t>PromptCraft · The Prompt Lab</w:t>
-    </w:r>
-  </w:p>
-</w:ftr>
 </file>
 
 <file path=word/numbering.xml><?xml version="1.0" encoding="utf-8"?>
@@ -5657,12 +635,9 @@
     <w:name w:val="Normal"/>
     <w:qFormat/>
     <w:rsid w:val="00FC693F"/>
-    <w:pPr>
-      <w:spacing w:after="100"/>
-    </w:pPr>
     <w:rPr>
       <w:rFonts w:ascii="Aptos" w:hAnsi="Aptos"/>
-      <w:color w:val="14233B"/>
+      <w:color w:val="20303C"/>
       <w:sz w:val="21"/>
     </w:rPr>
   </w:style>
@@ -5725,11 +700,11 @@
       <w:outlineLvl w:val="0"/>
     </w:pPr>
     <w:rPr>
-      <w:rFonts w:asciiTheme="majorHAnsi" w:eastAsiaTheme="majorEastAsia" w:hAnsiTheme="majorHAnsi" w:cstheme="majorBidi" w:ascii="Aptos Display" w:hAnsi="Aptos Display"/>
+      <w:rFonts w:asciiTheme="majorHAnsi" w:eastAsiaTheme="majorEastAsia" w:hAnsiTheme="majorHAnsi" w:cstheme="majorBidi"/>
       <w:b/>
       <w:bCs/>
-      <w:color w:val="0B2348"/>
-      <w:sz w:val="34"/>
+      <w:color w:val="365F91" w:themeColor="accent1" w:themeShade="BF"/>
+      <w:sz w:val="28"/>
       <w:szCs w:val="28"/>
     </w:rPr>
   </w:style>
@@ -5749,10 +724,10 @@
       <w:outlineLvl w:val="1"/>
     </w:pPr>
     <w:rPr>
-      <w:rFonts w:asciiTheme="majorHAnsi" w:eastAsiaTheme="majorEastAsia" w:hAnsiTheme="majorHAnsi" w:cstheme="majorBidi" w:ascii="Aptos Display" w:hAnsi="Aptos Display"/>
+      <w:rFonts w:asciiTheme="majorHAnsi" w:eastAsiaTheme="majorEastAsia" w:hAnsiTheme="majorHAnsi" w:cstheme="majorBidi"/>
       <w:b/>
       <w:bCs/>
-      <w:color w:val="1178B5"/>
+      <w:color w:val="4F81BD" w:themeColor="accent1"/>
       <w:sz w:val="26"/>
       <w:szCs w:val="26"/>
     </w:rPr>
@@ -6014,9 +989,8 @@
       <w:contextualSpacing/>
     </w:pPr>
     <w:rPr>
-      <w:rFonts w:asciiTheme="majorHAnsi" w:eastAsiaTheme="majorEastAsia" w:hAnsiTheme="majorHAnsi" w:cstheme="majorBidi" w:ascii="Aptos Display" w:hAnsi="Aptos Display"/>
-      <w:b/>
-      <w:color w:val="0B2348"/>
+      <w:rFonts w:asciiTheme="majorHAnsi" w:eastAsiaTheme="majorEastAsia" w:hAnsiTheme="majorHAnsi" w:cstheme="majorBidi"/>
+      <w:color w:val="17365D" w:themeColor="text2" w:themeShade="BF"/>
       <w:spacing w:val="5"/>
       <w:kern w:val="28"/>
       <w:sz w:val="52"/>
